--- a/6-过程管理/流程制度规范类文件/TXHS-06-09-服务可用性和连续性管理制度.docx
+++ b/6-过程管理/流程制度规范类文件/TXHS-06-09-服务可用性和连续性管理制度.docx
@@ -22,6 +22,8 @@
         <w:textAlignment w:val="baseline"/>
       </w:pPr>
       <w:bookmarkStart w:id="0" w:name="_Toc15780"/>
+      <w:bookmarkStart w:id="21" w:name="_GoBack"/>
+      <w:bookmarkEnd w:id="21"/>
       <w:r>
         <w:drawing>
           <wp:anchor distT="0" distB="0" distL="114300" distR="114300" simplePos="0" relativeHeight="251661312" behindDoc="1" locked="0" layoutInCell="1" allowOverlap="1">
@@ -618,17 +620,7 @@
                 <w:vertAlign w:val="baseline"/>
                 <w:lang w:val="en-US" w:eastAsia="zh-CN"/>
               </w:rPr>
-              <w:t>审核</w:t>
-            </w:r>
-            <w:bookmarkStart w:id="21" w:name="_GoBack"/>
-            <w:bookmarkEnd w:id="21"/>
-            <w:r>
-              <w:rPr>
-                <w:rFonts w:hint="eastAsia"/>
-                <w:vertAlign w:val="baseline"/>
-                <w:lang w:val="en-US" w:eastAsia="zh-CN"/>
-              </w:rPr>
-              <w:t>时间</w:t>
+              <w:t>审核时间</w:t>
             </w:r>
             <w:r>
               <w:rPr>
@@ -3630,7 +3622,21 @@
           <w:rFonts w:hint="default"/>
           <w:lang w:val="en-US" w:eastAsia="zh-CN"/>
         </w:rPr>
-        <w:t>为确保公司提供的软件运维服务能够达成并维持与客户约定的可用性水平，并在发生重大中断时能迅速、有效地恢复服务，最大限度降低对客户业务的影响，保障服务的可靠性与韧性，特制定本制度。</w:t>
+        <w:t>为确保公司提供的</w:t>
+      </w:r>
+      <w:r>
+        <w:rPr>
+          <w:rFonts w:hint="eastAsia"/>
+          <w:lang w:val="en-US" w:eastAsia="zh-CN"/>
+        </w:rPr>
+        <w:t>运维服务</w:t>
+      </w:r>
+      <w:r>
+        <w:rPr>
+          <w:rFonts w:hint="default"/>
+          <w:lang w:val="en-US" w:eastAsia="zh-CN"/>
+        </w:rPr>
+        <w:t>能够达成并维持与客户约定的可用性水平，并在发生重大中断时能迅速、有效地恢复服务，最大限度降低对客户业务的影响，保障服务的可靠性与韧性，特制定本制度。</w:t>
       </w:r>
     </w:p>
     <w:p>
@@ -3692,7 +3698,21 @@
           <w:rFonts w:hint="default"/>
           <w:lang w:val="en-US" w:eastAsia="zh-CN"/>
         </w:rPr>
-        <w:t>本制度适用于公司所有软件运维服务项目，涵盖从服务可用性目标管理、日常监控到服务连续性计划制定、演练及应急响应的全过程。</w:t>
+        <w:t>本制度适用于公司所有</w:t>
+      </w:r>
+      <w:r>
+        <w:rPr>
+          <w:rFonts w:hint="eastAsia"/>
+          <w:lang w:val="en-US" w:eastAsia="zh-CN"/>
+        </w:rPr>
+        <w:t>运维服务</w:t>
+      </w:r>
+      <w:r>
+        <w:rPr>
+          <w:rFonts w:hint="default"/>
+          <w:lang w:val="en-US" w:eastAsia="zh-CN"/>
+        </w:rPr>
+        <w:t>项目，涵盖从服务可用性目标管理、日常监控到服务连续性计划制定、演练及应急响应的全过程。</w:t>
       </w:r>
     </w:p>
     <w:p>
@@ -5292,7 +5312,6 @@
             <w:insideH w:val="single" w:color="auto" w:sz="4" w:space="0"/>
             <w:insideV w:val="single" w:color="auto" w:sz="4" w:space="0"/>
           </w:tblBorders>
-          <w:shd w:val="clear" w:color="auto" w:fill="auto"/>
           <w:tblCellMar>
             <w:top w:w="15" w:type="dxa"/>
             <w:left w:w="15" w:type="dxa"/>
@@ -7154,7 +7173,6 @@
             <w:insideH w:val="none" w:color="auto" w:sz="0" w:space="0"/>
             <w:insideV w:val="none" w:color="auto" w:sz="0" w:space="0"/>
           </w:tblBorders>
-          <w:shd w:val="clear" w:color="auto" w:fill="auto"/>
           <w:tblCellMar>
             <w:top w:w="0" w:type="dxa"/>
             <w:left w:w="108" w:type="dxa"/>
@@ -7384,7 +7402,6 @@
             <w:insideH w:val="none" w:color="auto" w:sz="0" w:space="0"/>
             <w:insideV w:val="none" w:color="auto" w:sz="0" w:space="0"/>
           </w:tblBorders>
-          <w:shd w:val="clear" w:color="auto" w:fill="auto"/>
           <w:tblCellMar>
             <w:top w:w="0" w:type="dxa"/>
             <w:left w:w="108" w:type="dxa"/>

--- a/6-过程管理/流程制度规范类文件/TXHS-06-09-服务可用性和连续性管理制度.docx
+++ b/6-过程管理/流程制度规范类文件/TXHS-06-09-服务可用性和连续性管理制度.docx
@@ -1,10 +1,11 @@
 
 <file path=word/document.xml><?xml version="1.0" encoding="utf-8"?>
-<w:document xmlns:wpc="http://schemas.microsoft.com/office/word/2010/wordprocessingCanvas" xmlns:mc="http://schemas.openxmlformats.org/markup-compatibility/2006" xmlns:o="urn:schemas-microsoft-com:office:office" xmlns:r="http://schemas.openxmlformats.org/officeDocument/2006/relationships" xmlns:m="http://schemas.openxmlformats.org/officeDocument/2006/math" xmlns:v="urn:schemas-microsoft-com:vml" xmlns:wp14="http://schemas.microsoft.com/office/word/2010/wordprocessingDrawing" xmlns:wp="http://schemas.openxmlformats.org/drawingml/2006/wordprocessingDrawing" xmlns:w="http://schemas.openxmlformats.org/wordprocessingml/2006/main" xmlns:w14="http://schemas.microsoft.com/office/word/2010/wordml" xmlns:w10="urn:schemas-microsoft-com:office:word" xmlns:w15="http://schemas.microsoft.com/office/word/2012/wordml" xmlns:wpg="http://schemas.microsoft.com/office/word/2010/wordprocessingGroup" xmlns:wpi="http://schemas.microsoft.com/office/word/2010/wordprocessingInk" xmlns:wne="http://schemas.microsoft.com/office/word/2006/wordml" xmlns:wps="http://schemas.microsoft.com/office/word/2010/wordprocessingShape" xmlns:wpsCustomData="http://www.wps.cn/officeDocument/2013/wpsCustomData" mc:Ignorable="w14 w15 wp14">
+<w:document xmlns:wpc="http://schemas.microsoft.com/office/word/2010/wordprocessingCanvas" xmlns:mc="http://schemas.openxmlformats.org/markup-compatibility/2006" xmlns:o="urn:schemas-microsoft-com:office:office" xmlns:r="http://schemas.openxmlformats.org/officeDocument/2006/relationships" xmlns:m="http://schemas.openxmlformats.org/officeDocument/2006/math" xmlns:v="urn:schemas-microsoft-com:vml" xmlns:wp14="http://schemas.microsoft.com/office/word/2010/wordprocessingDrawing" xmlns:wp="http://schemas.openxmlformats.org/drawingml/2006/wordprocessingDrawing" xmlns:w10="urn:schemas-microsoft-com:office:word" xmlns:w="http://schemas.openxmlformats.org/wordprocessingml/2006/main" xmlns:w14="http://schemas.microsoft.com/office/word/2010/wordml" xmlns:w15="http://schemas.microsoft.com/office/word/2012/wordml" xmlns:wne="http://schemas.microsoft.com/office/word/2006/wordml" xmlns:wpg="http://schemas.microsoft.com/office/word/2010/wordprocessingGroup" xmlns:wpi="http://schemas.microsoft.com/office/word/2010/wordprocessingInk" xmlns:wps="http://schemas.microsoft.com/office/word/2010/wordprocessingShape" mc:Ignorable="w14 w15 wp14">
+  <!-- Generated by Aspose.Words for .NET 13.3.0.1 -->
   <w:body>
     <w:p>
       <w:pPr>
-        <w:pStyle w:val="24"/>
+        <w:pStyle w:val="a"/>
         <w:keepNext w:val="0"/>
         <w:keepLines w:val="0"/>
         <w:pageBreakBefore w:val="0"/>
@@ -22,11 +23,11 @@
         <w:textAlignment w:val="baseline"/>
       </w:pPr>
       <w:bookmarkStart w:id="0" w:name="_Toc15780"/>
-      <w:bookmarkStart w:id="21" w:name="_GoBack"/>
-      <w:bookmarkEnd w:id="21"/>
+      <w:bookmarkStart w:id="1" w:name="_GoBack"/>
+      <w:bookmarkEnd w:id="1"/>
       <w:r>
         <w:drawing>
-          <wp:anchor distT="0" distB="0" distL="114300" distR="114300" simplePos="0" relativeHeight="251661312" behindDoc="1" locked="0" layoutInCell="1" allowOverlap="1">
+          <wp:anchor distT="0" distB="0" distL="114300" distR="114300" simplePos="0" relativeHeight="251660288" behindDoc="1" locked="0" layoutInCell="1" allowOverlap="1">
             <wp:simplePos x="0" y="0"/>
             <wp:positionH relativeFrom="column">
               <wp:posOffset>-19050</wp:posOffset>
@@ -51,7 +52,7 @@
                     </pic:cNvPicPr>
                   </pic:nvPicPr>
                   <pic:blipFill>
-                    <a:blip r:embed="rId7"/>
+                    <a:blip xmlns:r="http://schemas.openxmlformats.org/officeDocument/2006/relationships" r:embed="rId4"/>
                     <a:stretch>
                       <a:fillRect/>
                     </a:stretch>
@@ -77,7 +78,7 @@
       </w:r>
       <w:r>
         <w:drawing>
-          <wp:anchor distT="0" distB="0" distL="114300" distR="114300" simplePos="0" relativeHeight="251660288" behindDoc="1" locked="0" layoutInCell="1" allowOverlap="1">
+          <wp:anchor distT="0" distB="0" distL="114300" distR="114300" simplePos="0" relativeHeight="251659264" behindDoc="1" locked="0" layoutInCell="1" allowOverlap="1">
             <wp:simplePos x="0" y="0"/>
             <wp:positionH relativeFrom="column">
               <wp:posOffset>0</wp:posOffset>
@@ -102,7 +103,7 @@
                     </pic:cNvPicPr>
                   </pic:nvPicPr>
                   <pic:blipFill>
-                    <a:blip r:embed="rId8"/>
+                    <a:blip xmlns:r="http://schemas.openxmlformats.org/officeDocument/2006/relationships" r:embed="rId5"/>
                     <a:stretch>
                       <a:fillRect/>
                     </a:stretch>
@@ -132,7 +133,7 @@
           <w:lang w:val="en-US" w:eastAsia="zh-CN"/>
         </w:rPr>
         <w:drawing>
-          <wp:anchor distT="0" distB="0" distL="114300" distR="114300" simplePos="0" relativeHeight="251659264" behindDoc="1" locked="0" layoutInCell="1" allowOverlap="1">
+          <wp:anchor distT="0" distB="0" distL="114300" distR="114300" simplePos="0" relativeHeight="251658240" behindDoc="1" locked="0" layoutInCell="1" allowOverlap="1">
             <wp:simplePos x="0" y="0"/>
             <wp:positionH relativeFrom="column">
               <wp:posOffset>635</wp:posOffset>
@@ -157,7 +158,7 @@
                     </pic:cNvPicPr>
                   </pic:nvPicPr>
                   <pic:blipFill>
-                    <a:blip r:embed="rId9">
+                    <a:blip xmlns:r="http://schemas.openxmlformats.org/officeDocument/2006/relationships" r:embed="rId6">
                       <a:alphaModFix amt="58000"/>
                       <a:lum contrast="-52000"/>
                     </a:blip>
@@ -191,7 +192,7 @@
     </w:p>
     <w:p>
       <w:pPr>
-        <w:pStyle w:val="25"/>
+        <w:pStyle w:val="a0"/>
         <w:keepNext w:val="0"/>
         <w:keepLines w:val="0"/>
         <w:pageBreakBefore w:val="0"/>
@@ -212,7 +213,7 @@
           <w:lang w:val="en-US" w:eastAsia="zh-CN"/>
         </w:rPr>
       </w:pPr>
-      <w:bookmarkStart w:id="1" w:name="_Toc28056"/>
+      <w:bookmarkStart w:id="2" w:name="_Toc28056"/>
       <w:r>
         <w:rPr>
           <w:rFonts w:hint="eastAsia"/>
@@ -220,7 +221,7 @@
         </w:rPr>
         <w:t>服务可用性和连续性管理制度</w:t>
       </w:r>
-      <w:bookmarkEnd w:id="1"/>
+      <w:bookmarkEnd w:id="2"/>
     </w:p>
     <w:p>
       <w:pPr>
@@ -238,11 +239,11 @@
         <w:adjustRightInd w:val="0"/>
         <w:snapToGrid w:val="0"/>
         <w:spacing w:after="624" w:afterLines="200" w:line="219" w:lineRule="auto"/>
-        <w:ind w:left="0" w:leftChars="0" w:right="0" w:rightChars="0" w:firstLine="0" w:firstLineChars="0"/>
+        <w:ind w:left="0" w:right="0" w:firstLine="0" w:leftChars="0" w:rightChars="0" w:firstLineChars="0"/>
         <w:jc w:val="center"/>
         <w:textAlignment w:val="baseline"/>
         <w:rPr>
-          <w:rFonts w:hint="eastAsia" w:ascii="宋体" w:hAnsi="宋体" w:eastAsia="宋体" w:cs="宋体"/>
+          <w:rFonts w:ascii="宋体" w:eastAsia="宋体" w:hAnsi="宋体" w:cs="宋体" w:hint="eastAsia"/>
           <w:sz w:val="24"/>
           <w:szCs w:val="24"/>
           <w:lang w:val="en-US" w:eastAsia="zh-CN"/>
@@ -250,7 +251,7 @@
       </w:pPr>
       <w:r>
         <w:rPr>
-          <w:rFonts w:ascii="宋体" w:hAnsi="宋体" w:eastAsia="宋体" w:cs="宋体"/>
+          <w:rFonts w:ascii="宋体" w:eastAsia="宋体" w:hAnsi="宋体" w:cs="宋体"/>
           <w:b/>
           <w:bCs/>
           <w:spacing w:val="-3"/>
@@ -261,7 +262,7 @@
       </w:r>
       <w:r>
         <w:rPr>
-          <w:rFonts w:hint="eastAsia" w:ascii="宋体" w:hAnsi="宋体" w:eastAsia="宋体" w:cs="宋体"/>
+          <w:rFonts w:ascii="宋体" w:eastAsia="宋体" w:hAnsi="宋体" w:cs="宋体" w:hint="eastAsia"/>
           <w:b/>
           <w:bCs/>
           <w:spacing w:val="-3"/>
@@ -273,7 +274,7 @@
       </w:r>
       <w:r>
         <w:rPr>
-          <w:rFonts w:ascii="宋体" w:hAnsi="宋体" w:eastAsia="宋体" w:cs="宋体"/>
+          <w:rFonts w:ascii="宋体" w:eastAsia="宋体" w:hAnsi="宋体" w:cs="宋体"/>
           <w:b/>
           <w:bCs/>
           <w:spacing w:val="-3"/>
@@ -284,7 +285,7 @@
       </w:r>
       <w:r>
         <w:rPr>
-          <w:rFonts w:hint="eastAsia" w:ascii="宋体" w:hAnsi="宋体" w:cs="宋体"/>
+          <w:rFonts w:ascii="宋体" w:hAnsi="宋体" w:cs="宋体" w:hint="eastAsia"/>
           <w:b/>
           <w:bCs/>
           <w:spacing w:val="-3"/>
@@ -296,7 +297,7 @@
       </w:r>
       <w:r>
         <w:rPr>
-          <w:rFonts w:ascii="宋体" w:hAnsi="宋体" w:eastAsia="宋体" w:cs="宋体"/>
+          <w:rFonts w:ascii="宋体" w:eastAsia="宋体" w:hAnsi="宋体" w:cs="宋体"/>
           <w:b/>
           <w:bCs/>
           <w:spacing w:val="-3"/>
@@ -307,7 +308,7 @@
       </w:r>
       <w:r>
         <w:rPr>
-          <w:rFonts w:hint="eastAsia" w:ascii="宋体" w:hAnsi="宋体" w:cs="宋体"/>
+          <w:rFonts w:ascii="宋体" w:hAnsi="宋体" w:cs="宋体" w:hint="eastAsia"/>
           <w:b/>
           <w:bCs/>
           <w:spacing w:val="-3"/>
@@ -320,18 +321,17 @@
     </w:p>
     <w:tbl>
       <w:tblPr>
-        <w:tblStyle w:val="21"/>
+        <w:tblStyle w:val="TableGrid"/>
         <w:tblW w:w="0" w:type="auto"/>
         <w:jc w:val="center"/>
         <w:tblBorders>
-          <w:top w:val="none" w:color="auto" w:sz="0" w:space="0"/>
-          <w:left w:val="none" w:color="auto" w:sz="0" w:space="0"/>
-          <w:bottom w:val="none" w:color="auto" w:sz="0" w:space="0"/>
-          <w:right w:val="none" w:color="auto" w:sz="0" w:space="0"/>
-          <w:insideH w:val="none" w:color="auto" w:sz="0" w:space="0"/>
-          <w:insideV w:val="none" w:color="auto" w:sz="0" w:space="0"/>
+          <w:top w:val="nil"/>
+          <w:left w:val="nil"/>
+          <w:bottom w:val="nil"/>
+          <w:right w:val="nil"/>
+          <w:insideH w:val="nil"/>
+          <w:insideV w:val="nil"/>
         </w:tblBorders>
-        <w:tblLayout w:type="autofit"/>
         <w:tblCellMar>
           <w:top w:w="0" w:type="dxa"/>
           <w:left w:w="108" w:type="dxa"/>
@@ -345,13 +345,15 @@
       </w:tblGrid>
       <w:tr>
         <w:tblPrEx>
+          <w:tblW w:w="0" w:type="auto"/>
+          <w:jc w:val="center"/>
           <w:tblBorders>
-            <w:top w:val="none" w:color="auto" w:sz="0" w:space="0"/>
-            <w:left w:val="none" w:color="auto" w:sz="0" w:space="0"/>
-            <w:bottom w:val="none" w:color="auto" w:sz="0" w:space="0"/>
-            <w:right w:val="none" w:color="auto" w:sz="0" w:space="0"/>
-            <w:insideH w:val="none" w:color="auto" w:sz="0" w:space="0"/>
-            <w:insideV w:val="none" w:color="auto" w:sz="0" w:space="0"/>
+            <w:top w:val="nil"/>
+            <w:left w:val="nil"/>
+            <w:bottom w:val="nil"/>
+            <w:right w:val="nil"/>
+            <w:insideH w:val="nil"/>
+            <w:insideV w:val="nil"/>
           </w:tblBorders>
           <w:tblCellMar>
             <w:top w:w="0" w:type="dxa"/>
@@ -361,7 +363,7 @@
           </w:tblCellMar>
         </w:tblPrEx>
         <w:trPr>
-          <w:trHeight w:val="810" w:hRule="atLeast"/>
+          <w:trHeight w:val="810"/>
           <w:jc w:val="center"/>
         </w:trPr>
         <w:tc>
@@ -400,7 +402,7 @@
             </w:r>
             <w:r>
               <w:rPr>
-                <w:rFonts w:hint="default" w:asciiTheme="minorAscii" w:hAnsiTheme="minorAscii" w:eastAsiaTheme="minorEastAsia"/>
+                <w:rFonts w:asciiTheme="minorAscii" w:eastAsiaTheme="minorEastAsia" w:hAnsiTheme="minorAscii" w:hint="default"/>
                 <w:spacing w:val="227"/>
                 <w:sz w:val="21"/>
                 <w:vertAlign w:val="baseline"/>
@@ -455,7 +457,7 @@
             </w:r>
             <w:r>
               <w:rPr>
-                <w:rFonts w:hint="eastAsia" w:asciiTheme="minorAscii" w:hAnsiTheme="minorAscii" w:eastAsiaTheme="minorEastAsia"/>
+                <w:rFonts w:asciiTheme="minorAscii" w:eastAsiaTheme="minorEastAsia" w:hAnsiTheme="minorAscii" w:hint="eastAsia"/>
                 <w:spacing w:val="227"/>
                 <w:sz w:val="21"/>
                 <w:vertAlign w:val="baseline"/>
@@ -477,14 +479,8 @@
       </w:tr>
       <w:tr>
         <w:tblPrEx>
-          <w:tblBorders>
-            <w:top w:val="none" w:color="auto" w:sz="0" w:space="0"/>
-            <w:left w:val="none" w:color="auto" w:sz="0" w:space="0"/>
-            <w:bottom w:val="none" w:color="auto" w:sz="0" w:space="0"/>
-            <w:right w:val="none" w:color="auto" w:sz="0" w:space="0"/>
-            <w:insideH w:val="none" w:color="auto" w:sz="0" w:space="0"/>
-            <w:insideV w:val="none" w:color="auto" w:sz="0" w:space="0"/>
-          </w:tblBorders>
+          <w:tblW w:w="0" w:type="auto"/>
+          <w:jc w:val="center"/>
           <w:tblCellMar>
             <w:top w:w="0" w:type="dxa"/>
             <w:left w:w="108" w:type="dxa"/>
@@ -493,7 +489,7 @@
           </w:tblCellMar>
         </w:tblPrEx>
         <w:trPr>
-          <w:trHeight w:val="810" w:hRule="atLeast"/>
+          <w:trHeight w:val="810"/>
           <w:jc w:val="center"/>
         </w:trPr>
         <w:tc>
@@ -518,7 +514,7 @@
               <w:snapToGrid w:val="0"/>
               <w:textAlignment w:val="baseline"/>
               <w:rPr>
-                <w:rFonts w:hint="default" w:ascii="Arial" w:hAnsi="Arial" w:eastAsia="Arial" w:cs="Arial"/>
+                <w:rFonts w:ascii="Arial" w:eastAsia="Arial" w:hAnsi="Arial" w:cs="Arial" w:hint="default"/>
                 <w:snapToGrid w:val="0"/>
                 <w:color w:val="000000"/>
                 <w:kern w:val="0"/>
@@ -550,7 +546,7 @@
             </w:r>
             <w:r>
               <w:rPr>
-                <w:rFonts w:hint="default" w:asciiTheme="minorAscii" w:hAnsiTheme="minorAscii" w:eastAsiaTheme="minorEastAsia"/>
+                <w:rFonts w:asciiTheme="minorAscii" w:eastAsiaTheme="minorEastAsia" w:hAnsiTheme="minorAscii" w:hint="default"/>
                 <w:spacing w:val="227"/>
                 <w:sz w:val="21"/>
                 <w:vertAlign w:val="baseline"/>
@@ -604,7 +600,7 @@
               <w:snapToGrid w:val="0"/>
               <w:textAlignment w:val="baseline"/>
               <w:rPr>
-                <w:rFonts w:hint="default" w:ascii="Arial" w:hAnsi="Arial" w:eastAsia="Arial" w:cs="Arial"/>
+                <w:rFonts w:ascii="Arial" w:eastAsia="Arial" w:hAnsi="Arial" w:cs="Arial" w:hint="default"/>
                 <w:snapToGrid w:val="0"/>
                 <w:color w:val="000000"/>
                 <w:kern w:val="0"/>
@@ -624,7 +620,7 @@
             </w:r>
             <w:r>
               <w:rPr>
-                <w:rFonts w:hint="eastAsia" w:asciiTheme="minorAscii" w:hAnsiTheme="minorAscii" w:eastAsiaTheme="minorEastAsia"/>
+                <w:rFonts w:asciiTheme="minorAscii" w:eastAsiaTheme="minorEastAsia" w:hAnsiTheme="minorAscii" w:hint="eastAsia"/>
                 <w:spacing w:val="227"/>
                 <w:sz w:val="21"/>
                 <w:vertAlign w:val="baseline"/>
@@ -646,14 +642,8 @@
       </w:tr>
       <w:tr>
         <w:tblPrEx>
-          <w:tblBorders>
-            <w:top w:val="none" w:color="auto" w:sz="0" w:space="0"/>
-            <w:left w:val="none" w:color="auto" w:sz="0" w:space="0"/>
-            <w:bottom w:val="none" w:color="auto" w:sz="0" w:space="0"/>
-            <w:right w:val="none" w:color="auto" w:sz="0" w:space="0"/>
-            <w:insideH w:val="none" w:color="auto" w:sz="0" w:space="0"/>
-            <w:insideV w:val="none" w:color="auto" w:sz="0" w:space="0"/>
-          </w:tblBorders>
+          <w:tblW w:w="0" w:type="auto"/>
+          <w:jc w:val="center"/>
           <w:tblCellMar>
             <w:top w:w="0" w:type="dxa"/>
             <w:left w:w="108" w:type="dxa"/>
@@ -662,7 +652,7 @@
           </w:tblCellMar>
         </w:tblPrEx>
         <w:trPr>
-          <w:trHeight w:val="635" w:hRule="atLeast"/>
+          <w:trHeight w:val="635"/>
           <w:jc w:val="center"/>
         </w:trPr>
         <w:tc>
@@ -713,7 +703,7 @@
             </w:r>
             <w:r>
               <w:rPr>
-                <w:rFonts w:hint="eastAsia" w:asciiTheme="minorAscii" w:hAnsiTheme="minorAscii" w:eastAsiaTheme="minorEastAsia"/>
+                <w:rFonts w:asciiTheme="minorAscii" w:eastAsiaTheme="minorEastAsia" w:hAnsiTheme="minorAscii" w:hint="eastAsia"/>
                 <w:spacing w:val="227"/>
                 <w:sz w:val="21"/>
                 <w:vertAlign w:val="baseline"/>
@@ -767,7 +757,7 @@
             </w:r>
             <w:r>
               <w:rPr>
-                <w:rFonts w:hint="eastAsia" w:asciiTheme="minorAscii" w:hAnsiTheme="minorAscii" w:eastAsiaTheme="minorEastAsia"/>
+                <w:rFonts w:asciiTheme="minorAscii" w:eastAsiaTheme="minorEastAsia" w:hAnsiTheme="minorAscii" w:hint="eastAsia"/>
                 <w:spacing w:val="227"/>
                 <w:sz w:val="21"/>
                 <w:vertAlign w:val="baseline"/>
@@ -828,14 +818,14 @@
         <w:ind w:left="3634"/>
         <w:textAlignment w:val="baseline"/>
         <w:rPr>
-          <w:rFonts w:ascii="宋体" w:hAnsi="宋体" w:eastAsia="宋体" w:cs="宋体"/>
+          <w:rFonts w:ascii="宋体" w:eastAsia="宋体" w:hAnsi="宋体" w:cs="宋体"/>
           <w:sz w:val="31"/>
           <w:szCs w:val="31"/>
         </w:rPr>
       </w:pPr>
       <w:r>
         <w:rPr>
-          <w:rFonts w:ascii="宋体" w:hAnsi="宋体" w:eastAsia="宋体" w:cs="宋体"/>
+          <w:rFonts w:ascii="宋体" w:eastAsia="宋体" w:hAnsi="宋体" w:cs="宋体"/>
           <w:b/>
           <w:bCs/>
           <w:spacing w:val="4"/>
@@ -847,16 +837,16 @@
     </w:p>
     <w:tbl>
       <w:tblPr>
-        <w:tblStyle w:val="26"/>
+        <w:tblStyle w:val="TableNormal0"/>
         <w:tblW w:w="8214" w:type="dxa"/>
         <w:jc w:val="center"/>
         <w:tblBorders>
-          <w:top w:val="single" w:color="000000" w:sz="2" w:space="0"/>
-          <w:left w:val="single" w:color="000000" w:sz="2" w:space="0"/>
-          <w:bottom w:val="single" w:color="000000" w:sz="2" w:space="0"/>
-          <w:right w:val="single" w:color="000000" w:sz="2" w:space="0"/>
-          <w:insideH w:val="single" w:color="000000" w:sz="2" w:space="0"/>
-          <w:insideV w:val="single" w:color="000000" w:sz="2" w:space="0"/>
+          <w:top w:val="single" w:sz="2" w:space="0" w:color="000000"/>
+          <w:left w:val="single" w:sz="2" w:space="0" w:color="000000"/>
+          <w:bottom w:val="single" w:sz="2" w:space="0" w:color="000000"/>
+          <w:right w:val="single" w:sz="2" w:space="0" w:color="000000"/>
+          <w:insideH w:val="single" w:sz="2" w:space="0" w:color="000000"/>
+          <w:insideV w:val="single" w:sz="2" w:space="0" w:color="000000"/>
         </w:tblBorders>
         <w:tblLayout w:type="fixed"/>
         <w:tblCellMar>
@@ -876,14 +866,17 @@
       </w:tblGrid>
       <w:tr>
         <w:tblPrEx>
+          <w:tblW w:w="8214" w:type="dxa"/>
+          <w:jc w:val="center"/>
           <w:tblBorders>
-            <w:top w:val="single" w:color="000000" w:sz="2" w:space="0"/>
-            <w:left w:val="single" w:color="000000" w:sz="2" w:space="0"/>
-            <w:bottom w:val="single" w:color="000000" w:sz="2" w:space="0"/>
-            <w:right w:val="single" w:color="000000" w:sz="2" w:space="0"/>
-            <w:insideH w:val="single" w:color="000000" w:sz="2" w:space="0"/>
-            <w:insideV w:val="single" w:color="000000" w:sz="2" w:space="0"/>
+            <w:top w:val="single" w:sz="2" w:space="0" w:color="000000"/>
+            <w:left w:val="single" w:sz="2" w:space="0" w:color="000000"/>
+            <w:bottom w:val="single" w:sz="2" w:space="0" w:color="000000"/>
+            <w:right w:val="single" w:sz="2" w:space="0" w:color="000000"/>
+            <w:insideH w:val="single" w:sz="2" w:space="0" w:color="000000"/>
+            <w:insideV w:val="single" w:sz="2" w:space="0" w:color="000000"/>
           </w:tblBorders>
+          <w:tblLayout w:type="fixed"/>
           <w:tblCellMar>
             <w:top w:w="0" w:type="dxa"/>
             <w:left w:w="0" w:type="dxa"/>
@@ -892,7 +885,7 @@
           </w:tblCellMar>
         </w:tblPrEx>
         <w:trPr>
-          <w:trHeight w:val="593" w:hRule="atLeast"/>
+          <w:trHeight w:val="593"/>
           <w:jc w:val="center"/>
         </w:trPr>
         <w:tc>
@@ -914,18 +907,18 @@
               <w:adjustRightInd w:val="0"/>
               <w:snapToGrid w:val="0"/>
               <w:spacing w:before="176" w:line="228" w:lineRule="auto"/>
-              <w:ind w:left="0" w:leftChars="0" w:right="0" w:rightChars="0" w:firstLine="0" w:firstLineChars="0"/>
+              <w:ind w:left="0" w:right="0" w:firstLine="0" w:leftChars="0" w:rightChars="0" w:firstLineChars="0"/>
               <w:jc w:val="center"/>
               <w:textAlignment w:val="baseline"/>
               <w:rPr>
-                <w:rFonts w:ascii="宋体" w:hAnsi="宋体" w:eastAsia="宋体" w:cs="宋体"/>
+                <w:rFonts w:ascii="宋体" w:eastAsia="宋体" w:hAnsi="宋体" w:cs="宋体"/>
                 <w:sz w:val="20"/>
                 <w:szCs w:val="20"/>
               </w:rPr>
             </w:pPr>
             <w:r>
               <w:rPr>
-                <w:rFonts w:hint="eastAsia" w:ascii="宋体" w:hAnsi="宋体" w:cs="宋体"/>
+                <w:rFonts w:ascii="宋体" w:hAnsi="宋体" w:cs="宋体" w:hint="eastAsia"/>
                 <w:spacing w:val="-14"/>
                 <w:sz w:val="20"/>
                 <w:szCs w:val="20"/>
@@ -935,7 +928,7 @@
             </w:r>
             <w:r>
               <w:rPr>
-                <w:rFonts w:ascii="宋体" w:hAnsi="宋体" w:eastAsia="宋体" w:cs="宋体"/>
+                <w:rFonts w:ascii="宋体" w:eastAsia="宋体" w:hAnsi="宋体" w:cs="宋体"/>
                 <w:spacing w:val="-14"/>
                 <w:sz w:val="20"/>
                 <w:szCs w:val="20"/>
@@ -963,18 +956,18 @@
               <w:adjustRightInd w:val="0"/>
               <w:snapToGrid w:val="0"/>
               <w:spacing w:before="175" w:line="227" w:lineRule="auto"/>
-              <w:ind w:left="0" w:leftChars="0" w:right="0" w:rightChars="0" w:firstLine="0" w:firstLineChars="0"/>
+              <w:ind w:left="0" w:right="0" w:firstLine="0" w:leftChars="0" w:rightChars="0" w:firstLineChars="0"/>
               <w:jc w:val="center"/>
               <w:textAlignment w:val="baseline"/>
               <w:rPr>
-                <w:rFonts w:ascii="宋体" w:hAnsi="宋体" w:eastAsia="宋体" w:cs="宋体"/>
+                <w:rFonts w:ascii="宋体" w:eastAsia="宋体" w:hAnsi="宋体" w:cs="宋体"/>
                 <w:sz w:val="20"/>
                 <w:szCs w:val="20"/>
               </w:rPr>
             </w:pPr>
             <w:r>
               <w:rPr>
-                <w:rFonts w:ascii="宋体" w:hAnsi="宋体" w:eastAsia="宋体" w:cs="宋体"/>
+                <w:rFonts w:ascii="宋体" w:eastAsia="宋体" w:hAnsi="宋体" w:cs="宋体"/>
                 <w:spacing w:val="4"/>
                 <w:sz w:val="20"/>
                 <w:szCs w:val="20"/>
@@ -1002,18 +995,18 @@
               <w:adjustRightInd w:val="0"/>
               <w:snapToGrid w:val="0"/>
               <w:spacing w:before="175" w:line="228" w:lineRule="auto"/>
-              <w:ind w:left="0" w:leftChars="0" w:right="0" w:rightChars="0" w:firstLine="0" w:firstLineChars="0"/>
+              <w:ind w:left="0" w:right="0" w:firstLine="0" w:leftChars="0" w:rightChars="0" w:firstLineChars="0"/>
               <w:jc w:val="center"/>
               <w:textAlignment w:val="baseline"/>
               <w:rPr>
-                <w:rFonts w:ascii="宋体" w:hAnsi="宋体" w:eastAsia="宋体" w:cs="宋体"/>
+                <w:rFonts w:ascii="宋体" w:eastAsia="宋体" w:hAnsi="宋体" w:cs="宋体"/>
                 <w:sz w:val="20"/>
                 <w:szCs w:val="20"/>
               </w:rPr>
             </w:pPr>
             <w:r>
               <w:rPr>
-                <w:rFonts w:ascii="宋体" w:hAnsi="宋体" w:eastAsia="宋体" w:cs="宋体"/>
+                <w:rFonts w:ascii="宋体" w:eastAsia="宋体" w:hAnsi="宋体" w:cs="宋体"/>
                 <w:spacing w:val="7"/>
                 <w:sz w:val="20"/>
                 <w:szCs w:val="20"/>
@@ -1041,11 +1034,11 @@
               <w:adjustRightInd w:val="0"/>
               <w:snapToGrid w:val="0"/>
               <w:spacing w:before="175" w:line="228" w:lineRule="auto"/>
-              <w:ind w:left="0" w:leftChars="0" w:right="0" w:rightChars="0" w:firstLine="0" w:firstLineChars="0"/>
+              <w:ind w:left="0" w:right="0" w:firstLine="0" w:leftChars="0" w:rightChars="0" w:firstLineChars="0"/>
               <w:jc w:val="center"/>
               <w:textAlignment w:val="baseline"/>
               <w:rPr>
-                <w:rFonts w:hint="eastAsia" w:ascii="宋体" w:hAnsi="宋体" w:eastAsia="宋体" w:cs="宋体"/>
+                <w:rFonts w:ascii="宋体" w:eastAsia="宋体" w:hAnsi="宋体" w:cs="宋体" w:hint="eastAsia"/>
                 <w:spacing w:val="7"/>
                 <w:sz w:val="20"/>
                 <w:szCs w:val="20"/>
@@ -1054,7 +1047,7 @@
             </w:pPr>
             <w:r>
               <w:rPr>
-                <w:rFonts w:hint="eastAsia" w:ascii="宋体" w:hAnsi="宋体" w:cs="宋体"/>
+                <w:rFonts w:ascii="宋体" w:hAnsi="宋体" w:cs="宋体" w:hint="eastAsia"/>
                 <w:spacing w:val="7"/>
                 <w:sz w:val="20"/>
                 <w:szCs w:val="20"/>
@@ -1083,11 +1076,11 @@
               <w:adjustRightInd w:val="0"/>
               <w:snapToGrid w:val="0"/>
               <w:spacing w:before="175" w:line="228" w:lineRule="auto"/>
-              <w:ind w:left="0" w:leftChars="0" w:right="0" w:rightChars="0" w:firstLine="0" w:firstLineChars="0"/>
+              <w:ind w:left="0" w:right="0" w:firstLine="0" w:leftChars="0" w:rightChars="0" w:firstLineChars="0"/>
               <w:jc w:val="center"/>
               <w:textAlignment w:val="baseline"/>
               <w:rPr>
-                <w:rFonts w:hint="default" w:ascii="宋体" w:hAnsi="宋体" w:cs="宋体"/>
+                <w:rFonts w:ascii="宋体" w:hAnsi="宋体" w:cs="宋体" w:hint="default"/>
                 <w:spacing w:val="7"/>
                 <w:sz w:val="20"/>
                 <w:szCs w:val="20"/>
@@ -1096,7 +1089,7 @@
             </w:pPr>
             <w:r>
               <w:rPr>
-                <w:rFonts w:hint="eastAsia" w:ascii="宋体" w:hAnsi="宋体" w:cs="宋体"/>
+                <w:rFonts w:ascii="宋体" w:hAnsi="宋体" w:cs="宋体" w:hint="eastAsia"/>
                 <w:spacing w:val="7"/>
                 <w:sz w:val="20"/>
                 <w:szCs w:val="20"/>
@@ -1125,18 +1118,18 @@
               <w:adjustRightInd w:val="0"/>
               <w:snapToGrid w:val="0"/>
               <w:spacing w:before="176" w:line="229" w:lineRule="auto"/>
-              <w:ind w:left="0" w:leftChars="0" w:right="0" w:rightChars="0" w:firstLine="0" w:firstLineChars="0"/>
+              <w:ind w:left="0" w:right="0" w:firstLine="0" w:leftChars="0" w:rightChars="0" w:firstLineChars="0"/>
               <w:jc w:val="center"/>
               <w:textAlignment w:val="baseline"/>
               <w:rPr>
-                <w:rFonts w:ascii="宋体" w:hAnsi="宋体" w:eastAsia="宋体" w:cs="宋体"/>
+                <w:rFonts w:ascii="宋体" w:eastAsia="宋体" w:hAnsi="宋体" w:cs="宋体"/>
                 <w:sz w:val="20"/>
                 <w:szCs w:val="20"/>
               </w:rPr>
             </w:pPr>
             <w:r>
               <w:rPr>
-                <w:rFonts w:ascii="宋体" w:hAnsi="宋体" w:eastAsia="宋体" w:cs="宋体"/>
+                <w:rFonts w:ascii="宋体" w:eastAsia="宋体" w:hAnsi="宋体" w:cs="宋体"/>
                 <w:spacing w:val="7"/>
                 <w:sz w:val="20"/>
                 <w:szCs w:val="20"/>
@@ -1148,14 +1141,9 @@
       </w:tr>
       <w:tr>
         <w:tblPrEx>
-          <w:tblBorders>
-            <w:top w:val="single" w:color="000000" w:sz="2" w:space="0"/>
-            <w:left w:val="single" w:color="000000" w:sz="2" w:space="0"/>
-            <w:bottom w:val="single" w:color="000000" w:sz="2" w:space="0"/>
-            <w:right w:val="single" w:color="000000" w:sz="2" w:space="0"/>
-            <w:insideH w:val="single" w:color="000000" w:sz="2" w:space="0"/>
-            <w:insideV w:val="single" w:color="000000" w:sz="2" w:space="0"/>
-          </w:tblBorders>
+          <w:tblW w:w="8214" w:type="dxa"/>
+          <w:jc w:val="center"/>
+          <w:tblLayout w:type="fixed"/>
           <w:tblCellMar>
             <w:top w:w="0" w:type="dxa"/>
             <w:left w:w="0" w:type="dxa"/>
@@ -1164,344 +1152,7 @@
           </w:tblCellMar>
         </w:tblPrEx>
         <w:trPr>
-          <w:trHeight w:val="516" w:hRule="atLeast"/>
-          <w:jc w:val="center"/>
-        </w:trPr>
-        <w:tc>
-          <w:tcPr>
-            <w:tcW w:w="1317" w:type="dxa"/>
-            <w:shd w:val="clear" w:color="auto" w:fill="auto"/>
-            <w:vAlign w:val="top"/>
-          </w:tcPr>
-          <w:p>
-            <w:pPr>
-              <w:keepNext w:val="0"/>
-              <w:keepLines w:val="0"/>
-              <w:pageBreakBefore w:val="0"/>
-              <w:widowControl w:val="0"/>
-              <w:kinsoku w:val="0"/>
-              <w:wordWrap/>
-              <w:overflowPunct/>
-              <w:autoSpaceDE w:val="0"/>
-              <w:autoSpaceDN w:val="0"/>
-              <w:bidi w:val="0"/>
-              <w:adjustRightInd w:val="0"/>
-              <w:snapToGrid w:val="0"/>
-              <w:spacing w:before="173" w:line="267" w:lineRule="exact"/>
-              <w:ind w:left="0" w:leftChars="0" w:right="0" w:rightChars="0" w:firstLine="0" w:firstLineChars="0"/>
-              <w:jc w:val="center"/>
-              <w:textAlignment w:val="baseline"/>
-              <w:rPr>
-                <w:rFonts w:hint="default" w:ascii="宋体" w:hAnsi="宋体" w:eastAsia="宋体" w:cs="宋体"/>
-                <w:snapToGrid w:val="0"/>
-                <w:color w:val="000000"/>
-                <w:kern w:val="0"/>
-                <w:sz w:val="20"/>
-                <w:szCs w:val="20"/>
-                <w:lang w:val="en-US" w:eastAsia="en-US" w:bidi="ar-SA"/>
-              </w:rPr>
-            </w:pPr>
-            <w:r>
-              <w:rPr>
-                <w:rFonts w:ascii="宋体" w:hAnsi="宋体" w:eastAsia="宋体" w:cs="宋体"/>
-                <w:spacing w:val="3"/>
-                <w:position w:val="1"/>
-                <w:sz w:val="20"/>
-                <w:szCs w:val="20"/>
-              </w:rPr>
-              <w:t>2025.1.</w:t>
-            </w:r>
-            <w:r>
-              <w:rPr>
-                <w:rFonts w:hint="eastAsia" w:ascii="宋体" w:hAnsi="宋体" w:cs="宋体"/>
-                <w:spacing w:val="3"/>
-                <w:position w:val="1"/>
-                <w:sz w:val="20"/>
-                <w:szCs w:val="20"/>
-                <w:lang w:val="en-US" w:eastAsia="zh-CN"/>
-              </w:rPr>
-              <w:t>10</w:t>
-            </w:r>
-          </w:p>
-        </w:tc>
-        <w:tc>
-          <w:tcPr>
-            <w:tcW w:w="972" w:type="dxa"/>
-            <w:shd w:val="clear" w:color="auto" w:fill="auto"/>
-            <w:vAlign w:val="top"/>
-          </w:tcPr>
-          <w:p>
-            <w:pPr>
-              <w:keepNext w:val="0"/>
-              <w:keepLines w:val="0"/>
-              <w:pageBreakBefore w:val="0"/>
-              <w:widowControl w:val="0"/>
-              <w:kinsoku w:val="0"/>
-              <w:wordWrap/>
-              <w:overflowPunct/>
-              <w:autoSpaceDE w:val="0"/>
-              <w:autoSpaceDN w:val="0"/>
-              <w:bidi w:val="0"/>
-              <w:adjustRightInd w:val="0"/>
-              <w:snapToGrid w:val="0"/>
-              <w:spacing w:before="173" w:line="267" w:lineRule="exact"/>
-              <w:ind w:left="0" w:leftChars="0" w:right="0" w:rightChars="0" w:firstLine="0" w:firstLineChars="0"/>
-              <w:jc w:val="center"/>
-              <w:textAlignment w:val="baseline"/>
-              <w:rPr>
-                <w:rFonts w:ascii="宋体" w:hAnsi="宋体" w:eastAsia="宋体" w:cs="宋体"/>
-                <w:snapToGrid w:val="0"/>
-                <w:color w:val="000000"/>
-                <w:kern w:val="0"/>
-                <w:sz w:val="20"/>
-                <w:szCs w:val="20"/>
-                <w:lang w:val="en-US" w:eastAsia="en-US" w:bidi="ar-SA"/>
-              </w:rPr>
-            </w:pPr>
-            <w:r>
-              <w:rPr>
-                <w:rFonts w:ascii="宋体" w:hAnsi="宋体" w:eastAsia="宋体" w:cs="宋体"/>
-                <w:spacing w:val="4"/>
-                <w:position w:val="1"/>
-                <w:sz w:val="20"/>
-                <w:szCs w:val="20"/>
-              </w:rPr>
-              <w:t>V</w:t>
-            </w:r>
-            <w:r>
-              <w:rPr>
-                <w:rFonts w:hint="eastAsia" w:ascii="宋体" w:hAnsi="宋体" w:cs="宋体"/>
-                <w:spacing w:val="4"/>
-                <w:position w:val="1"/>
-                <w:sz w:val="20"/>
-                <w:szCs w:val="20"/>
-                <w:lang w:val="en-US" w:eastAsia="zh-CN"/>
-              </w:rPr>
-              <w:t>1</w:t>
-            </w:r>
-            <w:r>
-              <w:rPr>
-                <w:rFonts w:ascii="宋体" w:hAnsi="宋体" w:eastAsia="宋体" w:cs="宋体"/>
-                <w:spacing w:val="4"/>
-                <w:position w:val="1"/>
-                <w:sz w:val="20"/>
-                <w:szCs w:val="20"/>
-              </w:rPr>
-              <w:t>.0</w:t>
-            </w:r>
-          </w:p>
-        </w:tc>
-        <w:tc>
-          <w:tcPr>
-            <w:tcW w:w="1575" w:type="dxa"/>
-            <w:shd w:val="clear" w:color="auto" w:fill="auto"/>
-            <w:vAlign w:val="top"/>
-          </w:tcPr>
-          <w:p>
-            <w:pPr>
-              <w:keepNext w:val="0"/>
-              <w:keepLines w:val="0"/>
-              <w:pageBreakBefore w:val="0"/>
-              <w:widowControl w:val="0"/>
-              <w:kinsoku w:val="0"/>
-              <w:wordWrap/>
-              <w:overflowPunct/>
-              <w:autoSpaceDE w:val="0"/>
-              <w:autoSpaceDN w:val="0"/>
-              <w:bidi w:val="0"/>
-              <w:adjustRightInd w:val="0"/>
-              <w:snapToGrid w:val="0"/>
-              <w:spacing w:before="172" w:line="228" w:lineRule="auto"/>
-              <w:ind w:left="0" w:leftChars="0" w:right="0" w:rightChars="0" w:firstLine="0" w:firstLineChars="0"/>
-              <w:jc w:val="center"/>
-              <w:textAlignment w:val="baseline"/>
-              <w:rPr>
-                <w:rFonts w:hint="eastAsia" w:ascii="宋体" w:hAnsi="宋体" w:eastAsia="宋体" w:cs="宋体"/>
-                <w:snapToGrid w:val="0"/>
-                <w:color w:val="000000"/>
-                <w:kern w:val="0"/>
-                <w:sz w:val="20"/>
-                <w:szCs w:val="20"/>
-                <w:lang w:val="en-US" w:eastAsia="zh-CN" w:bidi="ar-SA"/>
-              </w:rPr>
-            </w:pPr>
-            <w:r>
-              <w:rPr>
-                <w:rFonts w:hint="eastAsia" w:ascii="宋体" w:hAnsi="宋体" w:cs="宋体"/>
-                <w:snapToGrid w:val="0"/>
-                <w:color w:val="000000"/>
-                <w:kern w:val="0"/>
-                <w:sz w:val="20"/>
-                <w:szCs w:val="20"/>
-                <w:lang w:val="en-US" w:eastAsia="zh-CN" w:bidi="ar-SA"/>
-              </w:rPr>
-              <w:t>新建</w:t>
-            </w:r>
-          </w:p>
-        </w:tc>
-        <w:tc>
-          <w:tcPr>
-            <w:tcW w:w="1829" w:type="dxa"/>
-            <w:shd w:val="clear" w:color="auto" w:fill="auto"/>
-            <w:vAlign w:val="top"/>
-          </w:tcPr>
-          <w:p>
-            <w:pPr>
-              <w:keepNext w:val="0"/>
-              <w:keepLines w:val="0"/>
-              <w:pageBreakBefore w:val="0"/>
-              <w:widowControl w:val="0"/>
-              <w:kinsoku w:val="0"/>
-              <w:wordWrap/>
-              <w:overflowPunct/>
-              <w:autoSpaceDE w:val="0"/>
-              <w:autoSpaceDN w:val="0"/>
-              <w:bidi w:val="0"/>
-              <w:adjustRightInd w:val="0"/>
-              <w:snapToGrid w:val="0"/>
-              <w:spacing w:before="172" w:line="228" w:lineRule="auto"/>
-              <w:ind w:left="0" w:leftChars="0" w:right="0" w:rightChars="0" w:firstLine="0" w:firstLineChars="0"/>
-              <w:jc w:val="center"/>
-              <w:textAlignment w:val="baseline"/>
-              <w:rPr>
-                <w:rFonts w:ascii="宋体" w:hAnsi="宋体" w:eastAsia="宋体" w:cs="宋体"/>
-                <w:snapToGrid w:val="0"/>
-                <w:color w:val="000000"/>
-                <w:spacing w:val="200"/>
-                <w:kern w:val="0"/>
-                <w:sz w:val="20"/>
-                <w:szCs w:val="20"/>
-                <w:lang w:val="en-US" w:eastAsia="en-US" w:bidi="ar-SA"/>
-              </w:rPr>
-            </w:pPr>
-            <w:r>
-              <w:rPr>
-                <w:rFonts w:hint="eastAsia" w:ascii="宋体" w:hAnsi="宋体" w:cs="宋体"/>
-                <w:spacing w:val="200"/>
-                <w:kern w:val="0"/>
-                <w:sz w:val="20"/>
-                <w:szCs w:val="20"/>
-                <w:lang w:val="en-US" w:eastAsia="zh-CN"/>
-              </w:rPr>
-              <w:t>程方</w:t>
-            </w:r>
-          </w:p>
-        </w:tc>
-        <w:tc>
-          <w:tcPr>
-            <w:tcW w:w="1606" w:type="dxa"/>
-            <w:shd w:val="clear" w:color="auto" w:fill="auto"/>
-            <w:vAlign w:val="top"/>
-          </w:tcPr>
-          <w:p>
-            <w:pPr>
-              <w:keepNext w:val="0"/>
-              <w:keepLines w:val="0"/>
-              <w:pageBreakBefore w:val="0"/>
-              <w:widowControl w:val="0"/>
-              <w:kinsoku w:val="0"/>
-              <w:wordWrap/>
-              <w:overflowPunct/>
-              <w:autoSpaceDE w:val="0"/>
-              <w:autoSpaceDN w:val="0"/>
-              <w:bidi w:val="0"/>
-              <w:adjustRightInd w:val="0"/>
-              <w:snapToGrid w:val="0"/>
-              <w:spacing w:before="173" w:line="229" w:lineRule="auto"/>
-              <w:ind w:left="0" w:leftChars="0" w:right="0" w:rightChars="0" w:firstLine="0" w:firstLineChars="0"/>
-              <w:jc w:val="center"/>
-              <w:textAlignment w:val="baseline"/>
-              <w:rPr>
-                <w:rFonts w:ascii="宋体" w:hAnsi="宋体" w:eastAsia="宋体" w:cs="宋体"/>
-                <w:snapToGrid w:val="0"/>
-                <w:color w:val="000000"/>
-                <w:spacing w:val="200"/>
-                <w:kern w:val="0"/>
-                <w:sz w:val="20"/>
-                <w:szCs w:val="20"/>
-                <w:lang w:val="en-US" w:eastAsia="en-US" w:bidi="ar-SA"/>
-              </w:rPr>
-            </w:pPr>
-            <w:r>
-              <w:rPr>
-                <w:rFonts w:hint="eastAsia" w:asciiTheme="minorAscii" w:hAnsiTheme="minorAscii" w:eastAsiaTheme="minorEastAsia"/>
-                <w:spacing w:val="0"/>
-                <w:kern w:val="0"/>
-                <w:sz w:val="21"/>
-                <w:vertAlign w:val="baseline"/>
-                <w:lang w:val="en-US" w:eastAsia="zh-CN"/>
-              </w:rPr>
-              <w:t>茅建根</w:t>
-            </w:r>
-          </w:p>
-        </w:tc>
-        <w:tc>
-          <w:tcPr>
-            <w:tcW w:w="915" w:type="dxa"/>
-            <w:shd w:val="clear" w:color="auto" w:fill="auto"/>
-            <w:vAlign w:val="top"/>
-          </w:tcPr>
-          <w:p>
-            <w:pPr>
-              <w:keepNext w:val="0"/>
-              <w:keepLines w:val="0"/>
-              <w:pageBreakBefore w:val="0"/>
-              <w:widowControl w:val="0"/>
-              <w:kinsoku w:val="0"/>
-              <w:wordWrap/>
-              <w:overflowPunct/>
-              <w:autoSpaceDE w:val="0"/>
-              <w:autoSpaceDN w:val="0"/>
-              <w:bidi w:val="0"/>
-              <w:adjustRightInd w:val="0"/>
-              <w:snapToGrid w:val="0"/>
-              <w:spacing w:before="173" w:line="229" w:lineRule="auto"/>
-              <w:ind w:left="0" w:leftChars="0" w:right="0" w:rightChars="0" w:firstLine="0" w:firstLineChars="0"/>
-              <w:jc w:val="center"/>
-              <w:textAlignment w:val="baseline"/>
-              <w:rPr>
-                <w:rFonts w:ascii="宋体" w:hAnsi="宋体" w:eastAsia="宋体" w:cs="宋体"/>
-                <w:snapToGrid w:val="0"/>
-                <w:color w:val="000000"/>
-                <w:kern w:val="0"/>
-                <w:sz w:val="20"/>
-                <w:szCs w:val="20"/>
-                <w:lang w:val="en-US" w:eastAsia="en-US" w:bidi="ar-SA"/>
-              </w:rPr>
-            </w:pPr>
-            <w:r>
-              <w:rPr>
-                <w:rFonts w:hint="eastAsia" w:asciiTheme="minorAscii" w:hAnsiTheme="minorAscii" w:eastAsiaTheme="minorEastAsia"/>
-                <w:spacing w:val="0"/>
-                <w:kern w:val="0"/>
-                <w:sz w:val="21"/>
-                <w:vertAlign w:val="baseline"/>
-                <w:lang w:val="en-US" w:eastAsia="zh-CN"/>
-              </w:rPr>
-              <w:t>吴亚红</w:t>
-            </w:r>
-          </w:p>
-        </w:tc>
-      </w:tr>
-      <w:tr>
-        <w:tblPrEx>
-          <w:tblBorders>
-            <w:top w:val="single" w:color="000000" w:sz="2" w:space="0"/>
-            <w:left w:val="single" w:color="000000" w:sz="2" w:space="0"/>
-            <w:bottom w:val="single" w:color="000000" w:sz="2" w:space="0"/>
-            <w:right w:val="single" w:color="000000" w:sz="2" w:space="0"/>
-            <w:insideH w:val="single" w:color="000000" w:sz="2" w:space="0"/>
-            <w:insideV w:val="single" w:color="000000" w:sz="2" w:space="0"/>
-          </w:tblBorders>
-          <w:tblCellMar>
-            <w:top w:w="0" w:type="dxa"/>
-            <w:left w:w="0" w:type="dxa"/>
-            <w:bottom w:w="0" w:type="dxa"/>
-            <w:right w:w="0" w:type="dxa"/>
-          </w:tblCellMar>
-        </w:tblPrEx>
-        <w:trPr>
-          <w:trHeight w:val="556" w:hRule="atLeast"/>
+          <w:trHeight w:val="516"/>
           <w:jc w:val="center"/>
         </w:trPr>
         <w:tc>
@@ -1524,11 +1175,337 @@
               <w:adjustRightInd w:val="0"/>
               <w:snapToGrid w:val="0"/>
               <w:spacing w:before="173" w:line="267" w:lineRule="exact"/>
-              <w:ind w:left="0" w:leftChars="0" w:right="0" w:rightChars="0" w:firstLine="0" w:firstLineChars="0"/>
+              <w:ind w:left="0" w:right="0" w:firstLine="0" w:leftChars="0" w:rightChars="0" w:firstLineChars="0"/>
               <w:jc w:val="center"/>
               <w:textAlignment w:val="baseline"/>
               <w:rPr>
-                <w:rFonts w:ascii="Arial" w:hAnsi="Arial" w:eastAsia="宋体" w:cs="Arial"/>
+                <w:rFonts w:ascii="宋体" w:eastAsia="宋体" w:hAnsi="宋体" w:cs="宋体" w:hint="default"/>
+                <w:snapToGrid w:val="0"/>
+                <w:color w:val="000000"/>
+                <w:kern w:val="0"/>
+                <w:sz w:val="20"/>
+                <w:szCs w:val="20"/>
+                <w:lang w:val="en-US" w:eastAsia="en-US" w:bidi="ar-SA"/>
+              </w:rPr>
+            </w:pPr>
+            <w:r>
+              <w:rPr>
+                <w:rFonts w:ascii="宋体" w:eastAsia="宋体" w:hAnsi="宋体" w:cs="宋体"/>
+                <w:spacing w:val="3"/>
+                <w:position w:val="1"/>
+                <w:sz w:val="20"/>
+                <w:szCs w:val="20"/>
+              </w:rPr>
+              <w:t>2025.1.</w:t>
+            </w:r>
+            <w:r>
+              <w:rPr>
+                <w:rFonts w:ascii="宋体" w:hAnsi="宋体" w:cs="宋体" w:hint="eastAsia"/>
+                <w:spacing w:val="3"/>
+                <w:position w:val="1"/>
+                <w:sz w:val="20"/>
+                <w:szCs w:val="20"/>
+                <w:lang w:val="en-US" w:eastAsia="zh-CN"/>
+              </w:rPr>
+              <w:t>10</w:t>
+            </w:r>
+          </w:p>
+        </w:tc>
+        <w:tc>
+          <w:tcPr>
+            <w:tcW w:w="972" w:type="dxa"/>
+            <w:shd w:val="clear" w:color="auto" w:fill="auto"/>
+          </w:tcPr>
+          <w:p>
+            <w:pPr>
+              <w:keepNext w:val="0"/>
+              <w:keepLines w:val="0"/>
+              <w:pageBreakBefore w:val="0"/>
+              <w:widowControl w:val="0"/>
+              <w:kinsoku w:val="0"/>
+              <w:wordWrap/>
+              <w:overflowPunct/>
+              <w:autoSpaceDE w:val="0"/>
+              <w:autoSpaceDN w:val="0"/>
+              <w:bidi w:val="0"/>
+              <w:adjustRightInd w:val="0"/>
+              <w:snapToGrid w:val="0"/>
+              <w:spacing w:before="173" w:line="267" w:lineRule="exact"/>
+              <w:ind w:left="0" w:right="0" w:firstLine="0" w:leftChars="0" w:rightChars="0" w:firstLineChars="0"/>
+              <w:jc w:val="center"/>
+              <w:textAlignment w:val="baseline"/>
+              <w:rPr>
+                <w:rFonts w:ascii="宋体" w:eastAsia="宋体" w:hAnsi="宋体" w:cs="宋体"/>
+                <w:snapToGrid w:val="0"/>
+                <w:color w:val="000000"/>
+                <w:kern w:val="0"/>
+                <w:sz w:val="20"/>
+                <w:szCs w:val="20"/>
+                <w:lang w:val="en-US" w:eastAsia="en-US" w:bidi="ar-SA"/>
+              </w:rPr>
+            </w:pPr>
+            <w:r>
+              <w:rPr>
+                <w:rFonts w:ascii="宋体" w:eastAsia="宋体" w:hAnsi="宋体" w:cs="宋体"/>
+                <w:spacing w:val="4"/>
+                <w:position w:val="1"/>
+                <w:sz w:val="20"/>
+                <w:szCs w:val="20"/>
+              </w:rPr>
+              <w:t>V</w:t>
+            </w:r>
+            <w:r>
+              <w:rPr>
+                <w:rFonts w:ascii="宋体" w:hAnsi="宋体" w:cs="宋体" w:hint="eastAsia"/>
+                <w:spacing w:val="4"/>
+                <w:position w:val="1"/>
+                <w:sz w:val="20"/>
+                <w:szCs w:val="20"/>
+                <w:lang w:val="en-US" w:eastAsia="zh-CN"/>
+              </w:rPr>
+              <w:t>1</w:t>
+            </w:r>
+            <w:r>
+              <w:rPr>
+                <w:rFonts w:ascii="宋体" w:eastAsia="宋体" w:hAnsi="宋体" w:cs="宋体"/>
+                <w:spacing w:val="4"/>
+                <w:position w:val="1"/>
+                <w:sz w:val="20"/>
+                <w:szCs w:val="20"/>
+              </w:rPr>
+              <w:t>.0</w:t>
+            </w:r>
+          </w:p>
+        </w:tc>
+        <w:tc>
+          <w:tcPr>
+            <w:tcW w:w="1575" w:type="dxa"/>
+            <w:shd w:val="clear" w:color="auto" w:fill="auto"/>
+          </w:tcPr>
+          <w:p>
+            <w:pPr>
+              <w:keepNext w:val="0"/>
+              <w:keepLines w:val="0"/>
+              <w:pageBreakBefore w:val="0"/>
+              <w:widowControl w:val="0"/>
+              <w:kinsoku w:val="0"/>
+              <w:wordWrap/>
+              <w:overflowPunct/>
+              <w:autoSpaceDE w:val="0"/>
+              <w:autoSpaceDN w:val="0"/>
+              <w:bidi w:val="0"/>
+              <w:adjustRightInd w:val="0"/>
+              <w:snapToGrid w:val="0"/>
+              <w:spacing w:before="172" w:line="228" w:lineRule="auto"/>
+              <w:ind w:left="0" w:right="0" w:firstLine="0" w:leftChars="0" w:rightChars="0" w:firstLineChars="0"/>
+              <w:jc w:val="center"/>
+              <w:textAlignment w:val="baseline"/>
+              <w:rPr>
+                <w:rFonts w:ascii="宋体" w:eastAsia="宋体" w:hAnsi="宋体" w:cs="宋体" w:hint="eastAsia"/>
+                <w:snapToGrid w:val="0"/>
+                <w:color w:val="000000"/>
+                <w:kern w:val="0"/>
+                <w:sz w:val="20"/>
+                <w:szCs w:val="20"/>
+                <w:lang w:val="en-US" w:eastAsia="zh-CN" w:bidi="ar-SA"/>
+              </w:rPr>
+            </w:pPr>
+            <w:r>
+              <w:rPr>
+                <w:rFonts w:ascii="宋体" w:hAnsi="宋体" w:cs="宋体" w:hint="eastAsia"/>
+                <w:snapToGrid w:val="0"/>
+                <w:color w:val="000000"/>
+                <w:kern w:val="0"/>
+                <w:sz w:val="20"/>
+                <w:szCs w:val="20"/>
+                <w:lang w:val="en-US" w:eastAsia="zh-CN" w:bidi="ar-SA"/>
+              </w:rPr>
+              <w:t>新建</w:t>
+            </w:r>
+          </w:p>
+        </w:tc>
+        <w:tc>
+          <w:tcPr>
+            <w:tcW w:w="1829" w:type="dxa"/>
+            <w:shd w:val="clear" w:color="auto" w:fill="auto"/>
+          </w:tcPr>
+          <w:p>
+            <w:pPr>
+              <w:keepNext w:val="0"/>
+              <w:keepLines w:val="0"/>
+              <w:pageBreakBefore w:val="0"/>
+              <w:widowControl w:val="0"/>
+              <w:kinsoku w:val="0"/>
+              <w:wordWrap/>
+              <w:overflowPunct/>
+              <w:autoSpaceDE w:val="0"/>
+              <w:autoSpaceDN w:val="0"/>
+              <w:bidi w:val="0"/>
+              <w:adjustRightInd w:val="0"/>
+              <w:snapToGrid w:val="0"/>
+              <w:spacing w:before="172" w:line="228" w:lineRule="auto"/>
+              <w:ind w:left="0" w:right="0" w:firstLine="0" w:leftChars="0" w:rightChars="0" w:firstLineChars="0"/>
+              <w:jc w:val="center"/>
+              <w:textAlignment w:val="baseline"/>
+              <w:rPr>
+                <w:rFonts w:ascii="宋体" w:eastAsia="宋体" w:hAnsi="宋体" w:cs="宋体"/>
+                <w:snapToGrid w:val="0"/>
+                <w:color w:val="000000"/>
+                <w:spacing w:val="200"/>
+                <w:kern w:val="0"/>
+                <w:sz w:val="20"/>
+                <w:szCs w:val="20"/>
+                <w:lang w:val="en-US" w:eastAsia="en-US" w:bidi="ar-SA"/>
+              </w:rPr>
+            </w:pPr>
+            <w:r>
+              <w:rPr>
+                <w:rFonts w:ascii="宋体" w:hAnsi="宋体" w:cs="宋体" w:hint="eastAsia"/>
+                <w:spacing w:val="200"/>
+                <w:kern w:val="0"/>
+                <w:sz w:val="20"/>
+                <w:szCs w:val="20"/>
+                <w:lang w:val="en-US" w:eastAsia="zh-CN"/>
+              </w:rPr>
+              <w:t>强宇涛</w:t>
+            </w:r>
+          </w:p>
+        </w:tc>
+        <w:tc>
+          <w:tcPr>
+            <w:tcW w:w="1606" w:type="dxa"/>
+            <w:shd w:val="clear" w:color="auto" w:fill="auto"/>
+          </w:tcPr>
+          <w:p>
+            <w:pPr>
+              <w:keepNext w:val="0"/>
+              <w:keepLines w:val="0"/>
+              <w:pageBreakBefore w:val="0"/>
+              <w:widowControl w:val="0"/>
+              <w:kinsoku w:val="0"/>
+              <w:wordWrap/>
+              <w:overflowPunct/>
+              <w:autoSpaceDE w:val="0"/>
+              <w:autoSpaceDN w:val="0"/>
+              <w:bidi w:val="0"/>
+              <w:adjustRightInd w:val="0"/>
+              <w:snapToGrid w:val="0"/>
+              <w:spacing w:before="173" w:line="229" w:lineRule="auto"/>
+              <w:ind w:left="0" w:right="0" w:firstLine="0" w:leftChars="0" w:rightChars="0" w:firstLineChars="0"/>
+              <w:jc w:val="center"/>
+              <w:textAlignment w:val="baseline"/>
+              <w:rPr>
+                <w:rFonts w:ascii="宋体" w:eastAsia="宋体" w:hAnsi="宋体" w:cs="宋体"/>
+                <w:snapToGrid w:val="0"/>
+                <w:color w:val="000000"/>
+                <w:spacing w:val="200"/>
+                <w:kern w:val="0"/>
+                <w:sz w:val="20"/>
+                <w:szCs w:val="20"/>
+                <w:lang w:val="en-US" w:eastAsia="en-US" w:bidi="ar-SA"/>
+              </w:rPr>
+            </w:pPr>
+            <w:r>
+              <w:rPr>
+                <w:rFonts w:asciiTheme="minorAscii" w:eastAsiaTheme="minorEastAsia" w:hAnsiTheme="minorAscii" w:hint="eastAsia"/>
+                <w:spacing w:val="0"/>
+                <w:kern w:val="0"/>
+                <w:sz w:val="21"/>
+                <w:vertAlign w:val="baseline"/>
+                <w:lang w:val="en-US" w:eastAsia="zh-CN"/>
+              </w:rPr>
+              <w:t>陈凯</w:t>
+            </w:r>
+          </w:p>
+        </w:tc>
+        <w:tc>
+          <w:tcPr>
+            <w:tcW w:w="915" w:type="dxa"/>
+            <w:shd w:val="clear" w:color="auto" w:fill="auto"/>
+          </w:tcPr>
+          <w:p>
+            <w:pPr>
+              <w:keepNext w:val="0"/>
+              <w:keepLines w:val="0"/>
+              <w:pageBreakBefore w:val="0"/>
+              <w:widowControl w:val="0"/>
+              <w:kinsoku w:val="0"/>
+              <w:wordWrap/>
+              <w:overflowPunct/>
+              <w:autoSpaceDE w:val="0"/>
+              <w:autoSpaceDN w:val="0"/>
+              <w:bidi w:val="0"/>
+              <w:adjustRightInd w:val="0"/>
+              <w:snapToGrid w:val="0"/>
+              <w:spacing w:before="173" w:line="229" w:lineRule="auto"/>
+              <w:ind w:left="0" w:right="0" w:firstLine="0" w:leftChars="0" w:rightChars="0" w:firstLineChars="0"/>
+              <w:jc w:val="center"/>
+              <w:textAlignment w:val="baseline"/>
+              <w:rPr>
+                <w:rFonts w:ascii="宋体" w:eastAsia="宋体" w:hAnsi="宋体" w:cs="宋体"/>
+                <w:snapToGrid w:val="0"/>
+                <w:color w:val="000000"/>
+                <w:kern w:val="0"/>
+                <w:sz w:val="20"/>
+                <w:szCs w:val="20"/>
+                <w:lang w:val="en-US" w:eastAsia="en-US" w:bidi="ar-SA"/>
+              </w:rPr>
+            </w:pPr>
+            <w:r>
+              <w:rPr>
+                <w:rFonts w:asciiTheme="minorAscii" w:eastAsiaTheme="minorEastAsia" w:hAnsiTheme="minorAscii" w:hint="eastAsia"/>
+                <w:spacing w:val="0"/>
+                <w:kern w:val="0"/>
+                <w:sz w:val="21"/>
+                <w:vertAlign w:val="baseline"/>
+                <w:lang w:val="en-US" w:eastAsia="zh-CN"/>
+              </w:rPr>
+              <w:t>吴亚红</w:t>
+            </w:r>
+          </w:p>
+        </w:tc>
+      </w:tr>
+      <w:tr>
+        <w:tblPrEx>
+          <w:tblW w:w="8214" w:type="dxa"/>
+          <w:jc w:val="center"/>
+          <w:tblLayout w:type="fixed"/>
+          <w:tblCellMar>
+            <w:top w:w="0" w:type="dxa"/>
+            <w:left w:w="0" w:type="dxa"/>
+            <w:bottom w:w="0" w:type="dxa"/>
+            <w:right w:w="0" w:type="dxa"/>
+          </w:tblCellMar>
+        </w:tblPrEx>
+        <w:trPr>
+          <w:trHeight w:val="556"/>
+          <w:jc w:val="center"/>
+        </w:trPr>
+        <w:tc>
+          <w:tcPr>
+            <w:tcW w:w="1317" w:type="dxa"/>
+            <w:shd w:val="clear" w:color="auto" w:fill="auto"/>
+          </w:tcPr>
+          <w:p>
+            <w:pPr>
+              <w:keepNext w:val="0"/>
+              <w:keepLines w:val="0"/>
+              <w:pageBreakBefore w:val="0"/>
+              <w:widowControl w:val="0"/>
+              <w:kinsoku w:val="0"/>
+              <w:wordWrap/>
+              <w:overflowPunct/>
+              <w:autoSpaceDE w:val="0"/>
+              <w:autoSpaceDN w:val="0"/>
+              <w:bidi w:val="0"/>
+              <w:adjustRightInd w:val="0"/>
+              <w:snapToGrid w:val="0"/>
+              <w:spacing w:before="173" w:line="267" w:lineRule="exact"/>
+              <w:ind w:left="0" w:right="0" w:firstLine="0" w:leftChars="0" w:rightChars="0" w:firstLineChars="0"/>
+              <w:jc w:val="center"/>
+              <w:textAlignment w:val="baseline"/>
+              <w:rPr>
+                <w:rFonts w:ascii="Arial" w:eastAsia="宋体" w:hAnsi="Arial" w:cs="Arial"/>
                 <w:snapToGrid w:val="0"/>
                 <w:color w:val="000000"/>
                 <w:kern w:val="0"/>
@@ -1559,11 +1536,11 @@
               <w:adjustRightInd w:val="0"/>
               <w:snapToGrid w:val="0"/>
               <w:spacing w:before="173" w:line="267" w:lineRule="exact"/>
-              <w:ind w:left="0" w:leftChars="0" w:right="0" w:rightChars="0" w:firstLine="0" w:firstLineChars="0"/>
+              <w:ind w:left="0" w:right="0" w:firstLine="0" w:leftChars="0" w:rightChars="0" w:firstLineChars="0"/>
               <w:jc w:val="center"/>
               <w:textAlignment w:val="baseline"/>
               <w:rPr>
-                <w:rFonts w:ascii="Arial" w:hAnsi="Arial" w:eastAsia="宋体" w:cs="Arial"/>
+                <w:rFonts w:ascii="Arial" w:eastAsia="宋体" w:hAnsi="Arial" w:cs="Arial"/>
                 <w:snapToGrid w:val="0"/>
                 <w:color w:val="000000"/>
                 <w:kern w:val="0"/>
@@ -1594,11 +1571,11 @@
               <w:adjustRightInd w:val="0"/>
               <w:snapToGrid w:val="0"/>
               <w:spacing w:before="172" w:line="228" w:lineRule="auto"/>
-              <w:ind w:left="0" w:leftChars="0" w:right="0" w:rightChars="0" w:firstLine="0" w:firstLineChars="0"/>
+              <w:ind w:left="0" w:right="0" w:firstLine="0" w:leftChars="0" w:rightChars="0" w:firstLineChars="0"/>
               <w:jc w:val="center"/>
               <w:textAlignment w:val="baseline"/>
               <w:rPr>
-                <w:rFonts w:hint="default" w:ascii="Arial" w:hAnsi="Arial" w:eastAsia="宋体" w:cs="Arial"/>
+                <w:rFonts w:ascii="Arial" w:eastAsia="宋体" w:hAnsi="Arial" w:cs="Arial" w:hint="default"/>
                 <w:snapToGrid w:val="0"/>
                 <w:color w:val="000000"/>
                 <w:kern w:val="0"/>
@@ -1629,11 +1606,11 @@
               <w:adjustRightInd w:val="0"/>
               <w:snapToGrid w:val="0"/>
               <w:spacing w:before="172" w:line="228" w:lineRule="auto"/>
-              <w:ind w:left="0" w:leftChars="0" w:right="0" w:rightChars="0" w:firstLine="0" w:firstLineChars="0"/>
+              <w:ind w:left="0" w:right="0" w:firstLine="0" w:leftChars="0" w:rightChars="0" w:firstLineChars="0"/>
               <w:jc w:val="center"/>
               <w:textAlignment w:val="baseline"/>
               <w:rPr>
-                <w:rFonts w:ascii="Arial" w:hAnsi="Arial" w:eastAsia="宋体" w:cs="Arial"/>
+                <w:rFonts w:ascii="Arial" w:eastAsia="宋体" w:hAnsi="Arial" w:cs="Arial"/>
                 <w:snapToGrid w:val="0"/>
                 <w:color w:val="000000"/>
                 <w:kern w:val="0"/>
@@ -1664,11 +1641,11 @@
               <w:adjustRightInd w:val="0"/>
               <w:snapToGrid w:val="0"/>
               <w:spacing w:before="173" w:line="229" w:lineRule="auto"/>
-              <w:ind w:left="0" w:leftChars="0" w:right="0" w:rightChars="0" w:firstLine="0" w:firstLineChars="0"/>
+              <w:ind w:left="0" w:right="0" w:firstLine="0" w:leftChars="0" w:rightChars="0" w:firstLineChars="0"/>
               <w:jc w:val="center"/>
               <w:textAlignment w:val="baseline"/>
               <w:rPr>
-                <w:rFonts w:ascii="Arial" w:hAnsi="Arial" w:eastAsia="宋体" w:cs="Arial"/>
+                <w:rFonts w:ascii="Arial" w:eastAsia="宋体" w:hAnsi="Arial" w:cs="Arial"/>
                 <w:snapToGrid w:val="0"/>
                 <w:color w:val="000000"/>
                 <w:kern w:val="0"/>
@@ -1699,11 +1676,11 @@
               <w:adjustRightInd w:val="0"/>
               <w:snapToGrid w:val="0"/>
               <w:spacing w:before="173" w:line="229" w:lineRule="auto"/>
-              <w:ind w:left="0" w:leftChars="0" w:right="0" w:rightChars="0" w:firstLine="0" w:firstLineChars="0"/>
+              <w:ind w:left="0" w:right="0" w:firstLine="0" w:leftChars="0" w:rightChars="0" w:firstLineChars="0"/>
               <w:jc w:val="center"/>
               <w:textAlignment w:val="baseline"/>
               <w:rPr>
-                <w:rFonts w:ascii="Arial" w:hAnsi="Arial" w:eastAsia="宋体" w:cs="Arial"/>
+                <w:rFonts w:ascii="Arial" w:eastAsia="宋体" w:hAnsi="Arial" w:cs="Arial"/>
                 <w:snapToGrid w:val="0"/>
                 <w:color w:val="000000"/>
                 <w:kern w:val="0"/>
@@ -1717,14 +1694,9 @@
       </w:tr>
       <w:tr>
         <w:tblPrEx>
-          <w:tblBorders>
-            <w:top w:val="single" w:color="000000" w:sz="2" w:space="0"/>
-            <w:left w:val="single" w:color="000000" w:sz="2" w:space="0"/>
-            <w:bottom w:val="single" w:color="000000" w:sz="2" w:space="0"/>
-            <w:right w:val="single" w:color="000000" w:sz="2" w:space="0"/>
-            <w:insideH w:val="single" w:color="000000" w:sz="2" w:space="0"/>
-            <w:insideV w:val="single" w:color="000000" w:sz="2" w:space="0"/>
-          </w:tblBorders>
+          <w:tblW w:w="8214" w:type="dxa"/>
+          <w:jc w:val="center"/>
+          <w:tblLayout w:type="fixed"/>
           <w:tblCellMar>
             <w:top w:w="0" w:type="dxa"/>
             <w:left w:w="0" w:type="dxa"/>
@@ -1733,7 +1705,7 @@
           </w:tblCellMar>
         </w:tblPrEx>
         <w:trPr>
-          <w:trHeight w:val="556" w:hRule="atLeast"/>
+          <w:trHeight w:val="556"/>
           <w:jc w:val="center"/>
         </w:trPr>
         <w:tc>
@@ -1742,7 +1714,7 @@
           </w:tcPr>
           <w:p>
             <w:pPr>
-              <w:pStyle w:val="27"/>
+              <w:pStyle w:val="TableText"/>
               <w:keepNext w:val="0"/>
               <w:keepLines w:val="0"/>
               <w:pageBreakBefore w:val="0"/>
@@ -1755,7 +1727,7 @@
               <w:bidi w:val="0"/>
               <w:adjustRightInd w:val="0"/>
               <w:snapToGrid w:val="0"/>
-              <w:ind w:left="0" w:leftChars="0" w:right="0" w:rightChars="0" w:firstLine="0" w:firstLineChars="0"/>
+              <w:ind w:left="0" w:right="0" w:firstLine="0" w:leftChars="0" w:rightChars="0" w:firstLineChars="0"/>
               <w:jc w:val="center"/>
               <w:textAlignment w:val="baseline"/>
             </w:pPr>
@@ -1767,7 +1739,7 @@
           </w:tcPr>
           <w:p>
             <w:pPr>
-              <w:pStyle w:val="27"/>
+              <w:pStyle w:val="TableText"/>
               <w:keepNext w:val="0"/>
               <w:keepLines w:val="0"/>
               <w:pageBreakBefore w:val="0"/>
@@ -1780,7 +1752,7 @@
               <w:bidi w:val="0"/>
               <w:adjustRightInd w:val="0"/>
               <w:snapToGrid w:val="0"/>
-              <w:ind w:left="0" w:leftChars="0" w:right="0" w:rightChars="0" w:firstLine="0" w:firstLineChars="0"/>
+              <w:ind w:left="0" w:right="0" w:firstLine="0" w:leftChars="0" w:rightChars="0" w:firstLineChars="0"/>
               <w:jc w:val="center"/>
               <w:textAlignment w:val="baseline"/>
             </w:pPr>
@@ -1792,7 +1764,7 @@
           </w:tcPr>
           <w:p>
             <w:pPr>
-              <w:pStyle w:val="27"/>
+              <w:pStyle w:val="TableText"/>
               <w:keepNext w:val="0"/>
               <w:keepLines w:val="0"/>
               <w:pageBreakBefore w:val="0"/>
@@ -1805,7 +1777,7 @@
               <w:bidi w:val="0"/>
               <w:adjustRightInd w:val="0"/>
               <w:snapToGrid w:val="0"/>
-              <w:ind w:left="0" w:leftChars="0" w:right="0" w:rightChars="0" w:firstLine="0" w:firstLineChars="0"/>
+              <w:ind w:left="0" w:right="0" w:firstLine="0" w:leftChars="0" w:rightChars="0" w:firstLineChars="0"/>
               <w:jc w:val="center"/>
               <w:textAlignment w:val="baseline"/>
             </w:pPr>
@@ -1817,7 +1789,7 @@
           </w:tcPr>
           <w:p>
             <w:pPr>
-              <w:pStyle w:val="27"/>
+              <w:pStyle w:val="TableText"/>
               <w:keepNext w:val="0"/>
               <w:keepLines w:val="0"/>
               <w:pageBreakBefore w:val="0"/>
@@ -1830,7 +1802,7 @@
               <w:bidi w:val="0"/>
               <w:adjustRightInd w:val="0"/>
               <w:snapToGrid w:val="0"/>
-              <w:ind w:left="0" w:leftChars="0" w:right="0" w:rightChars="0" w:firstLine="0" w:firstLineChars="0"/>
+              <w:ind w:left="0" w:right="0" w:firstLine="0" w:leftChars="0" w:rightChars="0" w:firstLineChars="0"/>
               <w:jc w:val="center"/>
               <w:textAlignment w:val="baseline"/>
             </w:pPr>
@@ -1842,7 +1814,7 @@
           </w:tcPr>
           <w:p>
             <w:pPr>
-              <w:pStyle w:val="27"/>
+              <w:pStyle w:val="TableText"/>
               <w:keepNext w:val="0"/>
               <w:keepLines w:val="0"/>
               <w:pageBreakBefore w:val="0"/>
@@ -1855,7 +1827,7 @@
               <w:bidi w:val="0"/>
               <w:adjustRightInd w:val="0"/>
               <w:snapToGrid w:val="0"/>
-              <w:ind w:left="0" w:leftChars="0" w:right="0" w:rightChars="0" w:firstLine="0" w:firstLineChars="0"/>
+              <w:ind w:left="0" w:right="0" w:firstLine="0" w:leftChars="0" w:rightChars="0" w:firstLineChars="0"/>
               <w:jc w:val="center"/>
               <w:textAlignment w:val="baseline"/>
             </w:pPr>
@@ -1867,7 +1839,7 @@
           </w:tcPr>
           <w:p>
             <w:pPr>
-              <w:pStyle w:val="27"/>
+              <w:pStyle w:val="TableText"/>
               <w:keepNext w:val="0"/>
               <w:keepLines w:val="0"/>
               <w:pageBreakBefore w:val="0"/>
@@ -1880,7 +1852,7 @@
               <w:bidi w:val="0"/>
               <w:adjustRightInd w:val="0"/>
               <w:snapToGrid w:val="0"/>
-              <w:ind w:left="0" w:leftChars="0" w:right="0" w:rightChars="0" w:firstLine="0" w:firstLineChars="0"/>
+              <w:ind w:left="0" w:right="0" w:firstLine="0" w:leftChars="0" w:rightChars="0" w:firstLineChars="0"/>
               <w:jc w:val="center"/>
               <w:textAlignment w:val="baseline"/>
             </w:pPr>
@@ -1889,14 +1861,9 @@
       </w:tr>
       <w:tr>
         <w:tblPrEx>
-          <w:tblBorders>
-            <w:top w:val="single" w:color="000000" w:sz="2" w:space="0"/>
-            <w:left w:val="single" w:color="000000" w:sz="2" w:space="0"/>
-            <w:bottom w:val="single" w:color="000000" w:sz="2" w:space="0"/>
-            <w:right w:val="single" w:color="000000" w:sz="2" w:space="0"/>
-            <w:insideH w:val="single" w:color="000000" w:sz="2" w:space="0"/>
-            <w:insideV w:val="single" w:color="000000" w:sz="2" w:space="0"/>
-          </w:tblBorders>
+          <w:tblW w:w="8214" w:type="dxa"/>
+          <w:jc w:val="center"/>
+          <w:tblLayout w:type="fixed"/>
           <w:tblCellMar>
             <w:top w:w="0" w:type="dxa"/>
             <w:left w:w="0" w:type="dxa"/>
@@ -1905,7 +1872,7 @@
           </w:tblCellMar>
         </w:tblPrEx>
         <w:trPr>
-          <w:trHeight w:val="557" w:hRule="atLeast"/>
+          <w:trHeight w:val="557"/>
           <w:jc w:val="center"/>
         </w:trPr>
         <w:tc>
@@ -1914,7 +1881,7 @@
           </w:tcPr>
           <w:p>
             <w:pPr>
-              <w:pStyle w:val="27"/>
+              <w:pStyle w:val="TableText"/>
               <w:keepNext w:val="0"/>
               <w:keepLines w:val="0"/>
               <w:pageBreakBefore w:val="0"/>
@@ -1927,7 +1894,7 @@
               <w:bidi w:val="0"/>
               <w:adjustRightInd w:val="0"/>
               <w:snapToGrid w:val="0"/>
-              <w:ind w:left="0" w:leftChars="0" w:right="0" w:rightChars="0" w:firstLine="0" w:firstLineChars="0"/>
+              <w:ind w:left="0" w:right="0" w:firstLine="0" w:leftChars="0" w:rightChars="0" w:firstLineChars="0"/>
               <w:jc w:val="center"/>
               <w:textAlignment w:val="baseline"/>
             </w:pPr>
@@ -1939,7 +1906,7 @@
           </w:tcPr>
           <w:p>
             <w:pPr>
-              <w:pStyle w:val="27"/>
+              <w:pStyle w:val="TableText"/>
               <w:keepNext w:val="0"/>
               <w:keepLines w:val="0"/>
               <w:pageBreakBefore w:val="0"/>
@@ -1952,7 +1919,7 @@
               <w:bidi w:val="0"/>
               <w:adjustRightInd w:val="0"/>
               <w:snapToGrid w:val="0"/>
-              <w:ind w:left="0" w:leftChars="0" w:right="0" w:rightChars="0" w:firstLine="0" w:firstLineChars="0"/>
+              <w:ind w:left="0" w:right="0" w:firstLine="0" w:leftChars="0" w:rightChars="0" w:firstLineChars="0"/>
               <w:jc w:val="center"/>
               <w:textAlignment w:val="baseline"/>
             </w:pPr>
@@ -1964,7 +1931,7 @@
           </w:tcPr>
           <w:p>
             <w:pPr>
-              <w:pStyle w:val="27"/>
+              <w:pStyle w:val="TableText"/>
               <w:keepNext w:val="0"/>
               <w:keepLines w:val="0"/>
               <w:pageBreakBefore w:val="0"/>
@@ -1977,7 +1944,7 @@
               <w:bidi w:val="0"/>
               <w:adjustRightInd w:val="0"/>
               <w:snapToGrid w:val="0"/>
-              <w:ind w:left="0" w:leftChars="0" w:right="0" w:rightChars="0" w:firstLine="0" w:firstLineChars="0"/>
+              <w:ind w:left="0" w:right="0" w:firstLine="0" w:leftChars="0" w:rightChars="0" w:firstLineChars="0"/>
               <w:jc w:val="center"/>
               <w:textAlignment w:val="baseline"/>
             </w:pPr>
@@ -1989,7 +1956,7 @@
           </w:tcPr>
           <w:p>
             <w:pPr>
-              <w:pStyle w:val="27"/>
+              <w:pStyle w:val="TableText"/>
               <w:keepNext w:val="0"/>
               <w:keepLines w:val="0"/>
               <w:pageBreakBefore w:val="0"/>
@@ -2002,7 +1969,7 @@
               <w:bidi w:val="0"/>
               <w:adjustRightInd w:val="0"/>
               <w:snapToGrid w:val="0"/>
-              <w:ind w:left="0" w:leftChars="0" w:right="0" w:rightChars="0" w:firstLine="0" w:firstLineChars="0"/>
+              <w:ind w:left="0" w:right="0" w:firstLine="0" w:leftChars="0" w:rightChars="0" w:firstLineChars="0"/>
               <w:jc w:val="center"/>
               <w:textAlignment w:val="baseline"/>
             </w:pPr>
@@ -2014,7 +1981,7 @@
           </w:tcPr>
           <w:p>
             <w:pPr>
-              <w:pStyle w:val="27"/>
+              <w:pStyle w:val="TableText"/>
               <w:keepNext w:val="0"/>
               <w:keepLines w:val="0"/>
               <w:pageBreakBefore w:val="0"/>
@@ -2027,7 +1994,7 @@
               <w:bidi w:val="0"/>
               <w:adjustRightInd w:val="0"/>
               <w:snapToGrid w:val="0"/>
-              <w:ind w:left="0" w:leftChars="0" w:right="0" w:rightChars="0" w:firstLine="0" w:firstLineChars="0"/>
+              <w:ind w:left="0" w:right="0" w:firstLine="0" w:leftChars="0" w:rightChars="0" w:firstLineChars="0"/>
               <w:jc w:val="center"/>
               <w:textAlignment w:val="baseline"/>
             </w:pPr>
@@ -2039,7 +2006,7 @@
           </w:tcPr>
           <w:p>
             <w:pPr>
-              <w:pStyle w:val="27"/>
+              <w:pStyle w:val="TableText"/>
               <w:keepNext w:val="0"/>
               <w:keepLines w:val="0"/>
               <w:pageBreakBefore w:val="0"/>
@@ -2052,7 +2019,7 @@
               <w:bidi w:val="0"/>
               <w:adjustRightInd w:val="0"/>
               <w:snapToGrid w:val="0"/>
-              <w:ind w:left="0" w:leftChars="0" w:right="0" w:rightChars="0" w:firstLine="0" w:firstLineChars="0"/>
+              <w:ind w:left="0" w:right="0" w:firstLine="0" w:leftChars="0" w:rightChars="0" w:firstLineChars="0"/>
               <w:jc w:val="center"/>
               <w:textAlignment w:val="baseline"/>
             </w:pPr>
@@ -2084,7 +2051,7 @@
     <w:sdt>
       <w:sdtPr>
         <w:rPr>
-          <w:rFonts w:ascii="宋体" w:hAnsi="宋体" w:eastAsia="宋体" w:cs="Arial"/>
+          <w:rFonts w:ascii="宋体" w:eastAsia="宋体" w:hAnsi="宋体" w:cs="Arial"/>
           <w:snapToGrid w:val="0"/>
           <w:color w:val="000000"/>
           <w:kern w:val="0"/>
@@ -2100,7 +2067,7 @@
       </w:sdtPr>
       <w:sdtEndPr>
         <w:rPr>
-          <w:rFonts w:hint="eastAsia" w:ascii="宋体" w:hAnsi="宋体" w:eastAsia="宋体" w:cs="宋体"/>
+          <w:rFonts w:ascii="宋体" w:eastAsia="宋体" w:hAnsi="宋体" w:cs="宋体" w:hint="eastAsia"/>
           <w:snapToGrid w:val="0"/>
           <w:color w:val="000000"/>
           <w:kern w:val="0"/>
@@ -2126,18 +2093,18 @@
             <w:adjustRightInd w:val="0"/>
             <w:snapToGrid w:val="0"/>
             <w:spacing w:before="0" w:beforeLines="0" w:after="0" w:afterLines="0" w:line="240" w:lineRule="auto"/>
-            <w:ind w:left="0" w:leftChars="0" w:right="0" w:rightChars="0" w:firstLine="0" w:firstLineChars="0"/>
+            <w:ind w:left="0" w:right="0" w:firstLine="0" w:leftChars="0" w:rightChars="0" w:firstLineChars="0"/>
             <w:jc w:val="center"/>
             <w:textAlignment w:val="baseline"/>
             <w:rPr>
-              <w:rFonts w:hint="eastAsia" w:ascii="宋体" w:hAnsi="宋体" w:eastAsia="宋体" w:cs="宋体"/>
+              <w:rFonts w:ascii="宋体" w:eastAsia="宋体" w:hAnsi="宋体" w:cs="宋体" w:hint="eastAsia"/>
               <w:sz w:val="24"/>
               <w:szCs w:val="24"/>
             </w:rPr>
           </w:pPr>
           <w:r>
             <w:rPr>
-              <w:rFonts w:hint="eastAsia" w:ascii="宋体" w:hAnsi="宋体" w:eastAsia="宋体" w:cs="宋体"/>
+              <w:rFonts w:ascii="宋体" w:eastAsia="宋体" w:hAnsi="宋体" w:cs="宋体" w:hint="eastAsia"/>
               <w:sz w:val="24"/>
               <w:szCs w:val="24"/>
             </w:rPr>
@@ -2146,14 +2113,14 @@
         </w:p>
         <w:p>
           <w:pPr>
-            <w:pStyle w:val="16"/>
+            <w:pStyle w:val="TOC1"/>
             <w:tabs>
               <w:tab w:val="right" w:leader="dot" w:pos="8306"/>
             </w:tabs>
           </w:pPr>
           <w:r>
             <w:rPr>
-              <w:rFonts w:hint="eastAsia" w:ascii="宋体" w:hAnsi="宋体" w:eastAsia="宋体" w:cs="宋体"/>
+              <w:rFonts w:ascii="宋体" w:eastAsia="宋体" w:hAnsi="宋体" w:cs="宋体" w:hint="eastAsia"/>
               <w:sz w:val="24"/>
               <w:szCs w:val="24"/>
             </w:rPr>
@@ -2161,7 +2128,7 @@
           </w:r>
           <w:r>
             <w:rPr>
-              <w:rFonts w:hint="eastAsia" w:ascii="宋体" w:hAnsi="宋体" w:eastAsia="宋体" w:cs="宋体"/>
+              <w:rFonts w:ascii="宋体" w:eastAsia="宋体" w:hAnsi="宋体" w:cs="宋体" w:hint="eastAsia"/>
               <w:sz w:val="24"/>
               <w:szCs w:val="24"/>
             </w:rPr>
@@ -2169,7 +2136,7 @@
           </w:r>
           <w:r>
             <w:rPr>
-              <w:rFonts w:hint="eastAsia" w:ascii="宋体" w:hAnsi="宋体" w:eastAsia="宋体" w:cs="宋体"/>
+              <w:rFonts w:ascii="宋体" w:eastAsia="宋体" w:hAnsi="宋体" w:cs="宋体" w:hint="eastAsia"/>
               <w:sz w:val="24"/>
               <w:szCs w:val="24"/>
             </w:rPr>
@@ -2177,21 +2144,21 @@
           </w:r>
           <w:r>
             <w:rPr>
-              <w:rFonts w:hint="eastAsia" w:ascii="宋体" w:hAnsi="宋体" w:eastAsia="宋体" w:cs="宋体"/>
+              <w:rFonts w:ascii="宋体" w:eastAsia="宋体" w:hAnsi="宋体" w:cs="宋体" w:hint="eastAsia"/>
               <w:szCs w:val="24"/>
             </w:rPr>
             <w:fldChar w:fldCharType="begin"/>
           </w:r>
           <w:r>
             <w:rPr>
-              <w:rFonts w:hint="eastAsia" w:ascii="宋体" w:hAnsi="宋体" w:eastAsia="宋体" w:cs="宋体"/>
+              <w:rFonts w:ascii="宋体" w:eastAsia="宋体" w:hAnsi="宋体" w:cs="宋体" w:hint="eastAsia"/>
               <w:szCs w:val="24"/>
             </w:rPr>
             <w:instrText xml:space="preserve"> HYPERLINK \l _Toc15780 </w:instrText>
           </w:r>
           <w:r>
             <w:rPr>
-              <w:rFonts w:hint="eastAsia" w:ascii="宋体" w:hAnsi="宋体" w:eastAsia="宋体" w:cs="宋体"/>
+              <w:rFonts w:ascii="宋体" w:eastAsia="宋体" w:hAnsi="宋体" w:cs="宋体" w:hint="eastAsia"/>
               <w:szCs w:val="24"/>
             </w:rPr>
             <w:fldChar w:fldCharType="separate"/>
@@ -2223,7 +2190,7 @@
           </w:r>
           <w:r>
             <w:rPr>
-              <w:rFonts w:hint="eastAsia" w:ascii="宋体" w:hAnsi="宋体" w:eastAsia="宋体" w:cs="宋体"/>
+              <w:rFonts w:ascii="宋体" w:eastAsia="宋体" w:hAnsi="宋体" w:cs="宋体" w:hint="eastAsia"/>
               <w:szCs w:val="24"/>
             </w:rPr>
             <w:fldChar w:fldCharType="end"/>
@@ -2231,28 +2198,28 @@
         </w:p>
         <w:p>
           <w:pPr>
-            <w:pStyle w:val="16"/>
+            <w:pStyle w:val="TOC1"/>
             <w:tabs>
               <w:tab w:val="right" w:leader="dot" w:pos="8306"/>
             </w:tabs>
           </w:pPr>
           <w:r>
             <w:rPr>
-              <w:rFonts w:hint="eastAsia" w:ascii="宋体" w:hAnsi="宋体" w:eastAsia="宋体" w:cs="宋体"/>
+              <w:rFonts w:ascii="宋体" w:eastAsia="宋体" w:hAnsi="宋体" w:cs="宋体" w:hint="eastAsia"/>
               <w:szCs w:val="24"/>
             </w:rPr>
             <w:fldChar w:fldCharType="begin"/>
           </w:r>
           <w:r>
             <w:rPr>
-              <w:rFonts w:hint="eastAsia" w:ascii="宋体" w:hAnsi="宋体" w:eastAsia="宋体" w:cs="宋体"/>
+              <w:rFonts w:ascii="宋体" w:eastAsia="宋体" w:hAnsi="宋体" w:cs="宋体" w:hint="eastAsia"/>
               <w:szCs w:val="24"/>
             </w:rPr>
             <w:instrText xml:space="preserve"> HYPERLINK \l _Toc28056 </w:instrText>
           </w:r>
           <w:r>
             <w:rPr>
-              <w:rFonts w:hint="eastAsia" w:ascii="宋体" w:hAnsi="宋体" w:eastAsia="宋体" w:cs="宋体"/>
+              <w:rFonts w:ascii="宋体" w:eastAsia="宋体" w:hAnsi="宋体" w:cs="宋体" w:hint="eastAsia"/>
               <w:szCs w:val="24"/>
             </w:rPr>
             <w:fldChar w:fldCharType="separate"/>
@@ -2284,7 +2251,7 @@
           </w:r>
           <w:r>
             <w:rPr>
-              <w:rFonts w:hint="eastAsia" w:ascii="宋体" w:hAnsi="宋体" w:eastAsia="宋体" w:cs="宋体"/>
+              <w:rFonts w:ascii="宋体" w:eastAsia="宋体" w:hAnsi="宋体" w:cs="宋体" w:hint="eastAsia"/>
               <w:szCs w:val="24"/>
             </w:rPr>
             <w:fldChar w:fldCharType="end"/>
@@ -2292,28 +2259,28 @@
         </w:p>
         <w:p>
           <w:pPr>
-            <w:pStyle w:val="16"/>
+            <w:pStyle w:val="TOC1"/>
             <w:tabs>
               <w:tab w:val="right" w:leader="dot" w:pos="8306"/>
             </w:tabs>
           </w:pPr>
           <w:r>
             <w:rPr>
-              <w:rFonts w:hint="eastAsia" w:ascii="宋体" w:hAnsi="宋体" w:eastAsia="宋体" w:cs="宋体"/>
+              <w:rFonts w:ascii="宋体" w:eastAsia="宋体" w:hAnsi="宋体" w:cs="宋体" w:hint="eastAsia"/>
               <w:szCs w:val="24"/>
             </w:rPr>
             <w:fldChar w:fldCharType="begin"/>
           </w:r>
           <w:r>
             <w:rPr>
-              <w:rFonts w:hint="eastAsia" w:ascii="宋体" w:hAnsi="宋体" w:eastAsia="宋体" w:cs="宋体"/>
+              <w:rFonts w:ascii="宋体" w:eastAsia="宋体" w:hAnsi="宋体" w:cs="宋体" w:hint="eastAsia"/>
               <w:szCs w:val="24"/>
             </w:rPr>
             <w:instrText xml:space="preserve"> HYPERLINK \l _Toc25239 </w:instrText>
           </w:r>
           <w:r>
             <w:rPr>
-              <w:rFonts w:hint="eastAsia" w:ascii="宋体" w:hAnsi="宋体" w:eastAsia="宋体" w:cs="宋体"/>
+              <w:rFonts w:ascii="宋体" w:eastAsia="宋体" w:hAnsi="宋体" w:cs="宋体" w:hint="eastAsia"/>
               <w:szCs w:val="24"/>
             </w:rPr>
             <w:fldChar w:fldCharType="separate"/>
@@ -2345,7 +2312,7 @@
           </w:r>
           <w:r>
             <w:rPr>
-              <w:rFonts w:hint="eastAsia" w:ascii="宋体" w:hAnsi="宋体" w:eastAsia="宋体" w:cs="宋体"/>
+              <w:rFonts w:ascii="宋体" w:eastAsia="宋体" w:hAnsi="宋体" w:cs="宋体" w:hint="eastAsia"/>
               <w:szCs w:val="24"/>
             </w:rPr>
             <w:fldChar w:fldCharType="end"/>
@@ -2353,28 +2320,28 @@
         </w:p>
         <w:p>
           <w:pPr>
-            <w:pStyle w:val="17"/>
+            <w:pStyle w:val="TOC2"/>
             <w:tabs>
               <w:tab w:val="right" w:leader="dot" w:pos="8306"/>
             </w:tabs>
           </w:pPr>
           <w:r>
             <w:rPr>
-              <w:rFonts w:hint="eastAsia" w:ascii="宋体" w:hAnsi="宋体" w:eastAsia="宋体" w:cs="宋体"/>
+              <w:rFonts w:ascii="宋体" w:eastAsia="宋体" w:hAnsi="宋体" w:cs="宋体" w:hint="eastAsia"/>
               <w:szCs w:val="24"/>
             </w:rPr>
             <w:fldChar w:fldCharType="begin"/>
           </w:r>
           <w:r>
             <w:rPr>
-              <w:rFonts w:hint="eastAsia" w:ascii="宋体" w:hAnsi="宋体" w:eastAsia="宋体" w:cs="宋体"/>
+              <w:rFonts w:ascii="宋体" w:eastAsia="宋体" w:hAnsi="宋体" w:cs="宋体" w:hint="eastAsia"/>
               <w:szCs w:val="24"/>
             </w:rPr>
             <w:instrText xml:space="preserve"> HYPERLINK \l _Toc24504 </w:instrText>
           </w:r>
           <w:r>
             <w:rPr>
-              <w:rFonts w:hint="eastAsia" w:ascii="宋体" w:hAnsi="宋体" w:eastAsia="宋体" w:cs="宋体"/>
+              <w:rFonts w:ascii="宋体" w:eastAsia="宋体" w:hAnsi="宋体" w:cs="宋体" w:hint="eastAsia"/>
               <w:szCs w:val="24"/>
             </w:rPr>
             <w:fldChar w:fldCharType="separate"/>
@@ -2406,7 +2373,7 @@
           </w:r>
           <w:r>
             <w:rPr>
-              <w:rFonts w:hint="eastAsia" w:ascii="宋体" w:hAnsi="宋体" w:eastAsia="宋体" w:cs="宋体"/>
+              <w:rFonts w:ascii="宋体" w:eastAsia="宋体" w:hAnsi="宋体" w:cs="宋体" w:hint="eastAsia"/>
               <w:szCs w:val="24"/>
             </w:rPr>
             <w:fldChar w:fldCharType="end"/>
@@ -2414,28 +2381,28 @@
         </w:p>
         <w:p>
           <w:pPr>
-            <w:pStyle w:val="17"/>
+            <w:pStyle w:val="TOC2"/>
             <w:tabs>
               <w:tab w:val="right" w:leader="dot" w:pos="8306"/>
             </w:tabs>
           </w:pPr>
           <w:r>
             <w:rPr>
-              <w:rFonts w:hint="eastAsia" w:ascii="宋体" w:hAnsi="宋体" w:eastAsia="宋体" w:cs="宋体"/>
+              <w:rFonts w:ascii="宋体" w:eastAsia="宋体" w:hAnsi="宋体" w:cs="宋体" w:hint="eastAsia"/>
               <w:szCs w:val="24"/>
             </w:rPr>
             <w:fldChar w:fldCharType="begin"/>
           </w:r>
           <w:r>
             <w:rPr>
-              <w:rFonts w:hint="eastAsia" w:ascii="宋体" w:hAnsi="宋体" w:eastAsia="宋体" w:cs="宋体"/>
+              <w:rFonts w:ascii="宋体" w:eastAsia="宋体" w:hAnsi="宋体" w:cs="宋体" w:hint="eastAsia"/>
               <w:szCs w:val="24"/>
             </w:rPr>
             <w:instrText xml:space="preserve"> HYPERLINK \l _Toc21481 </w:instrText>
           </w:r>
           <w:r>
             <w:rPr>
-              <w:rFonts w:hint="eastAsia" w:ascii="宋体" w:hAnsi="宋体" w:eastAsia="宋体" w:cs="宋体"/>
+              <w:rFonts w:ascii="宋体" w:eastAsia="宋体" w:hAnsi="宋体" w:cs="宋体" w:hint="eastAsia"/>
               <w:szCs w:val="24"/>
             </w:rPr>
             <w:fldChar w:fldCharType="separate"/>
@@ -2467,7 +2434,7 @@
           </w:r>
           <w:r>
             <w:rPr>
-              <w:rFonts w:hint="eastAsia" w:ascii="宋体" w:hAnsi="宋体" w:eastAsia="宋体" w:cs="宋体"/>
+              <w:rFonts w:ascii="宋体" w:eastAsia="宋体" w:hAnsi="宋体" w:cs="宋体" w:hint="eastAsia"/>
               <w:szCs w:val="24"/>
             </w:rPr>
             <w:fldChar w:fldCharType="end"/>
@@ -2475,28 +2442,28 @@
         </w:p>
         <w:p>
           <w:pPr>
-            <w:pStyle w:val="17"/>
+            <w:pStyle w:val="TOC2"/>
             <w:tabs>
               <w:tab w:val="right" w:leader="dot" w:pos="8306"/>
             </w:tabs>
           </w:pPr>
           <w:r>
             <w:rPr>
-              <w:rFonts w:hint="eastAsia" w:ascii="宋体" w:hAnsi="宋体" w:eastAsia="宋体" w:cs="宋体"/>
+              <w:rFonts w:ascii="宋体" w:eastAsia="宋体" w:hAnsi="宋体" w:cs="宋体" w:hint="eastAsia"/>
               <w:szCs w:val="24"/>
             </w:rPr>
             <w:fldChar w:fldCharType="begin"/>
           </w:r>
           <w:r>
             <w:rPr>
-              <w:rFonts w:hint="eastAsia" w:ascii="宋体" w:hAnsi="宋体" w:eastAsia="宋体" w:cs="宋体"/>
+              <w:rFonts w:ascii="宋体" w:eastAsia="宋体" w:hAnsi="宋体" w:cs="宋体" w:hint="eastAsia"/>
               <w:szCs w:val="24"/>
             </w:rPr>
             <w:instrText xml:space="preserve"> HYPERLINK \l _Toc29902 </w:instrText>
           </w:r>
           <w:r>
             <w:rPr>
-              <w:rFonts w:hint="eastAsia" w:ascii="宋体" w:hAnsi="宋体" w:eastAsia="宋体" w:cs="宋体"/>
+              <w:rFonts w:ascii="宋体" w:eastAsia="宋体" w:hAnsi="宋体" w:cs="宋体" w:hint="eastAsia"/>
               <w:szCs w:val="24"/>
             </w:rPr>
             <w:fldChar w:fldCharType="separate"/>
@@ -2528,7 +2495,7 @@
           </w:r>
           <w:r>
             <w:rPr>
-              <w:rFonts w:hint="eastAsia" w:ascii="宋体" w:hAnsi="宋体" w:eastAsia="宋体" w:cs="宋体"/>
+              <w:rFonts w:ascii="宋体" w:eastAsia="宋体" w:hAnsi="宋体" w:cs="宋体" w:hint="eastAsia"/>
               <w:szCs w:val="24"/>
             </w:rPr>
             <w:fldChar w:fldCharType="end"/>
@@ -2536,28 +2503,28 @@
         </w:p>
         <w:p>
           <w:pPr>
-            <w:pStyle w:val="16"/>
+            <w:pStyle w:val="TOC1"/>
             <w:tabs>
               <w:tab w:val="right" w:leader="dot" w:pos="8306"/>
             </w:tabs>
           </w:pPr>
           <w:r>
             <w:rPr>
-              <w:rFonts w:hint="eastAsia" w:ascii="宋体" w:hAnsi="宋体" w:eastAsia="宋体" w:cs="宋体"/>
+              <w:rFonts w:ascii="宋体" w:eastAsia="宋体" w:hAnsi="宋体" w:cs="宋体" w:hint="eastAsia"/>
               <w:szCs w:val="24"/>
             </w:rPr>
             <w:fldChar w:fldCharType="begin"/>
           </w:r>
           <w:r>
             <w:rPr>
-              <w:rFonts w:hint="eastAsia" w:ascii="宋体" w:hAnsi="宋体" w:eastAsia="宋体" w:cs="宋体"/>
+              <w:rFonts w:ascii="宋体" w:eastAsia="宋体" w:hAnsi="宋体" w:cs="宋体" w:hint="eastAsia"/>
               <w:szCs w:val="24"/>
             </w:rPr>
             <w:instrText xml:space="preserve"> HYPERLINK \l _Toc6436 </w:instrText>
           </w:r>
           <w:r>
             <w:rPr>
-              <w:rFonts w:hint="eastAsia" w:ascii="宋体" w:hAnsi="宋体" w:eastAsia="宋体" w:cs="宋体"/>
+              <w:rFonts w:ascii="宋体" w:eastAsia="宋体" w:hAnsi="宋体" w:cs="宋体" w:hint="eastAsia"/>
               <w:szCs w:val="24"/>
             </w:rPr>
             <w:fldChar w:fldCharType="separate"/>
@@ -2589,7 +2556,7 @@
           </w:r>
           <w:r>
             <w:rPr>
-              <w:rFonts w:hint="eastAsia" w:ascii="宋体" w:hAnsi="宋体" w:eastAsia="宋体" w:cs="宋体"/>
+              <w:rFonts w:ascii="宋体" w:eastAsia="宋体" w:hAnsi="宋体" w:cs="宋体" w:hint="eastAsia"/>
               <w:szCs w:val="24"/>
             </w:rPr>
             <w:fldChar w:fldCharType="end"/>
@@ -2597,28 +2564,28 @@
         </w:p>
         <w:p>
           <w:pPr>
-            <w:pStyle w:val="16"/>
+            <w:pStyle w:val="TOC1"/>
             <w:tabs>
               <w:tab w:val="right" w:leader="dot" w:pos="8306"/>
             </w:tabs>
           </w:pPr>
           <w:r>
             <w:rPr>
-              <w:rFonts w:hint="eastAsia" w:ascii="宋体" w:hAnsi="宋体" w:eastAsia="宋体" w:cs="宋体"/>
+              <w:rFonts w:ascii="宋体" w:eastAsia="宋体" w:hAnsi="宋体" w:cs="宋体" w:hint="eastAsia"/>
               <w:szCs w:val="24"/>
             </w:rPr>
             <w:fldChar w:fldCharType="begin"/>
           </w:r>
           <w:r>
             <w:rPr>
-              <w:rFonts w:hint="eastAsia" w:ascii="宋体" w:hAnsi="宋体" w:eastAsia="宋体" w:cs="宋体"/>
+              <w:rFonts w:ascii="宋体" w:eastAsia="宋体" w:hAnsi="宋体" w:cs="宋体" w:hint="eastAsia"/>
               <w:szCs w:val="24"/>
             </w:rPr>
             <w:instrText xml:space="preserve"> HYPERLINK \l _Toc22723 </w:instrText>
           </w:r>
           <w:r>
             <w:rPr>
-              <w:rFonts w:hint="eastAsia" w:ascii="宋体" w:hAnsi="宋体" w:eastAsia="宋体" w:cs="宋体"/>
+              <w:rFonts w:ascii="宋体" w:eastAsia="宋体" w:hAnsi="宋体" w:cs="宋体" w:hint="eastAsia"/>
               <w:szCs w:val="24"/>
             </w:rPr>
             <w:fldChar w:fldCharType="separate"/>
@@ -2650,7 +2617,7 @@
           </w:r>
           <w:r>
             <w:rPr>
-              <w:rFonts w:hint="eastAsia" w:ascii="宋体" w:hAnsi="宋体" w:eastAsia="宋体" w:cs="宋体"/>
+              <w:rFonts w:ascii="宋体" w:eastAsia="宋体" w:hAnsi="宋体" w:cs="宋体" w:hint="eastAsia"/>
               <w:szCs w:val="24"/>
             </w:rPr>
             <w:fldChar w:fldCharType="end"/>
@@ -2658,28 +2625,28 @@
         </w:p>
         <w:p>
           <w:pPr>
-            <w:pStyle w:val="16"/>
+            <w:pStyle w:val="TOC1"/>
             <w:tabs>
               <w:tab w:val="right" w:leader="dot" w:pos="8306"/>
             </w:tabs>
           </w:pPr>
           <w:r>
             <w:rPr>
-              <w:rFonts w:hint="eastAsia" w:ascii="宋体" w:hAnsi="宋体" w:eastAsia="宋体" w:cs="宋体"/>
+              <w:rFonts w:ascii="宋体" w:eastAsia="宋体" w:hAnsi="宋体" w:cs="宋体" w:hint="eastAsia"/>
               <w:szCs w:val="24"/>
             </w:rPr>
             <w:fldChar w:fldCharType="begin"/>
           </w:r>
           <w:r>
             <w:rPr>
-              <w:rFonts w:hint="eastAsia" w:ascii="宋体" w:hAnsi="宋体" w:eastAsia="宋体" w:cs="宋体"/>
+              <w:rFonts w:ascii="宋体" w:eastAsia="宋体" w:hAnsi="宋体" w:cs="宋体" w:hint="eastAsia"/>
               <w:szCs w:val="24"/>
             </w:rPr>
             <w:instrText xml:space="preserve"> HYPERLINK \l _Toc3825 </w:instrText>
           </w:r>
           <w:r>
             <w:rPr>
-              <w:rFonts w:hint="eastAsia" w:ascii="宋体" w:hAnsi="宋体" w:eastAsia="宋体" w:cs="宋体"/>
+              <w:rFonts w:ascii="宋体" w:eastAsia="宋体" w:hAnsi="宋体" w:cs="宋体" w:hint="eastAsia"/>
               <w:szCs w:val="24"/>
             </w:rPr>
             <w:fldChar w:fldCharType="separate"/>
@@ -2711,7 +2678,7 @@
           </w:r>
           <w:r>
             <w:rPr>
-              <w:rFonts w:hint="eastAsia" w:ascii="宋体" w:hAnsi="宋体" w:eastAsia="宋体" w:cs="宋体"/>
+              <w:rFonts w:ascii="宋体" w:eastAsia="宋体" w:hAnsi="宋体" w:cs="宋体" w:hint="eastAsia"/>
               <w:szCs w:val="24"/>
             </w:rPr>
             <w:fldChar w:fldCharType="end"/>
@@ -2719,28 +2686,28 @@
         </w:p>
         <w:p>
           <w:pPr>
-            <w:pStyle w:val="17"/>
+            <w:pStyle w:val="TOC2"/>
             <w:tabs>
               <w:tab w:val="right" w:leader="dot" w:pos="8306"/>
             </w:tabs>
           </w:pPr>
           <w:r>
             <w:rPr>
-              <w:rFonts w:hint="eastAsia" w:ascii="宋体" w:hAnsi="宋体" w:eastAsia="宋体" w:cs="宋体"/>
+              <w:rFonts w:ascii="宋体" w:eastAsia="宋体" w:hAnsi="宋体" w:cs="宋体" w:hint="eastAsia"/>
               <w:szCs w:val="24"/>
             </w:rPr>
             <w:fldChar w:fldCharType="begin"/>
           </w:r>
           <w:r>
             <w:rPr>
-              <w:rFonts w:hint="eastAsia" w:ascii="宋体" w:hAnsi="宋体" w:eastAsia="宋体" w:cs="宋体"/>
+              <w:rFonts w:ascii="宋体" w:eastAsia="宋体" w:hAnsi="宋体" w:cs="宋体" w:hint="eastAsia"/>
               <w:szCs w:val="24"/>
             </w:rPr>
             <w:instrText xml:space="preserve"> HYPERLINK \l _Toc23673 </w:instrText>
           </w:r>
           <w:r>
             <w:rPr>
-              <w:rFonts w:hint="eastAsia" w:ascii="宋体" w:hAnsi="宋体" w:eastAsia="宋体" w:cs="宋体"/>
+              <w:rFonts w:ascii="宋体" w:eastAsia="宋体" w:hAnsi="宋体" w:cs="宋体" w:hint="eastAsia"/>
               <w:szCs w:val="24"/>
             </w:rPr>
             <w:fldChar w:fldCharType="separate"/>
@@ -2772,7 +2739,7 @@
           </w:r>
           <w:r>
             <w:rPr>
-              <w:rFonts w:hint="eastAsia" w:ascii="宋体" w:hAnsi="宋体" w:eastAsia="宋体" w:cs="宋体"/>
+              <w:rFonts w:ascii="宋体" w:eastAsia="宋体" w:hAnsi="宋体" w:cs="宋体" w:hint="eastAsia"/>
               <w:szCs w:val="24"/>
             </w:rPr>
             <w:fldChar w:fldCharType="end"/>
@@ -2780,28 +2747,28 @@
         </w:p>
         <w:p>
           <w:pPr>
-            <w:pStyle w:val="17"/>
+            <w:pStyle w:val="TOC2"/>
             <w:tabs>
               <w:tab w:val="right" w:leader="dot" w:pos="8306"/>
             </w:tabs>
           </w:pPr>
           <w:r>
             <w:rPr>
-              <w:rFonts w:hint="eastAsia" w:ascii="宋体" w:hAnsi="宋体" w:eastAsia="宋体" w:cs="宋体"/>
+              <w:rFonts w:ascii="宋体" w:eastAsia="宋体" w:hAnsi="宋体" w:cs="宋体" w:hint="eastAsia"/>
               <w:szCs w:val="24"/>
             </w:rPr>
             <w:fldChar w:fldCharType="begin"/>
           </w:r>
           <w:r>
             <w:rPr>
-              <w:rFonts w:hint="eastAsia" w:ascii="宋体" w:hAnsi="宋体" w:eastAsia="宋体" w:cs="宋体"/>
+              <w:rFonts w:ascii="宋体" w:eastAsia="宋体" w:hAnsi="宋体" w:cs="宋体" w:hint="eastAsia"/>
               <w:szCs w:val="24"/>
             </w:rPr>
             <w:instrText xml:space="preserve"> HYPERLINK \l _Toc30234 </w:instrText>
           </w:r>
           <w:r>
             <w:rPr>
-              <w:rFonts w:hint="eastAsia" w:ascii="宋体" w:hAnsi="宋体" w:eastAsia="宋体" w:cs="宋体"/>
+              <w:rFonts w:ascii="宋体" w:eastAsia="宋体" w:hAnsi="宋体" w:cs="宋体" w:hint="eastAsia"/>
               <w:szCs w:val="24"/>
             </w:rPr>
             <w:fldChar w:fldCharType="separate"/>
@@ -2833,7 +2800,7 @@
           </w:r>
           <w:r>
             <w:rPr>
-              <w:rFonts w:hint="eastAsia" w:ascii="宋体" w:hAnsi="宋体" w:eastAsia="宋体" w:cs="宋体"/>
+              <w:rFonts w:ascii="宋体" w:eastAsia="宋体" w:hAnsi="宋体" w:cs="宋体" w:hint="eastAsia"/>
               <w:szCs w:val="24"/>
             </w:rPr>
             <w:fldChar w:fldCharType="end"/>
@@ -2841,28 +2808,28 @@
         </w:p>
         <w:p>
           <w:pPr>
-            <w:pStyle w:val="17"/>
+            <w:pStyle w:val="TOC2"/>
             <w:tabs>
               <w:tab w:val="right" w:leader="dot" w:pos="8306"/>
             </w:tabs>
           </w:pPr>
           <w:r>
             <w:rPr>
-              <w:rFonts w:hint="eastAsia" w:ascii="宋体" w:hAnsi="宋体" w:eastAsia="宋体" w:cs="宋体"/>
+              <w:rFonts w:ascii="宋体" w:eastAsia="宋体" w:hAnsi="宋体" w:cs="宋体" w:hint="eastAsia"/>
               <w:szCs w:val="24"/>
             </w:rPr>
             <w:fldChar w:fldCharType="begin"/>
           </w:r>
           <w:r>
             <w:rPr>
-              <w:rFonts w:hint="eastAsia" w:ascii="宋体" w:hAnsi="宋体" w:eastAsia="宋体" w:cs="宋体"/>
+              <w:rFonts w:ascii="宋体" w:eastAsia="宋体" w:hAnsi="宋体" w:cs="宋体" w:hint="eastAsia"/>
               <w:szCs w:val="24"/>
             </w:rPr>
             <w:instrText xml:space="preserve"> HYPERLINK \l _Toc27449 </w:instrText>
           </w:r>
           <w:r>
             <w:rPr>
-              <w:rFonts w:hint="eastAsia" w:ascii="宋体" w:hAnsi="宋体" w:eastAsia="宋体" w:cs="宋体"/>
+              <w:rFonts w:ascii="宋体" w:eastAsia="宋体" w:hAnsi="宋体" w:cs="宋体" w:hint="eastAsia"/>
               <w:szCs w:val="24"/>
             </w:rPr>
             <w:fldChar w:fldCharType="separate"/>
@@ -2894,7 +2861,7 @@
           </w:r>
           <w:r>
             <w:rPr>
-              <w:rFonts w:hint="eastAsia" w:ascii="宋体" w:hAnsi="宋体" w:eastAsia="宋体" w:cs="宋体"/>
+              <w:rFonts w:ascii="宋体" w:eastAsia="宋体" w:hAnsi="宋体" w:cs="宋体" w:hint="eastAsia"/>
               <w:szCs w:val="24"/>
             </w:rPr>
             <w:fldChar w:fldCharType="end"/>
@@ -2902,28 +2869,28 @@
         </w:p>
         <w:p>
           <w:pPr>
-            <w:pStyle w:val="16"/>
+            <w:pStyle w:val="TOC1"/>
             <w:tabs>
               <w:tab w:val="right" w:leader="dot" w:pos="8306"/>
             </w:tabs>
           </w:pPr>
           <w:r>
             <w:rPr>
-              <w:rFonts w:hint="eastAsia" w:ascii="宋体" w:hAnsi="宋体" w:eastAsia="宋体" w:cs="宋体"/>
+              <w:rFonts w:ascii="宋体" w:eastAsia="宋体" w:hAnsi="宋体" w:cs="宋体" w:hint="eastAsia"/>
               <w:szCs w:val="24"/>
             </w:rPr>
             <w:fldChar w:fldCharType="begin"/>
           </w:r>
           <w:r>
             <w:rPr>
-              <w:rFonts w:hint="eastAsia" w:ascii="宋体" w:hAnsi="宋体" w:eastAsia="宋体" w:cs="宋体"/>
+              <w:rFonts w:ascii="宋体" w:eastAsia="宋体" w:hAnsi="宋体" w:cs="宋体" w:hint="eastAsia"/>
               <w:szCs w:val="24"/>
             </w:rPr>
             <w:instrText xml:space="preserve"> HYPERLINK \l _Toc11210 </w:instrText>
           </w:r>
           <w:r>
             <w:rPr>
-              <w:rFonts w:hint="eastAsia" w:ascii="宋体" w:hAnsi="宋体" w:eastAsia="宋体" w:cs="宋体"/>
+              <w:rFonts w:ascii="宋体" w:eastAsia="宋体" w:hAnsi="宋体" w:cs="宋体" w:hint="eastAsia"/>
               <w:szCs w:val="24"/>
             </w:rPr>
             <w:fldChar w:fldCharType="separate"/>
@@ -2955,7 +2922,7 @@
           </w:r>
           <w:r>
             <w:rPr>
-              <w:rFonts w:hint="eastAsia" w:ascii="宋体" w:hAnsi="宋体" w:eastAsia="宋体" w:cs="宋体"/>
+              <w:rFonts w:ascii="宋体" w:eastAsia="宋体" w:hAnsi="宋体" w:cs="宋体" w:hint="eastAsia"/>
               <w:szCs w:val="24"/>
             </w:rPr>
             <w:fldChar w:fldCharType="end"/>
@@ -2963,28 +2930,28 @@
         </w:p>
         <w:p>
           <w:pPr>
-            <w:pStyle w:val="17"/>
+            <w:pStyle w:val="TOC2"/>
             <w:tabs>
               <w:tab w:val="right" w:leader="dot" w:pos="8306"/>
             </w:tabs>
           </w:pPr>
           <w:r>
             <w:rPr>
-              <w:rFonts w:hint="eastAsia" w:ascii="宋体" w:hAnsi="宋体" w:eastAsia="宋体" w:cs="宋体"/>
+              <w:rFonts w:ascii="宋体" w:eastAsia="宋体" w:hAnsi="宋体" w:cs="宋体" w:hint="eastAsia"/>
               <w:szCs w:val="24"/>
             </w:rPr>
             <w:fldChar w:fldCharType="begin"/>
           </w:r>
           <w:r>
             <w:rPr>
-              <w:rFonts w:hint="eastAsia" w:ascii="宋体" w:hAnsi="宋体" w:eastAsia="宋体" w:cs="宋体"/>
+              <w:rFonts w:ascii="宋体" w:eastAsia="宋体" w:hAnsi="宋体" w:cs="宋体" w:hint="eastAsia"/>
               <w:szCs w:val="24"/>
             </w:rPr>
             <w:instrText xml:space="preserve"> HYPERLINK \l _Toc6268 </w:instrText>
           </w:r>
           <w:r>
             <w:rPr>
-              <w:rFonts w:hint="eastAsia" w:ascii="宋体" w:hAnsi="宋体" w:eastAsia="宋体" w:cs="宋体"/>
+              <w:rFonts w:ascii="宋体" w:eastAsia="宋体" w:hAnsi="宋体" w:cs="宋体" w:hint="eastAsia"/>
               <w:szCs w:val="24"/>
             </w:rPr>
             <w:fldChar w:fldCharType="separate"/>
@@ -3016,7 +2983,7 @@
           </w:r>
           <w:r>
             <w:rPr>
-              <w:rFonts w:hint="eastAsia" w:ascii="宋体" w:hAnsi="宋体" w:eastAsia="宋体" w:cs="宋体"/>
+              <w:rFonts w:ascii="宋体" w:eastAsia="宋体" w:hAnsi="宋体" w:cs="宋体" w:hint="eastAsia"/>
               <w:szCs w:val="24"/>
             </w:rPr>
             <w:fldChar w:fldCharType="end"/>
@@ -3024,28 +2991,28 @@
         </w:p>
         <w:p>
           <w:pPr>
-            <w:pStyle w:val="17"/>
+            <w:pStyle w:val="TOC2"/>
             <w:tabs>
               <w:tab w:val="right" w:leader="dot" w:pos="8306"/>
             </w:tabs>
           </w:pPr>
           <w:r>
             <w:rPr>
-              <w:rFonts w:hint="eastAsia" w:ascii="宋体" w:hAnsi="宋体" w:eastAsia="宋体" w:cs="宋体"/>
+              <w:rFonts w:ascii="宋体" w:eastAsia="宋体" w:hAnsi="宋体" w:cs="宋体" w:hint="eastAsia"/>
               <w:szCs w:val="24"/>
             </w:rPr>
             <w:fldChar w:fldCharType="begin"/>
           </w:r>
           <w:r>
             <w:rPr>
-              <w:rFonts w:hint="eastAsia" w:ascii="宋体" w:hAnsi="宋体" w:eastAsia="宋体" w:cs="宋体"/>
+              <w:rFonts w:ascii="宋体" w:eastAsia="宋体" w:hAnsi="宋体" w:cs="宋体" w:hint="eastAsia"/>
               <w:szCs w:val="24"/>
             </w:rPr>
             <w:instrText xml:space="preserve"> HYPERLINK \l _Toc23716 </w:instrText>
           </w:r>
           <w:r>
             <w:rPr>
-              <w:rFonts w:hint="eastAsia" w:ascii="宋体" w:hAnsi="宋体" w:eastAsia="宋体" w:cs="宋体"/>
+              <w:rFonts w:ascii="宋体" w:eastAsia="宋体" w:hAnsi="宋体" w:cs="宋体" w:hint="eastAsia"/>
               <w:szCs w:val="24"/>
             </w:rPr>
             <w:fldChar w:fldCharType="separate"/>
@@ -3077,7 +3044,7 @@
           </w:r>
           <w:r>
             <w:rPr>
-              <w:rFonts w:hint="eastAsia" w:ascii="宋体" w:hAnsi="宋体" w:eastAsia="宋体" w:cs="宋体"/>
+              <w:rFonts w:ascii="宋体" w:eastAsia="宋体" w:hAnsi="宋体" w:cs="宋体" w:hint="eastAsia"/>
               <w:szCs w:val="24"/>
             </w:rPr>
             <w:fldChar w:fldCharType="end"/>
@@ -3085,28 +3052,28 @@
         </w:p>
         <w:p>
           <w:pPr>
-            <w:pStyle w:val="17"/>
+            <w:pStyle w:val="TOC2"/>
             <w:tabs>
               <w:tab w:val="right" w:leader="dot" w:pos="8306"/>
             </w:tabs>
           </w:pPr>
           <w:r>
             <w:rPr>
-              <w:rFonts w:hint="eastAsia" w:ascii="宋体" w:hAnsi="宋体" w:eastAsia="宋体" w:cs="宋体"/>
+              <w:rFonts w:ascii="宋体" w:eastAsia="宋体" w:hAnsi="宋体" w:cs="宋体" w:hint="eastAsia"/>
               <w:szCs w:val="24"/>
             </w:rPr>
             <w:fldChar w:fldCharType="begin"/>
           </w:r>
           <w:r>
             <w:rPr>
-              <w:rFonts w:hint="eastAsia" w:ascii="宋体" w:hAnsi="宋体" w:eastAsia="宋体" w:cs="宋体"/>
+              <w:rFonts w:ascii="宋体" w:eastAsia="宋体" w:hAnsi="宋体" w:cs="宋体" w:hint="eastAsia"/>
               <w:szCs w:val="24"/>
             </w:rPr>
             <w:instrText xml:space="preserve"> HYPERLINK \l _Toc28966 </w:instrText>
           </w:r>
           <w:r>
             <w:rPr>
-              <w:rFonts w:hint="eastAsia" w:ascii="宋体" w:hAnsi="宋体" w:eastAsia="宋体" w:cs="宋体"/>
+              <w:rFonts w:ascii="宋体" w:eastAsia="宋体" w:hAnsi="宋体" w:cs="宋体" w:hint="eastAsia"/>
               <w:szCs w:val="24"/>
             </w:rPr>
             <w:fldChar w:fldCharType="separate"/>
@@ -3138,7 +3105,7 @@
           </w:r>
           <w:r>
             <w:rPr>
-              <w:rFonts w:hint="eastAsia" w:ascii="宋体" w:hAnsi="宋体" w:eastAsia="宋体" w:cs="宋体"/>
+              <w:rFonts w:ascii="宋体" w:eastAsia="宋体" w:hAnsi="宋体" w:cs="宋体" w:hint="eastAsia"/>
               <w:szCs w:val="24"/>
             </w:rPr>
             <w:fldChar w:fldCharType="end"/>
@@ -3146,28 +3113,28 @@
         </w:p>
         <w:p>
           <w:pPr>
-            <w:pStyle w:val="17"/>
+            <w:pStyle w:val="TOC2"/>
             <w:tabs>
               <w:tab w:val="right" w:leader="dot" w:pos="8306"/>
             </w:tabs>
           </w:pPr>
           <w:r>
             <w:rPr>
-              <w:rFonts w:hint="eastAsia" w:ascii="宋体" w:hAnsi="宋体" w:eastAsia="宋体" w:cs="宋体"/>
+              <w:rFonts w:ascii="宋体" w:eastAsia="宋体" w:hAnsi="宋体" w:cs="宋体" w:hint="eastAsia"/>
               <w:szCs w:val="24"/>
             </w:rPr>
             <w:fldChar w:fldCharType="begin"/>
           </w:r>
           <w:r>
             <w:rPr>
-              <w:rFonts w:hint="eastAsia" w:ascii="宋体" w:hAnsi="宋体" w:eastAsia="宋体" w:cs="宋体"/>
+              <w:rFonts w:ascii="宋体" w:eastAsia="宋体" w:hAnsi="宋体" w:cs="宋体" w:hint="eastAsia"/>
               <w:szCs w:val="24"/>
             </w:rPr>
             <w:instrText xml:space="preserve"> HYPERLINK \l _Toc20895 </w:instrText>
           </w:r>
           <w:r>
             <w:rPr>
-              <w:rFonts w:hint="eastAsia" w:ascii="宋体" w:hAnsi="宋体" w:eastAsia="宋体" w:cs="宋体"/>
+              <w:rFonts w:ascii="宋体" w:eastAsia="宋体" w:hAnsi="宋体" w:cs="宋体" w:hint="eastAsia"/>
               <w:szCs w:val="24"/>
             </w:rPr>
             <w:fldChar w:fldCharType="separate"/>
@@ -3199,7 +3166,7 @@
           </w:r>
           <w:r>
             <w:rPr>
-              <w:rFonts w:hint="eastAsia" w:ascii="宋体" w:hAnsi="宋体" w:eastAsia="宋体" w:cs="宋体"/>
+              <w:rFonts w:ascii="宋体" w:eastAsia="宋体" w:hAnsi="宋体" w:cs="宋体" w:hint="eastAsia"/>
               <w:szCs w:val="24"/>
             </w:rPr>
             <w:fldChar w:fldCharType="end"/>
@@ -3207,28 +3174,28 @@
         </w:p>
         <w:p>
           <w:pPr>
-            <w:pStyle w:val="17"/>
+            <w:pStyle w:val="TOC2"/>
             <w:tabs>
               <w:tab w:val="right" w:leader="dot" w:pos="8306"/>
             </w:tabs>
           </w:pPr>
           <w:r>
             <w:rPr>
-              <w:rFonts w:hint="eastAsia" w:ascii="宋体" w:hAnsi="宋体" w:eastAsia="宋体" w:cs="宋体"/>
+              <w:rFonts w:ascii="宋体" w:eastAsia="宋体" w:hAnsi="宋体" w:cs="宋体" w:hint="eastAsia"/>
               <w:szCs w:val="24"/>
             </w:rPr>
             <w:fldChar w:fldCharType="begin"/>
           </w:r>
           <w:r>
             <w:rPr>
-              <w:rFonts w:hint="eastAsia" w:ascii="宋体" w:hAnsi="宋体" w:eastAsia="宋体" w:cs="宋体"/>
+              <w:rFonts w:ascii="宋体" w:eastAsia="宋体" w:hAnsi="宋体" w:cs="宋体" w:hint="eastAsia"/>
               <w:szCs w:val="24"/>
             </w:rPr>
             <w:instrText xml:space="preserve"> HYPERLINK \l _Toc21354 </w:instrText>
           </w:r>
           <w:r>
             <w:rPr>
-              <w:rFonts w:hint="eastAsia" w:ascii="宋体" w:hAnsi="宋体" w:eastAsia="宋体" w:cs="宋体"/>
+              <w:rFonts w:ascii="宋体" w:eastAsia="宋体" w:hAnsi="宋体" w:cs="宋体" w:hint="eastAsia"/>
               <w:szCs w:val="24"/>
             </w:rPr>
             <w:fldChar w:fldCharType="separate"/>
@@ -3260,7 +3227,7 @@
           </w:r>
           <w:r>
             <w:rPr>
-              <w:rFonts w:hint="eastAsia" w:ascii="宋体" w:hAnsi="宋体" w:eastAsia="宋体" w:cs="宋体"/>
+              <w:rFonts w:ascii="宋体" w:eastAsia="宋体" w:hAnsi="宋体" w:cs="宋体" w:hint="eastAsia"/>
               <w:szCs w:val="24"/>
             </w:rPr>
             <w:fldChar w:fldCharType="end"/>
@@ -3268,28 +3235,28 @@
         </w:p>
         <w:p>
           <w:pPr>
-            <w:pStyle w:val="16"/>
+            <w:pStyle w:val="TOC1"/>
             <w:tabs>
               <w:tab w:val="right" w:leader="dot" w:pos="8306"/>
             </w:tabs>
           </w:pPr>
           <w:r>
             <w:rPr>
-              <w:rFonts w:hint="eastAsia" w:ascii="宋体" w:hAnsi="宋体" w:eastAsia="宋体" w:cs="宋体"/>
+              <w:rFonts w:ascii="宋体" w:eastAsia="宋体" w:hAnsi="宋体" w:cs="宋体" w:hint="eastAsia"/>
               <w:szCs w:val="24"/>
             </w:rPr>
             <w:fldChar w:fldCharType="begin"/>
           </w:r>
           <w:r>
             <w:rPr>
-              <w:rFonts w:hint="eastAsia" w:ascii="宋体" w:hAnsi="宋体" w:eastAsia="宋体" w:cs="宋体"/>
+              <w:rFonts w:ascii="宋体" w:eastAsia="宋体" w:hAnsi="宋体" w:cs="宋体" w:hint="eastAsia"/>
               <w:szCs w:val="24"/>
             </w:rPr>
             <w:instrText xml:space="preserve"> HYPERLINK \l _Toc11474 </w:instrText>
           </w:r>
           <w:r>
             <w:rPr>
-              <w:rFonts w:hint="eastAsia" w:ascii="宋体" w:hAnsi="宋体" w:eastAsia="宋体" w:cs="宋体"/>
+              <w:rFonts w:ascii="宋体" w:eastAsia="宋体" w:hAnsi="宋体" w:cs="宋体" w:hint="eastAsia"/>
               <w:szCs w:val="24"/>
             </w:rPr>
             <w:fldChar w:fldCharType="separate"/>
@@ -3321,7 +3288,7 @@
           </w:r>
           <w:r>
             <w:rPr>
-              <w:rFonts w:hint="eastAsia" w:ascii="宋体" w:hAnsi="宋体" w:eastAsia="宋体" w:cs="宋体"/>
+              <w:rFonts w:ascii="宋体" w:eastAsia="宋体" w:hAnsi="宋体" w:cs="宋体" w:hint="eastAsia"/>
               <w:szCs w:val="24"/>
             </w:rPr>
             <w:fldChar w:fldCharType="end"/>
@@ -3329,28 +3296,28 @@
         </w:p>
         <w:p>
           <w:pPr>
-            <w:pStyle w:val="16"/>
+            <w:pStyle w:val="TOC1"/>
             <w:tabs>
               <w:tab w:val="right" w:leader="dot" w:pos="8306"/>
             </w:tabs>
           </w:pPr>
           <w:r>
             <w:rPr>
-              <w:rFonts w:hint="eastAsia" w:ascii="宋体" w:hAnsi="宋体" w:eastAsia="宋体" w:cs="宋体"/>
+              <w:rFonts w:ascii="宋体" w:eastAsia="宋体" w:hAnsi="宋体" w:cs="宋体" w:hint="eastAsia"/>
               <w:szCs w:val="24"/>
             </w:rPr>
             <w:fldChar w:fldCharType="begin"/>
           </w:r>
           <w:r>
             <w:rPr>
-              <w:rFonts w:hint="eastAsia" w:ascii="宋体" w:hAnsi="宋体" w:eastAsia="宋体" w:cs="宋体"/>
+              <w:rFonts w:ascii="宋体" w:eastAsia="宋体" w:hAnsi="宋体" w:cs="宋体" w:hint="eastAsia"/>
               <w:szCs w:val="24"/>
             </w:rPr>
             <w:instrText xml:space="preserve"> HYPERLINK \l _Toc27373 </w:instrText>
           </w:r>
           <w:r>
             <w:rPr>
-              <w:rFonts w:hint="eastAsia" w:ascii="宋体" w:hAnsi="宋体" w:eastAsia="宋体" w:cs="宋体"/>
+              <w:rFonts w:ascii="宋体" w:eastAsia="宋体" w:hAnsi="宋体" w:cs="宋体" w:hint="eastAsia"/>
               <w:szCs w:val="24"/>
             </w:rPr>
             <w:fldChar w:fldCharType="separate"/>
@@ -3389,7 +3356,7 @@
           </w:r>
           <w:r>
             <w:rPr>
-              <w:rFonts w:hint="eastAsia" w:ascii="宋体" w:hAnsi="宋体" w:eastAsia="宋体" w:cs="宋体"/>
+              <w:rFonts w:ascii="宋体" w:eastAsia="宋体" w:hAnsi="宋体" w:cs="宋体" w:hint="eastAsia"/>
               <w:szCs w:val="24"/>
             </w:rPr>
             <w:fldChar w:fldCharType="end"/>
@@ -3397,28 +3364,28 @@
         </w:p>
         <w:p>
           <w:pPr>
-            <w:pStyle w:val="16"/>
+            <w:pStyle w:val="TOC1"/>
             <w:tabs>
               <w:tab w:val="right" w:leader="dot" w:pos="8306"/>
             </w:tabs>
           </w:pPr>
           <w:r>
             <w:rPr>
-              <w:rFonts w:hint="eastAsia" w:ascii="宋体" w:hAnsi="宋体" w:eastAsia="宋体" w:cs="宋体"/>
+              <w:rFonts w:ascii="宋体" w:eastAsia="宋体" w:hAnsi="宋体" w:cs="宋体" w:hint="eastAsia"/>
               <w:szCs w:val="24"/>
             </w:rPr>
             <w:fldChar w:fldCharType="begin"/>
           </w:r>
           <w:r>
             <w:rPr>
-              <w:rFonts w:hint="eastAsia" w:ascii="宋体" w:hAnsi="宋体" w:eastAsia="宋体" w:cs="宋体"/>
+              <w:rFonts w:ascii="宋体" w:eastAsia="宋体" w:hAnsi="宋体" w:cs="宋体" w:hint="eastAsia"/>
               <w:szCs w:val="24"/>
             </w:rPr>
             <w:instrText xml:space="preserve"> HYPERLINK \l _Toc23956 </w:instrText>
           </w:r>
           <w:r>
             <w:rPr>
-              <w:rFonts w:hint="eastAsia" w:ascii="宋体" w:hAnsi="宋体" w:eastAsia="宋体" w:cs="宋体"/>
+              <w:rFonts w:ascii="宋体" w:eastAsia="宋体" w:hAnsi="宋体" w:cs="宋体" w:hint="eastAsia"/>
               <w:szCs w:val="24"/>
             </w:rPr>
             <w:fldChar w:fldCharType="separate"/>
@@ -3450,7 +3417,7 @@
           </w:r>
           <w:r>
             <w:rPr>
-              <w:rFonts w:hint="eastAsia" w:ascii="宋体" w:hAnsi="宋体" w:eastAsia="宋体" w:cs="宋体"/>
+              <w:rFonts w:ascii="宋体" w:eastAsia="宋体" w:hAnsi="宋体" w:cs="宋体" w:hint="eastAsia"/>
               <w:szCs w:val="24"/>
             </w:rPr>
             <w:fldChar w:fldCharType="end"/>
@@ -3473,7 +3440,7 @@
             <w:snapToGrid w:val="0"/>
             <w:textAlignment w:val="baseline"/>
             <w:rPr>
-              <w:rFonts w:hint="eastAsia" w:ascii="宋体" w:hAnsi="宋体" w:eastAsia="宋体" w:cs="宋体"/>
+              <w:rFonts w:ascii="宋体" w:eastAsia="宋体" w:hAnsi="宋体" w:cs="宋体" w:hint="eastAsia"/>
               <w:snapToGrid w:val="0"/>
               <w:color w:val="000000"/>
               <w:kern w:val="0"/>
@@ -3484,7 +3451,7 @@
           </w:pPr>
           <w:r>
             <w:rPr>
-              <w:rFonts w:hint="eastAsia" w:ascii="宋体" w:hAnsi="宋体" w:eastAsia="宋体" w:cs="宋体"/>
+              <w:rFonts w:ascii="宋体" w:eastAsia="宋体" w:hAnsi="宋体" w:cs="宋体" w:hint="eastAsia"/>
               <w:szCs w:val="24"/>
             </w:rPr>
             <w:fldChar w:fldCharType="end"/>
@@ -3509,7 +3476,7 @@
         <w:snapToGrid w:val="0"/>
         <w:textAlignment w:val="baseline"/>
         <w:rPr>
-          <w:rFonts w:ascii="Arial" w:hAnsi="Arial" w:eastAsia="Arial" w:cs="Arial"/>
+          <w:rFonts w:ascii="Arial" w:eastAsia="Arial" w:hAnsi="Arial" w:cs="Arial"/>
           <w:snapToGrid w:val="0"/>
           <w:color w:val="000000"/>
           <w:kern w:val="0"/>
@@ -3520,7 +3487,7 @@
       </w:pPr>
       <w:r>
         <w:rPr>
-          <w:rFonts w:ascii="Arial" w:hAnsi="Arial" w:eastAsia="Arial" w:cs="Arial"/>
+          <w:rFonts w:ascii="Arial" w:eastAsia="Arial" w:hAnsi="Arial" w:cs="Arial"/>
           <w:snapToGrid w:val="0"/>
           <w:color w:val="000000"/>
           <w:kern w:val="0"/>
@@ -3533,7 +3500,7 @@
     </w:p>
     <w:p>
       <w:pPr>
-        <w:pStyle w:val="28"/>
+        <w:pStyle w:val="1"/>
         <w:keepNext w:val="0"/>
         <w:keepLines w:val="0"/>
         <w:pageBreakBefore w:val="0"/>
@@ -3553,7 +3520,7 @@
           <w:lang w:val="en-US" w:eastAsia="zh-CN"/>
         </w:rPr>
       </w:pPr>
-      <w:bookmarkStart w:id="2" w:name="_Toc25239"/>
+      <w:bookmarkStart w:id="3" w:name="_Toc25239"/>
       <w:r>
         <w:rPr>
           <w:rFonts w:hint="default"/>
@@ -3561,11 +3528,11 @@
         </w:rPr>
         <w:t>总则</w:t>
       </w:r>
-      <w:bookmarkEnd w:id="2"/>
+      <w:bookmarkEnd w:id="3"/>
     </w:p>
     <w:p>
       <w:pPr>
-        <w:pStyle w:val="30"/>
+        <w:pStyle w:val="2"/>
         <w:keepNext w:val="0"/>
         <w:keepLines w:val="0"/>
         <w:pageBreakBefore w:val="0"/>
@@ -3585,7 +3552,7 @@
           <w:lang w:val="en-US" w:eastAsia="zh-CN"/>
         </w:rPr>
       </w:pPr>
-      <w:bookmarkStart w:id="3" w:name="_Toc24504"/>
+      <w:bookmarkStart w:id="4" w:name="_Toc24504"/>
       <w:r>
         <w:rPr>
           <w:rFonts w:hint="default"/>
@@ -3593,11 +3560,11 @@
         </w:rPr>
         <w:t>目的</w:t>
       </w:r>
-      <w:bookmarkEnd w:id="3"/>
+      <w:bookmarkEnd w:id="4"/>
     </w:p>
     <w:p>
       <w:pPr>
-        <w:pStyle w:val="29"/>
+        <w:pStyle w:val="a1"/>
         <w:keepNext w:val="0"/>
         <w:keepLines w:val="0"/>
         <w:pageBreakBefore w:val="0"/>
@@ -3641,7 +3608,7 @@
     </w:p>
     <w:p>
       <w:pPr>
-        <w:pStyle w:val="30"/>
+        <w:pStyle w:val="2"/>
         <w:keepNext w:val="0"/>
         <w:keepLines w:val="0"/>
         <w:pageBreakBefore w:val="0"/>
@@ -3661,7 +3628,7 @@
           <w:lang w:val="en-US" w:eastAsia="zh-CN"/>
         </w:rPr>
       </w:pPr>
-      <w:bookmarkStart w:id="4" w:name="_Toc21481"/>
+      <w:bookmarkStart w:id="5" w:name="_Toc21481"/>
       <w:r>
         <w:rPr>
           <w:rFonts w:hint="default"/>
@@ -3669,11 +3636,11 @@
         </w:rPr>
         <w:t>适用范围</w:t>
       </w:r>
-      <w:bookmarkEnd w:id="4"/>
+      <w:bookmarkEnd w:id="5"/>
     </w:p>
     <w:p>
       <w:pPr>
-        <w:pStyle w:val="29"/>
+        <w:pStyle w:val="a1"/>
         <w:keepNext w:val="0"/>
         <w:keepLines w:val="0"/>
         <w:pageBreakBefore w:val="0"/>
@@ -3717,7 +3684,7 @@
     </w:p>
     <w:p>
       <w:pPr>
-        <w:pStyle w:val="30"/>
+        <w:pStyle w:val="2"/>
         <w:keepNext w:val="0"/>
         <w:keepLines w:val="0"/>
         <w:pageBreakBefore w:val="0"/>
@@ -3737,7 +3704,7 @@
           <w:lang w:val="en-US" w:eastAsia="zh-CN"/>
         </w:rPr>
       </w:pPr>
-      <w:bookmarkStart w:id="5" w:name="_Toc29902"/>
+      <w:bookmarkStart w:id="6" w:name="_Toc29902"/>
       <w:r>
         <w:rPr>
           <w:rFonts w:hint="default"/>
@@ -3745,11 +3712,11 @@
         </w:rPr>
         <w:t>原则</w:t>
       </w:r>
-      <w:bookmarkEnd w:id="5"/>
+      <w:bookmarkEnd w:id="6"/>
     </w:p>
     <w:p>
       <w:pPr>
-        <w:pStyle w:val="29"/>
+        <w:pStyle w:val="a1"/>
         <w:keepNext w:val="0"/>
         <w:keepLines w:val="0"/>
         <w:pageBreakBefore w:val="0"/>
@@ -3779,7 +3746,7 @@
     </w:p>
     <w:p>
       <w:pPr>
-        <w:pStyle w:val="29"/>
+        <w:pStyle w:val="a1"/>
         <w:keepNext w:val="0"/>
         <w:keepLines w:val="0"/>
         <w:pageBreakBefore w:val="0"/>
@@ -3809,7 +3776,7 @@
     </w:p>
     <w:p>
       <w:pPr>
-        <w:pStyle w:val="29"/>
+        <w:pStyle w:val="a1"/>
         <w:keepNext w:val="0"/>
         <w:keepLines w:val="0"/>
         <w:pageBreakBefore w:val="0"/>
@@ -3839,7 +3806,7 @@
     </w:p>
     <w:p>
       <w:pPr>
-        <w:pStyle w:val="29"/>
+        <w:pStyle w:val="a1"/>
         <w:keepNext w:val="0"/>
         <w:keepLines w:val="0"/>
         <w:pageBreakBefore w:val="0"/>
@@ -3869,7 +3836,7 @@
     </w:p>
     <w:p>
       <w:pPr>
-        <w:pStyle w:val="29"/>
+        <w:pStyle w:val="a1"/>
         <w:keepNext w:val="0"/>
         <w:keepLines w:val="0"/>
         <w:pageBreakBefore w:val="0"/>
@@ -3899,7 +3866,7 @@
     </w:p>
     <w:p>
       <w:pPr>
-        <w:pStyle w:val="28"/>
+        <w:pStyle w:val="1"/>
         <w:keepNext w:val="0"/>
         <w:keepLines w:val="0"/>
         <w:pageBreakBefore w:val="0"/>
@@ -3919,7 +3886,7 @@
           <w:lang w:val="en-US" w:eastAsia="zh-CN"/>
         </w:rPr>
       </w:pPr>
-      <w:bookmarkStart w:id="6" w:name="_Toc6436"/>
+      <w:bookmarkStart w:id="7" w:name="_Toc6436"/>
       <w:r>
         <w:rPr>
           <w:rFonts w:hint="default"/>
@@ -3927,11 +3894,11 @@
         </w:rPr>
         <w:t>定义与术语</w:t>
       </w:r>
-      <w:bookmarkEnd w:id="6"/>
+      <w:bookmarkEnd w:id="7"/>
     </w:p>
     <w:p>
       <w:pPr>
-        <w:pStyle w:val="29"/>
+        <w:pStyle w:val="a1"/>
         <w:keepNext w:val="0"/>
         <w:keepLines w:val="0"/>
         <w:pageBreakBefore w:val="0"/>
@@ -3961,7 +3928,7 @@
     </w:p>
     <w:p>
       <w:pPr>
-        <w:pStyle w:val="29"/>
+        <w:pStyle w:val="a1"/>
         <w:keepNext w:val="0"/>
         <w:keepLines w:val="0"/>
         <w:pageBreakBefore w:val="0"/>
@@ -3991,7 +3958,7 @@
     </w:p>
     <w:p>
       <w:pPr>
-        <w:pStyle w:val="29"/>
+        <w:pStyle w:val="a1"/>
         <w:keepNext w:val="0"/>
         <w:keepLines w:val="0"/>
         <w:pageBreakBefore w:val="0"/>
@@ -4021,7 +3988,7 @@
     </w:p>
     <w:p>
       <w:pPr>
-        <w:pStyle w:val="29"/>
+        <w:pStyle w:val="a1"/>
         <w:keepNext w:val="0"/>
         <w:keepLines w:val="0"/>
         <w:pageBreakBefore w:val="0"/>
@@ -4051,7 +4018,7 @@
     </w:p>
     <w:p>
       <w:pPr>
-        <w:pStyle w:val="29"/>
+        <w:pStyle w:val="a1"/>
         <w:keepNext w:val="0"/>
         <w:keepLines w:val="0"/>
         <w:pageBreakBefore w:val="0"/>
@@ -4081,7 +4048,7 @@
     </w:p>
     <w:p>
       <w:pPr>
-        <w:pStyle w:val="28"/>
+        <w:pStyle w:val="1"/>
         <w:keepNext w:val="0"/>
         <w:keepLines w:val="0"/>
         <w:pageBreakBefore w:val="0"/>
@@ -4101,7 +4068,7 @@
           <w:lang w:val="en-US" w:eastAsia="zh-CN"/>
         </w:rPr>
       </w:pPr>
-      <w:bookmarkStart w:id="7" w:name="_Toc22723"/>
+      <w:bookmarkStart w:id="8" w:name="_Toc22723"/>
       <w:r>
         <w:rPr>
           <w:rFonts w:hint="default"/>
@@ -4109,23 +4076,22 @@
         </w:rPr>
         <w:t>角色与职责</w:t>
       </w:r>
-      <w:bookmarkEnd w:id="7"/>
+      <w:bookmarkEnd w:id="8"/>
     </w:p>
     <w:tbl>
       <w:tblPr>
-        <w:tblStyle w:val="20"/>
+        <w:tblStyle w:val="TableNormal"/>
         <w:tblW w:w="9024" w:type="dxa"/>
         <w:tblInd w:w="0" w:type="dxa"/>
         <w:tblBorders>
-          <w:top w:val="single" w:color="auto" w:sz="4" w:space="0"/>
-          <w:left w:val="single" w:color="auto" w:sz="4" w:space="0"/>
-          <w:bottom w:val="single" w:color="auto" w:sz="4" w:space="0"/>
-          <w:right w:val="single" w:color="auto" w:sz="4" w:space="0"/>
-          <w:insideH w:val="single" w:color="auto" w:sz="4" w:space="0"/>
-          <w:insideV w:val="single" w:color="auto" w:sz="4" w:space="0"/>
+          <w:top w:val="single" w:sz="4" w:space="0" w:color="auto"/>
+          <w:left w:val="single" w:sz="4" w:space="0" w:color="auto"/>
+          <w:bottom w:val="single" w:sz="4" w:space="0" w:color="auto"/>
+          <w:right w:val="single" w:sz="4" w:space="0" w:color="auto"/>
+          <w:insideH w:val="single" w:sz="4" w:space="0" w:color="auto"/>
+          <w:insideV w:val="single" w:sz="4" w:space="0" w:color="auto"/>
         </w:tblBorders>
         <w:shd w:val="clear" w:color="auto" w:fill="auto"/>
-        <w:tblLayout w:type="autofit"/>
         <w:tblCellMar>
           <w:top w:w="15" w:type="dxa"/>
           <w:left w:w="15" w:type="dxa"/>
@@ -4140,13 +4106,15 @@
       </w:tblGrid>
       <w:tr>
         <w:tblPrEx>
+          <w:tblW w:w="9024" w:type="dxa"/>
+          <w:tblInd w:w="0" w:type="dxa"/>
           <w:tblBorders>
-            <w:top w:val="single" w:color="auto" w:sz="4" w:space="0"/>
-            <w:left w:val="single" w:color="auto" w:sz="4" w:space="0"/>
-            <w:bottom w:val="single" w:color="auto" w:sz="4" w:space="0"/>
-            <w:right w:val="single" w:color="auto" w:sz="4" w:space="0"/>
-            <w:insideH w:val="single" w:color="auto" w:sz="4" w:space="0"/>
-            <w:insideV w:val="single" w:color="auto" w:sz="4" w:space="0"/>
+            <w:top w:val="single" w:sz="4" w:space="0" w:color="auto"/>
+            <w:left w:val="single" w:sz="4" w:space="0" w:color="auto"/>
+            <w:bottom w:val="single" w:sz="4" w:space="0" w:color="auto"/>
+            <w:right w:val="single" w:sz="4" w:space="0" w:color="auto"/>
+            <w:insideH w:val="single" w:sz="4" w:space="0" w:color="auto"/>
+            <w:insideV w:val="single" w:sz="4" w:space="0" w:color="auto"/>
           </w:tblBorders>
           <w:shd w:val="clear" w:color="auto" w:fill="auto"/>
           <w:tblCellMar>
@@ -4178,10 +4146,10 @@
               <w:widowControl/>
               <w:suppressLineNumbers w:val="0"/>
               <w:spacing w:line="300" w:lineRule="atLeast"/>
-              <w:ind w:left="0" w:leftChars="0" w:right="0" w:rightChars="0" w:firstLine="0" w:firstLineChars="0"/>
+              <w:ind w:left="0" w:right="0" w:firstLine="0" w:leftChars="0" w:rightChars="0" w:firstLineChars="0"/>
               <w:jc w:val="center"/>
               <w:rPr>
-                <w:rFonts w:ascii="Segoe UI" w:hAnsi="Segoe UI" w:eastAsia="Segoe UI" w:cs="Segoe UI"/>
+                <w:rFonts w:ascii="Segoe UI" w:eastAsia="Segoe UI" w:hAnsi="Segoe UI" w:cs="Segoe UI"/>
                 <w:b/>
                 <w:bCs/>
                 <w:i w:val="0"/>
@@ -4195,7 +4163,7 @@
             </w:pPr>
             <w:r>
               <w:rPr>
-                <w:rFonts w:hint="default" w:ascii="Segoe UI" w:hAnsi="Segoe UI" w:eastAsia="Segoe UI" w:cs="Segoe UI"/>
+                <w:rFonts w:ascii="Segoe UI" w:eastAsia="Segoe UI" w:hAnsi="Segoe UI" w:cs="Segoe UI" w:hint="default"/>
                 <w:b/>
                 <w:bCs/>
                 <w:i w:val="0"/>
@@ -4232,10 +4200,10 @@
               <w:widowControl/>
               <w:suppressLineNumbers w:val="0"/>
               <w:spacing w:line="300" w:lineRule="atLeast"/>
-              <w:ind w:left="0" w:leftChars="0" w:right="0" w:rightChars="0" w:firstLine="0" w:firstLineChars="0"/>
+              <w:ind w:left="0" w:right="0" w:firstLine="0" w:leftChars="0" w:rightChars="0" w:firstLineChars="0"/>
               <w:jc w:val="center"/>
               <w:rPr>
-                <w:rFonts w:hint="default" w:ascii="Segoe UI" w:hAnsi="Segoe UI" w:eastAsia="Segoe UI" w:cs="Segoe UI"/>
+                <w:rFonts w:ascii="Segoe UI" w:eastAsia="Segoe UI" w:hAnsi="Segoe UI" w:cs="Segoe UI" w:hint="default"/>
                 <w:b/>
                 <w:bCs/>
                 <w:i w:val="0"/>
@@ -4249,7 +4217,7 @@
             </w:pPr>
             <w:r>
               <w:rPr>
-                <w:rFonts w:hint="default" w:ascii="Segoe UI" w:hAnsi="Segoe UI" w:eastAsia="Segoe UI" w:cs="Segoe UI"/>
+                <w:rFonts w:ascii="Segoe UI" w:eastAsia="Segoe UI" w:hAnsi="Segoe UI" w:cs="Segoe UI" w:hint="default"/>
                 <w:b/>
                 <w:bCs/>
                 <w:i w:val="0"/>
@@ -4286,10 +4254,10 @@
               <w:widowControl/>
               <w:suppressLineNumbers w:val="0"/>
               <w:spacing w:line="300" w:lineRule="atLeast"/>
-              <w:ind w:left="0" w:leftChars="0" w:right="0" w:rightChars="0" w:firstLine="0" w:firstLineChars="0"/>
+              <w:ind w:left="0" w:right="0" w:firstLine="0" w:leftChars="0" w:rightChars="0" w:firstLineChars="0"/>
               <w:jc w:val="center"/>
               <w:rPr>
-                <w:rFonts w:hint="default" w:ascii="Segoe UI" w:hAnsi="Segoe UI" w:eastAsia="Segoe UI" w:cs="Segoe UI"/>
+                <w:rFonts w:ascii="Segoe UI" w:eastAsia="Segoe UI" w:hAnsi="Segoe UI" w:cs="Segoe UI" w:hint="default"/>
                 <w:b/>
                 <w:bCs/>
                 <w:i w:val="0"/>
@@ -4303,7 +4271,7 @@
             </w:pPr>
             <w:r>
               <w:rPr>
-                <w:rFonts w:hint="default" w:ascii="Segoe UI" w:hAnsi="Segoe UI" w:eastAsia="Segoe UI" w:cs="Segoe UI"/>
+                <w:rFonts w:ascii="Segoe UI" w:eastAsia="Segoe UI" w:hAnsi="Segoe UI" w:cs="Segoe UI" w:hint="default"/>
                 <w:b/>
                 <w:bCs/>
                 <w:i w:val="0"/>
@@ -4324,14 +4292,8 @@
       </w:tr>
       <w:tr>
         <w:tblPrEx>
-          <w:tblBorders>
-            <w:top w:val="single" w:color="auto" w:sz="4" w:space="0"/>
-            <w:left w:val="single" w:color="auto" w:sz="4" w:space="0"/>
-            <w:bottom w:val="single" w:color="auto" w:sz="4" w:space="0"/>
-            <w:right w:val="single" w:color="auto" w:sz="4" w:space="0"/>
-            <w:insideH w:val="single" w:color="auto" w:sz="4" w:space="0"/>
-            <w:insideV w:val="single" w:color="auto" w:sz="4" w:space="0"/>
-          </w:tblBorders>
+          <w:tblW w:w="9024" w:type="dxa"/>
+          <w:tblInd w:w="0" w:type="dxa"/>
           <w:shd w:val="clear" w:color="auto" w:fill="auto"/>
           <w:tblCellMar>
             <w:top w:w="15" w:type="dxa"/>
@@ -4359,10 +4321,10 @@
               <w:widowControl/>
               <w:suppressLineNumbers w:val="0"/>
               <w:spacing w:line="300" w:lineRule="atLeast"/>
-              <w:ind w:left="0" w:leftChars="0" w:right="0" w:rightChars="0" w:firstLine="0" w:firstLineChars="0"/>
+              <w:ind w:left="0" w:right="0" w:firstLine="0" w:leftChars="0" w:rightChars="0" w:firstLineChars="0"/>
               <w:jc w:val="center"/>
               <w:rPr>
-                <w:rFonts w:hint="default" w:ascii="Segoe UI" w:hAnsi="Segoe UI" w:eastAsia="Segoe UI" w:cs="Segoe UI"/>
+                <w:rFonts w:ascii="Segoe UI" w:eastAsia="Segoe UI" w:hAnsi="Segoe UI" w:cs="Segoe UI" w:hint="default"/>
                 <w:i w:val="0"/>
                 <w:iCs w:val="0"/>
                 <w:caps w:val="0"/>
@@ -4374,8 +4336,8 @@
             </w:pPr>
             <w:r>
               <w:rPr>
-                <w:rStyle w:val="23"/>
-                <w:rFonts w:hint="default" w:ascii="Segoe UI" w:hAnsi="Segoe UI" w:eastAsia="Segoe UI" w:cs="Segoe UI"/>
+                <w:rStyle w:val="Strong"/>
+                <w:rFonts w:ascii="Segoe UI" w:eastAsia="Segoe UI" w:hAnsi="Segoe UI" w:cs="Segoe UI" w:hint="default"/>
                 <w:b/>
                 <w:bCs/>
                 <w:i w:val="0"/>
@@ -4414,7 +4376,7 @@
               <w:spacing w:line="300" w:lineRule="atLeast"/>
               <w:jc w:val="left"/>
               <w:rPr>
-                <w:rFonts w:hint="default" w:ascii="Segoe UI" w:hAnsi="Segoe UI" w:eastAsia="Segoe UI" w:cs="Segoe UI"/>
+                <w:rFonts w:ascii="Segoe UI" w:eastAsia="Segoe UI" w:hAnsi="Segoe UI" w:cs="Segoe UI" w:hint="default"/>
                 <w:i w:val="0"/>
                 <w:iCs w:val="0"/>
                 <w:caps w:val="0"/>
@@ -4426,7 +4388,7 @@
             </w:pPr>
             <w:r>
               <w:rPr>
-                <w:rFonts w:hint="default" w:ascii="Segoe UI" w:hAnsi="Segoe UI" w:eastAsia="Segoe UI" w:cs="Segoe UI"/>
+                <w:rFonts w:ascii="Segoe UI" w:eastAsia="Segoe UI" w:hAnsi="Segoe UI" w:cs="Segoe UI" w:hint="default"/>
                 <w:i w:val="0"/>
                 <w:iCs w:val="0"/>
                 <w:caps w:val="0"/>
@@ -4442,7 +4404,7 @@
             </w:r>
             <w:r>
               <w:rPr>
-                <w:rFonts w:hint="default" w:ascii="Segoe UI" w:hAnsi="Segoe UI" w:eastAsia="Segoe UI" w:cs="Segoe UI"/>
+                <w:rFonts w:ascii="Segoe UI" w:eastAsia="Segoe UI" w:hAnsi="Segoe UI" w:cs="Segoe UI" w:hint="default"/>
                 <w:i w:val="0"/>
                 <w:iCs w:val="0"/>
                 <w:caps w:val="0"/>
@@ -4454,11 +4416,11 @@
                 <w:szCs w:val="18"/>
                 <w:lang w:val="en-US" w:eastAsia="zh-CN"/>
               </w:rPr>
-              <w:br w:type="textWrapping"/>
-            </w:r>
-            <w:r>
-              <w:rPr>
-                <w:rFonts w:hint="default" w:ascii="Segoe UI" w:hAnsi="Segoe UI" w:eastAsia="Segoe UI" w:cs="Segoe UI"/>
+              <w:br/>
+            </w:r>
+            <w:r>
+              <w:rPr>
+                <w:rFonts w:ascii="Segoe UI" w:eastAsia="Segoe UI" w:hAnsi="Segoe UI" w:cs="Segoe UI" w:hint="default"/>
                 <w:i w:val="0"/>
                 <w:iCs w:val="0"/>
                 <w:caps w:val="0"/>
@@ -4474,7 +4436,7 @@
             </w:r>
             <w:r>
               <w:rPr>
-                <w:rFonts w:hint="default" w:ascii="Segoe UI" w:hAnsi="Segoe UI" w:eastAsia="Segoe UI" w:cs="Segoe UI"/>
+                <w:rFonts w:ascii="Segoe UI" w:eastAsia="Segoe UI" w:hAnsi="Segoe UI" w:cs="Segoe UI" w:hint="default"/>
                 <w:i w:val="0"/>
                 <w:iCs w:val="0"/>
                 <w:caps w:val="0"/>
@@ -4486,11 +4448,11 @@
                 <w:szCs w:val="18"/>
                 <w:lang w:val="en-US" w:eastAsia="zh-CN"/>
               </w:rPr>
-              <w:br w:type="textWrapping"/>
-            </w:r>
-            <w:r>
-              <w:rPr>
-                <w:rFonts w:hint="default" w:ascii="Segoe UI" w:hAnsi="Segoe UI" w:eastAsia="Segoe UI" w:cs="Segoe UI"/>
+              <w:br/>
+            </w:r>
+            <w:r>
+              <w:rPr>
+                <w:rFonts w:ascii="Segoe UI" w:eastAsia="Segoe UI" w:hAnsi="Segoe UI" w:cs="Segoe UI" w:hint="default"/>
                 <w:i w:val="0"/>
                 <w:iCs w:val="0"/>
                 <w:caps w:val="0"/>
@@ -4527,7 +4489,7 @@
               <w:spacing w:line="300" w:lineRule="atLeast"/>
               <w:jc w:val="left"/>
               <w:rPr>
-                <w:rFonts w:hint="default" w:ascii="Segoe UI" w:hAnsi="Segoe UI" w:eastAsia="Segoe UI" w:cs="Segoe UI"/>
+                <w:rFonts w:ascii="Segoe UI" w:eastAsia="Segoe UI" w:hAnsi="Segoe UI" w:cs="Segoe UI" w:hint="default"/>
                 <w:i w:val="0"/>
                 <w:iCs w:val="0"/>
                 <w:caps w:val="0"/>
@@ -4539,8 +4501,8 @@
             </w:pPr>
             <w:r>
               <w:rPr>
-                <w:rStyle w:val="23"/>
-                <w:rFonts w:hint="default" w:ascii="Segoe UI" w:hAnsi="Segoe UI" w:eastAsia="Segoe UI" w:cs="Segoe UI"/>
+                <w:rStyle w:val="Strong"/>
+                <w:rFonts w:ascii="Segoe UI" w:eastAsia="Segoe UI" w:hAnsi="Segoe UI" w:cs="Segoe UI" w:hint="default"/>
                 <w:b/>
                 <w:bCs/>
                 <w:i w:val="0"/>
@@ -4561,14 +4523,8 @@
       </w:tr>
       <w:tr>
         <w:tblPrEx>
-          <w:tblBorders>
-            <w:top w:val="single" w:color="auto" w:sz="4" w:space="0"/>
-            <w:left w:val="single" w:color="auto" w:sz="4" w:space="0"/>
-            <w:bottom w:val="single" w:color="auto" w:sz="4" w:space="0"/>
-            <w:right w:val="single" w:color="auto" w:sz="4" w:space="0"/>
-            <w:insideH w:val="single" w:color="auto" w:sz="4" w:space="0"/>
-            <w:insideV w:val="single" w:color="auto" w:sz="4" w:space="0"/>
-          </w:tblBorders>
+          <w:tblW w:w="9024" w:type="dxa"/>
+          <w:tblInd w:w="0" w:type="dxa"/>
           <w:shd w:val="clear" w:color="auto" w:fill="auto"/>
           <w:tblCellMar>
             <w:top w:w="15" w:type="dxa"/>
@@ -4596,10 +4552,10 @@
               <w:widowControl/>
               <w:suppressLineNumbers w:val="0"/>
               <w:spacing w:line="300" w:lineRule="atLeast"/>
-              <w:ind w:left="0" w:leftChars="0" w:right="0" w:rightChars="0" w:firstLine="0" w:firstLineChars="0"/>
+              <w:ind w:left="0" w:right="0" w:firstLine="0" w:leftChars="0" w:rightChars="0" w:firstLineChars="0"/>
               <w:jc w:val="center"/>
               <w:rPr>
-                <w:rFonts w:hint="default" w:ascii="Segoe UI" w:hAnsi="Segoe UI" w:eastAsia="Segoe UI" w:cs="Segoe UI"/>
+                <w:rFonts w:ascii="Segoe UI" w:eastAsia="Segoe UI" w:hAnsi="Segoe UI" w:cs="Segoe UI" w:hint="default"/>
                 <w:i w:val="0"/>
                 <w:iCs w:val="0"/>
                 <w:caps w:val="0"/>
@@ -4611,8 +4567,8 @@
             </w:pPr>
             <w:r>
               <w:rPr>
-                <w:rStyle w:val="23"/>
-                <w:rFonts w:hint="default" w:ascii="Segoe UI" w:hAnsi="Segoe UI" w:eastAsia="Segoe UI" w:cs="Segoe UI"/>
+                <w:rStyle w:val="Strong"/>
+                <w:rFonts w:ascii="Segoe UI" w:eastAsia="Segoe UI" w:hAnsi="Segoe UI" w:cs="Segoe UI" w:hint="default"/>
                 <w:b/>
                 <w:bCs/>
                 <w:i w:val="0"/>
@@ -4651,7 +4607,7 @@
               <w:spacing w:line="300" w:lineRule="atLeast"/>
               <w:jc w:val="left"/>
               <w:rPr>
-                <w:rFonts w:hint="default" w:ascii="Segoe UI" w:hAnsi="Segoe UI" w:eastAsia="Segoe UI" w:cs="Segoe UI"/>
+                <w:rFonts w:ascii="Segoe UI" w:eastAsia="Segoe UI" w:hAnsi="Segoe UI" w:cs="Segoe UI" w:hint="default"/>
                 <w:i w:val="0"/>
                 <w:iCs w:val="0"/>
                 <w:caps w:val="0"/>
@@ -4663,7 +4619,7 @@
             </w:pPr>
             <w:r>
               <w:rPr>
-                <w:rFonts w:hint="default" w:ascii="Segoe UI" w:hAnsi="Segoe UI" w:eastAsia="Segoe UI" w:cs="Segoe UI"/>
+                <w:rFonts w:ascii="Segoe UI" w:eastAsia="Segoe UI" w:hAnsi="Segoe UI" w:cs="Segoe UI" w:hint="default"/>
                 <w:i w:val="0"/>
                 <w:iCs w:val="0"/>
                 <w:caps w:val="0"/>
@@ -4679,7 +4635,7 @@
             </w:r>
             <w:r>
               <w:rPr>
-                <w:rFonts w:hint="default" w:ascii="Segoe UI" w:hAnsi="Segoe UI" w:eastAsia="Segoe UI" w:cs="Segoe UI"/>
+                <w:rFonts w:ascii="Segoe UI" w:eastAsia="Segoe UI" w:hAnsi="Segoe UI" w:cs="Segoe UI" w:hint="default"/>
                 <w:i w:val="0"/>
                 <w:iCs w:val="0"/>
                 <w:caps w:val="0"/>
@@ -4691,11 +4647,11 @@
                 <w:szCs w:val="18"/>
                 <w:lang w:val="en-US" w:eastAsia="zh-CN"/>
               </w:rPr>
-              <w:br w:type="textWrapping"/>
-            </w:r>
-            <w:r>
-              <w:rPr>
-                <w:rFonts w:hint="default" w:ascii="Segoe UI" w:hAnsi="Segoe UI" w:eastAsia="Segoe UI" w:cs="Segoe UI"/>
+              <w:br/>
+            </w:r>
+            <w:r>
+              <w:rPr>
+                <w:rFonts w:ascii="Segoe UI" w:eastAsia="Segoe UI" w:hAnsi="Segoe UI" w:cs="Segoe UI" w:hint="default"/>
                 <w:i w:val="0"/>
                 <w:iCs w:val="0"/>
                 <w:caps w:val="0"/>
@@ -4711,7 +4667,7 @@
             </w:r>
             <w:r>
               <w:rPr>
-                <w:rFonts w:hint="default" w:ascii="Segoe UI" w:hAnsi="Segoe UI" w:eastAsia="Segoe UI" w:cs="Segoe UI"/>
+                <w:rFonts w:ascii="Segoe UI" w:eastAsia="Segoe UI" w:hAnsi="Segoe UI" w:cs="Segoe UI" w:hint="default"/>
                 <w:i w:val="0"/>
                 <w:iCs w:val="0"/>
                 <w:caps w:val="0"/>
@@ -4723,11 +4679,11 @@
                 <w:szCs w:val="18"/>
                 <w:lang w:val="en-US" w:eastAsia="zh-CN"/>
               </w:rPr>
-              <w:br w:type="textWrapping"/>
-            </w:r>
-            <w:r>
-              <w:rPr>
-                <w:rFonts w:hint="default" w:ascii="Segoe UI" w:hAnsi="Segoe UI" w:eastAsia="Segoe UI" w:cs="Segoe UI"/>
+              <w:br/>
+            </w:r>
+            <w:r>
+              <w:rPr>
+                <w:rFonts w:ascii="Segoe UI" w:eastAsia="Segoe UI" w:hAnsi="Segoe UI" w:cs="Segoe UI" w:hint="default"/>
                 <w:i w:val="0"/>
                 <w:iCs w:val="0"/>
                 <w:caps w:val="0"/>
@@ -4764,7 +4720,7 @@
               <w:spacing w:line="300" w:lineRule="atLeast"/>
               <w:jc w:val="left"/>
               <w:rPr>
-                <w:rFonts w:hint="default" w:ascii="Segoe UI" w:hAnsi="Segoe UI" w:eastAsia="Segoe UI" w:cs="Segoe UI"/>
+                <w:rFonts w:ascii="Segoe UI" w:eastAsia="Segoe UI" w:hAnsi="Segoe UI" w:cs="Segoe UI" w:hint="default"/>
                 <w:i w:val="0"/>
                 <w:iCs w:val="0"/>
                 <w:caps w:val="0"/>
@@ -4776,8 +4732,8 @@
             </w:pPr>
             <w:r>
               <w:rPr>
-                <w:rStyle w:val="23"/>
-                <w:rFonts w:hint="default" w:ascii="Segoe UI" w:hAnsi="Segoe UI" w:eastAsia="Segoe UI" w:cs="Segoe UI"/>
+                <w:rStyle w:val="Strong"/>
+                <w:rFonts w:ascii="Segoe UI" w:eastAsia="Segoe UI" w:hAnsi="Segoe UI" w:cs="Segoe UI" w:hint="default"/>
                 <w:b/>
                 <w:bCs/>
                 <w:i w:val="0"/>
@@ -4798,14 +4754,8 @@
       </w:tr>
       <w:tr>
         <w:tblPrEx>
-          <w:tblBorders>
-            <w:top w:val="single" w:color="auto" w:sz="4" w:space="0"/>
-            <w:left w:val="single" w:color="auto" w:sz="4" w:space="0"/>
-            <w:bottom w:val="single" w:color="auto" w:sz="4" w:space="0"/>
-            <w:right w:val="single" w:color="auto" w:sz="4" w:space="0"/>
-            <w:insideH w:val="single" w:color="auto" w:sz="4" w:space="0"/>
-            <w:insideV w:val="single" w:color="auto" w:sz="4" w:space="0"/>
-          </w:tblBorders>
+          <w:tblW w:w="9024" w:type="dxa"/>
+          <w:tblInd w:w="0" w:type="dxa"/>
           <w:shd w:val="clear" w:color="auto" w:fill="auto"/>
           <w:tblCellMar>
             <w:top w:w="15" w:type="dxa"/>
@@ -4833,10 +4783,10 @@
               <w:widowControl/>
               <w:suppressLineNumbers w:val="0"/>
               <w:spacing w:line="300" w:lineRule="atLeast"/>
-              <w:ind w:left="0" w:leftChars="0" w:right="0" w:rightChars="0" w:firstLine="0" w:firstLineChars="0"/>
+              <w:ind w:left="0" w:right="0" w:firstLine="0" w:leftChars="0" w:rightChars="0" w:firstLineChars="0"/>
               <w:jc w:val="center"/>
               <w:rPr>
-                <w:rFonts w:hint="default" w:ascii="Segoe UI" w:hAnsi="Segoe UI" w:eastAsia="Segoe UI" w:cs="Segoe UI"/>
+                <w:rFonts w:ascii="Segoe UI" w:eastAsia="Segoe UI" w:hAnsi="Segoe UI" w:cs="Segoe UI" w:hint="default"/>
                 <w:i w:val="0"/>
                 <w:iCs w:val="0"/>
                 <w:caps w:val="0"/>
@@ -4848,8 +4798,8 @@
             </w:pPr>
             <w:r>
               <w:rPr>
-                <w:rStyle w:val="23"/>
-                <w:rFonts w:hint="default" w:ascii="Segoe UI" w:hAnsi="Segoe UI" w:eastAsia="Segoe UI" w:cs="Segoe UI"/>
+                <w:rStyle w:val="Strong"/>
+                <w:rFonts w:ascii="Segoe UI" w:eastAsia="Segoe UI" w:hAnsi="Segoe UI" w:cs="Segoe UI" w:hint="default"/>
                 <w:b/>
                 <w:bCs/>
                 <w:i w:val="0"/>
@@ -4888,7 +4838,7 @@
               <w:spacing w:line="300" w:lineRule="atLeast"/>
               <w:jc w:val="left"/>
               <w:rPr>
-                <w:rFonts w:hint="default" w:ascii="Segoe UI" w:hAnsi="Segoe UI" w:eastAsia="Segoe UI" w:cs="Segoe UI"/>
+                <w:rFonts w:ascii="Segoe UI" w:eastAsia="Segoe UI" w:hAnsi="Segoe UI" w:cs="Segoe UI" w:hint="default"/>
                 <w:i w:val="0"/>
                 <w:iCs w:val="0"/>
                 <w:caps w:val="0"/>
@@ -4900,7 +4850,7 @@
             </w:pPr>
             <w:r>
               <w:rPr>
-                <w:rFonts w:hint="default" w:ascii="Segoe UI" w:hAnsi="Segoe UI" w:eastAsia="Segoe UI" w:cs="Segoe UI"/>
+                <w:rFonts w:ascii="Segoe UI" w:eastAsia="Segoe UI" w:hAnsi="Segoe UI" w:cs="Segoe UI" w:hint="default"/>
                 <w:i w:val="0"/>
                 <w:iCs w:val="0"/>
                 <w:caps w:val="0"/>
@@ -4916,7 +4866,7 @@
             </w:r>
             <w:r>
               <w:rPr>
-                <w:rFonts w:hint="default" w:ascii="Segoe UI" w:hAnsi="Segoe UI" w:eastAsia="Segoe UI" w:cs="Segoe UI"/>
+                <w:rFonts w:ascii="Segoe UI" w:eastAsia="Segoe UI" w:hAnsi="Segoe UI" w:cs="Segoe UI" w:hint="default"/>
                 <w:i w:val="0"/>
                 <w:iCs w:val="0"/>
                 <w:caps w:val="0"/>
@@ -4928,11 +4878,11 @@
                 <w:szCs w:val="18"/>
                 <w:lang w:val="en-US" w:eastAsia="zh-CN"/>
               </w:rPr>
-              <w:br w:type="textWrapping"/>
-            </w:r>
-            <w:r>
-              <w:rPr>
-                <w:rFonts w:hint="default" w:ascii="Segoe UI" w:hAnsi="Segoe UI" w:eastAsia="Segoe UI" w:cs="Segoe UI"/>
+              <w:br/>
+            </w:r>
+            <w:r>
+              <w:rPr>
+                <w:rFonts w:ascii="Segoe UI" w:eastAsia="Segoe UI" w:hAnsi="Segoe UI" w:cs="Segoe UI" w:hint="default"/>
                 <w:i w:val="0"/>
                 <w:iCs w:val="0"/>
                 <w:caps w:val="0"/>
@@ -4948,7 +4898,7 @@
             </w:r>
             <w:r>
               <w:rPr>
-                <w:rFonts w:hint="default" w:ascii="Segoe UI" w:hAnsi="Segoe UI" w:eastAsia="Segoe UI" w:cs="Segoe UI"/>
+                <w:rFonts w:ascii="Segoe UI" w:eastAsia="Segoe UI" w:hAnsi="Segoe UI" w:cs="Segoe UI" w:hint="default"/>
                 <w:i w:val="0"/>
                 <w:iCs w:val="0"/>
                 <w:caps w:val="0"/>
@@ -4960,11 +4910,11 @@
                 <w:szCs w:val="18"/>
                 <w:lang w:val="en-US" w:eastAsia="zh-CN"/>
               </w:rPr>
-              <w:br w:type="textWrapping"/>
-            </w:r>
-            <w:r>
-              <w:rPr>
-                <w:rFonts w:hint="default" w:ascii="Segoe UI" w:hAnsi="Segoe UI" w:eastAsia="Segoe UI" w:cs="Segoe UI"/>
+              <w:br/>
+            </w:r>
+            <w:r>
+              <w:rPr>
+                <w:rFonts w:ascii="Segoe UI" w:eastAsia="Segoe UI" w:hAnsi="Segoe UI" w:cs="Segoe UI" w:hint="default"/>
                 <w:i w:val="0"/>
                 <w:iCs w:val="0"/>
                 <w:caps w:val="0"/>
@@ -4980,7 +4930,7 @@
             </w:r>
             <w:r>
               <w:rPr>
-                <w:rFonts w:hint="default" w:ascii="Segoe UI" w:hAnsi="Segoe UI" w:eastAsia="Segoe UI" w:cs="Segoe UI"/>
+                <w:rFonts w:ascii="Segoe UI" w:eastAsia="Segoe UI" w:hAnsi="Segoe UI" w:cs="Segoe UI" w:hint="default"/>
                 <w:i w:val="0"/>
                 <w:iCs w:val="0"/>
                 <w:caps w:val="0"/>
@@ -4992,11 +4942,11 @@
                 <w:szCs w:val="18"/>
                 <w:lang w:val="en-US" w:eastAsia="zh-CN"/>
               </w:rPr>
-              <w:br w:type="textWrapping"/>
-            </w:r>
-            <w:r>
-              <w:rPr>
-                <w:rFonts w:hint="default" w:ascii="Segoe UI" w:hAnsi="Segoe UI" w:eastAsia="Segoe UI" w:cs="Segoe UI"/>
+              <w:br/>
+            </w:r>
+            <w:r>
+              <w:rPr>
+                <w:rFonts w:ascii="Segoe UI" w:eastAsia="Segoe UI" w:hAnsi="Segoe UI" w:cs="Segoe UI" w:hint="default"/>
                 <w:i w:val="0"/>
                 <w:iCs w:val="0"/>
                 <w:caps w:val="0"/>
@@ -5033,7 +4983,7 @@
               <w:spacing w:line="300" w:lineRule="atLeast"/>
               <w:jc w:val="left"/>
               <w:rPr>
-                <w:rFonts w:hint="default" w:ascii="Segoe UI" w:hAnsi="Segoe UI" w:eastAsia="Segoe UI" w:cs="Segoe UI"/>
+                <w:rFonts w:ascii="Segoe UI" w:eastAsia="Segoe UI" w:hAnsi="Segoe UI" w:cs="Segoe UI" w:hint="default"/>
                 <w:i w:val="0"/>
                 <w:iCs w:val="0"/>
                 <w:caps w:val="0"/>
@@ -5045,8 +4995,8 @@
             </w:pPr>
             <w:r>
               <w:rPr>
-                <w:rStyle w:val="23"/>
-                <w:rFonts w:hint="default" w:ascii="Segoe UI" w:hAnsi="Segoe UI" w:eastAsia="Segoe UI" w:cs="Segoe UI"/>
+                <w:rStyle w:val="Strong"/>
+                <w:rFonts w:ascii="Segoe UI" w:eastAsia="Segoe UI" w:hAnsi="Segoe UI" w:cs="Segoe UI" w:hint="default"/>
                 <w:b/>
                 <w:bCs/>
                 <w:i w:val="0"/>
@@ -5067,14 +5017,8 @@
       </w:tr>
       <w:tr>
         <w:tblPrEx>
-          <w:tblBorders>
-            <w:top w:val="single" w:color="auto" w:sz="4" w:space="0"/>
-            <w:left w:val="single" w:color="auto" w:sz="4" w:space="0"/>
-            <w:bottom w:val="single" w:color="auto" w:sz="4" w:space="0"/>
-            <w:right w:val="single" w:color="auto" w:sz="4" w:space="0"/>
-            <w:insideH w:val="single" w:color="auto" w:sz="4" w:space="0"/>
-            <w:insideV w:val="single" w:color="auto" w:sz="4" w:space="0"/>
-          </w:tblBorders>
+          <w:tblW w:w="9024" w:type="dxa"/>
+          <w:tblInd w:w="0" w:type="dxa"/>
           <w:shd w:val="clear" w:color="auto" w:fill="auto"/>
           <w:tblCellMar>
             <w:top w:w="15" w:type="dxa"/>
@@ -5102,10 +5046,10 @@
               <w:widowControl/>
               <w:suppressLineNumbers w:val="0"/>
               <w:spacing w:line="300" w:lineRule="atLeast"/>
-              <w:ind w:left="0" w:leftChars="0" w:right="0" w:rightChars="0" w:firstLine="0" w:firstLineChars="0"/>
+              <w:ind w:left="0" w:right="0" w:firstLine="0" w:leftChars="0" w:rightChars="0" w:firstLineChars="0"/>
               <w:jc w:val="center"/>
               <w:rPr>
-                <w:rFonts w:hint="default" w:ascii="Segoe UI" w:hAnsi="Segoe UI" w:eastAsia="Segoe UI" w:cs="Segoe UI"/>
+                <w:rFonts w:ascii="Segoe UI" w:eastAsia="Segoe UI" w:hAnsi="Segoe UI" w:cs="Segoe UI" w:hint="default"/>
                 <w:i w:val="0"/>
                 <w:iCs w:val="0"/>
                 <w:caps w:val="0"/>
@@ -5117,8 +5061,8 @@
             </w:pPr>
             <w:r>
               <w:rPr>
-                <w:rStyle w:val="23"/>
-                <w:rFonts w:hint="default" w:ascii="Segoe UI" w:hAnsi="Segoe UI" w:eastAsia="Segoe UI" w:cs="Segoe UI"/>
+                <w:rStyle w:val="Strong"/>
+                <w:rFonts w:ascii="Segoe UI" w:eastAsia="Segoe UI" w:hAnsi="Segoe UI" w:cs="Segoe UI" w:hint="default"/>
                 <w:b/>
                 <w:bCs/>
                 <w:i w:val="0"/>
@@ -5157,7 +5101,7 @@
               <w:spacing w:line="300" w:lineRule="atLeast"/>
               <w:jc w:val="left"/>
               <w:rPr>
-                <w:rFonts w:hint="default" w:ascii="Segoe UI" w:hAnsi="Segoe UI" w:eastAsia="Segoe UI" w:cs="Segoe UI"/>
+                <w:rFonts w:ascii="Segoe UI" w:eastAsia="Segoe UI" w:hAnsi="Segoe UI" w:cs="Segoe UI" w:hint="default"/>
                 <w:i w:val="0"/>
                 <w:iCs w:val="0"/>
                 <w:caps w:val="0"/>
@@ -5169,7 +5113,7 @@
             </w:pPr>
             <w:r>
               <w:rPr>
-                <w:rFonts w:hint="default" w:ascii="Segoe UI" w:hAnsi="Segoe UI" w:eastAsia="Segoe UI" w:cs="Segoe UI"/>
+                <w:rFonts w:ascii="Segoe UI" w:eastAsia="Segoe UI" w:hAnsi="Segoe UI" w:cs="Segoe UI" w:hint="default"/>
                 <w:i w:val="0"/>
                 <w:iCs w:val="0"/>
                 <w:caps w:val="0"/>
@@ -5185,7 +5129,7 @@
             </w:r>
             <w:r>
               <w:rPr>
-                <w:rFonts w:hint="default" w:ascii="Segoe UI" w:hAnsi="Segoe UI" w:eastAsia="Segoe UI" w:cs="Segoe UI"/>
+                <w:rFonts w:ascii="Segoe UI" w:eastAsia="Segoe UI" w:hAnsi="Segoe UI" w:cs="Segoe UI" w:hint="default"/>
                 <w:i w:val="0"/>
                 <w:iCs w:val="0"/>
                 <w:caps w:val="0"/>
@@ -5197,11 +5141,11 @@
                 <w:szCs w:val="18"/>
                 <w:lang w:val="en-US" w:eastAsia="zh-CN"/>
               </w:rPr>
-              <w:br w:type="textWrapping"/>
-            </w:r>
-            <w:r>
-              <w:rPr>
-                <w:rFonts w:hint="default" w:ascii="Segoe UI" w:hAnsi="Segoe UI" w:eastAsia="Segoe UI" w:cs="Segoe UI"/>
+              <w:br/>
+            </w:r>
+            <w:r>
+              <w:rPr>
+                <w:rFonts w:ascii="Segoe UI" w:eastAsia="Segoe UI" w:hAnsi="Segoe UI" w:cs="Segoe UI" w:hint="default"/>
                 <w:i w:val="0"/>
                 <w:iCs w:val="0"/>
                 <w:caps w:val="0"/>
@@ -5217,7 +5161,7 @@
             </w:r>
             <w:r>
               <w:rPr>
-                <w:rFonts w:hint="default" w:ascii="Segoe UI" w:hAnsi="Segoe UI" w:eastAsia="Segoe UI" w:cs="Segoe UI"/>
+                <w:rFonts w:ascii="Segoe UI" w:eastAsia="Segoe UI" w:hAnsi="Segoe UI" w:cs="Segoe UI" w:hint="default"/>
                 <w:i w:val="0"/>
                 <w:iCs w:val="0"/>
                 <w:caps w:val="0"/>
@@ -5229,11 +5173,11 @@
                 <w:szCs w:val="18"/>
                 <w:lang w:val="en-US" w:eastAsia="zh-CN"/>
               </w:rPr>
-              <w:br w:type="textWrapping"/>
-            </w:r>
-            <w:r>
-              <w:rPr>
-                <w:rFonts w:hint="default" w:ascii="Segoe UI" w:hAnsi="Segoe UI" w:eastAsia="Segoe UI" w:cs="Segoe UI"/>
+              <w:br/>
+            </w:r>
+            <w:r>
+              <w:rPr>
+                <w:rFonts w:ascii="Segoe UI" w:eastAsia="Segoe UI" w:hAnsi="Segoe UI" w:cs="Segoe UI" w:hint="default"/>
                 <w:i w:val="0"/>
                 <w:iCs w:val="0"/>
                 <w:caps w:val="0"/>
@@ -5270,7 +5214,7 @@
               <w:spacing w:line="300" w:lineRule="atLeast"/>
               <w:jc w:val="left"/>
               <w:rPr>
-                <w:rFonts w:hint="default" w:ascii="Segoe UI" w:hAnsi="Segoe UI" w:eastAsia="Segoe UI" w:cs="Segoe UI"/>
+                <w:rFonts w:ascii="Segoe UI" w:eastAsia="Segoe UI" w:hAnsi="Segoe UI" w:cs="Segoe UI" w:hint="default"/>
                 <w:i w:val="0"/>
                 <w:iCs w:val="0"/>
                 <w:caps w:val="0"/>
@@ -5282,8 +5226,8 @@
             </w:pPr>
             <w:r>
               <w:rPr>
-                <w:rStyle w:val="23"/>
-                <w:rFonts w:hint="default" w:ascii="Segoe UI" w:hAnsi="Segoe UI" w:eastAsia="Segoe UI" w:cs="Segoe UI"/>
+                <w:rStyle w:val="Strong"/>
+                <w:rFonts w:ascii="Segoe UI" w:eastAsia="Segoe UI" w:hAnsi="Segoe UI" w:cs="Segoe UI" w:hint="default"/>
                 <w:b/>
                 <w:bCs/>
                 <w:i w:val="0"/>
@@ -5304,218 +5248,8 @@
       </w:tr>
       <w:tr>
         <w:tblPrEx>
-          <w:tblBorders>
-            <w:top w:val="single" w:color="auto" w:sz="4" w:space="0"/>
-            <w:left w:val="single" w:color="auto" w:sz="4" w:space="0"/>
-            <w:bottom w:val="single" w:color="auto" w:sz="4" w:space="0"/>
-            <w:right w:val="single" w:color="auto" w:sz="4" w:space="0"/>
-            <w:insideH w:val="single" w:color="auto" w:sz="4" w:space="0"/>
-            <w:insideV w:val="single" w:color="auto" w:sz="4" w:space="0"/>
-          </w:tblBorders>
-          <w:tblCellMar>
-            <w:top w:w="15" w:type="dxa"/>
-            <w:left w:w="15" w:type="dxa"/>
-            <w:bottom w:w="15" w:type="dxa"/>
-            <w:right w:w="15" w:type="dxa"/>
-          </w:tblCellMar>
-        </w:tblPrEx>
-        <w:tc>
-          <w:tcPr>
-            <w:tcW w:w="2335" w:type="dxa"/>
-            <w:shd w:val="clear" w:color="auto" w:fill="auto"/>
-            <w:tcMar>
-              <w:top w:w="120" w:type="dxa"/>
-              <w:left w:w="0" w:type="dxa"/>
-              <w:bottom w:w="120" w:type="dxa"/>
-              <w:right w:w="192" w:type="dxa"/>
-            </w:tcMar>
-            <w:vAlign w:val="center"/>
-          </w:tcPr>
-          <w:p>
-            <w:pPr>
-              <w:keepNext w:val="0"/>
-              <w:keepLines w:val="0"/>
-              <w:widowControl/>
-              <w:suppressLineNumbers w:val="0"/>
-              <w:spacing w:line="300" w:lineRule="atLeast"/>
-              <w:ind w:left="0" w:leftChars="0" w:right="0" w:rightChars="0" w:firstLine="0" w:firstLineChars="0"/>
-              <w:jc w:val="center"/>
-              <w:rPr>
-                <w:rFonts w:hint="default" w:ascii="Segoe UI" w:hAnsi="Segoe UI" w:eastAsia="Segoe UI" w:cs="Segoe UI"/>
-                <w:i w:val="0"/>
-                <w:iCs w:val="0"/>
-                <w:caps w:val="0"/>
-                <w:color w:val="0F1115"/>
-                <w:spacing w:val="0"/>
-                <w:sz w:val="18"/>
-                <w:szCs w:val="18"/>
-              </w:rPr>
-            </w:pPr>
-            <w:r>
-              <w:rPr>
-                <w:rStyle w:val="23"/>
-                <w:rFonts w:hint="default" w:ascii="Segoe UI" w:hAnsi="Segoe UI" w:eastAsia="Segoe UI" w:cs="Segoe UI"/>
-                <w:b/>
-                <w:bCs/>
-                <w:i w:val="0"/>
-                <w:iCs w:val="0"/>
-                <w:caps w:val="0"/>
-                <w:snapToGrid w:val="0"/>
-                <w:color w:val="000000"/>
-                <w:spacing w:val="0"/>
-                <w:kern w:val="0"/>
-                <w:sz w:val="18"/>
-                <w:szCs w:val="18"/>
-                <w:lang w:val="en-US" w:eastAsia="zh-CN"/>
-              </w:rPr>
-              <w:t>研发部</w:t>
-            </w:r>
-          </w:p>
-        </w:tc>
-        <w:tc>
-          <w:tcPr>
-            <w:tcW w:w="4320" w:type="dxa"/>
-            <w:shd w:val="clear" w:color="auto" w:fill="auto"/>
-            <w:tcMar>
-              <w:top w:w="120" w:type="dxa"/>
-              <w:left w:w="192" w:type="dxa"/>
-              <w:bottom w:w="120" w:type="dxa"/>
-              <w:right w:w="192" w:type="dxa"/>
-            </w:tcMar>
-            <w:vAlign w:val="center"/>
-          </w:tcPr>
-          <w:p>
-            <w:pPr>
-              <w:keepNext w:val="0"/>
-              <w:keepLines w:val="0"/>
-              <w:widowControl/>
-              <w:suppressLineNumbers w:val="0"/>
-              <w:spacing w:line="300" w:lineRule="atLeast"/>
-              <w:jc w:val="left"/>
-              <w:rPr>
-                <w:rFonts w:hint="default" w:ascii="Segoe UI" w:hAnsi="Segoe UI" w:eastAsia="Segoe UI" w:cs="Segoe UI"/>
-                <w:i w:val="0"/>
-                <w:iCs w:val="0"/>
-                <w:caps w:val="0"/>
-                <w:color w:val="0F1115"/>
-                <w:spacing w:val="0"/>
-                <w:sz w:val="18"/>
-                <w:szCs w:val="18"/>
-              </w:rPr>
-            </w:pPr>
-            <w:r>
-              <w:rPr>
-                <w:rFonts w:hint="default" w:ascii="Segoe UI" w:hAnsi="Segoe UI" w:eastAsia="Segoe UI" w:cs="Segoe UI"/>
-                <w:i w:val="0"/>
-                <w:iCs w:val="0"/>
-                <w:caps w:val="0"/>
-                <w:snapToGrid w:val="0"/>
-                <w:color w:val="000000"/>
-                <w:spacing w:val="0"/>
-                <w:kern w:val="0"/>
-                <w:sz w:val="18"/>
-                <w:szCs w:val="18"/>
-                <w:lang w:val="en-US" w:eastAsia="zh-CN"/>
-              </w:rPr>
-              <w:t>1. 为高可用架构设计、数据备份与恢复方案提供技术支持。</w:t>
-            </w:r>
-            <w:r>
-              <w:rPr>
-                <w:rFonts w:hint="default" w:ascii="Segoe UI" w:hAnsi="Segoe UI" w:eastAsia="Segoe UI" w:cs="Segoe UI"/>
-                <w:i w:val="0"/>
-                <w:iCs w:val="0"/>
-                <w:caps w:val="0"/>
-                <w:snapToGrid w:val="0"/>
-                <w:color w:val="000000"/>
-                <w:spacing w:val="0"/>
-                <w:kern w:val="0"/>
-                <w:sz w:val="18"/>
-                <w:szCs w:val="18"/>
-                <w:lang w:val="en-US" w:eastAsia="zh-CN"/>
-              </w:rPr>
-              <w:br w:type="textWrapping"/>
-            </w:r>
-            <w:r>
-              <w:rPr>
-                <w:rFonts w:hint="default" w:ascii="Segoe UI" w:hAnsi="Segoe UI" w:eastAsia="Segoe UI" w:cs="Segoe UI"/>
-                <w:i w:val="0"/>
-                <w:iCs w:val="0"/>
-                <w:caps w:val="0"/>
-                <w:snapToGrid w:val="0"/>
-                <w:color w:val="000000"/>
-                <w:spacing w:val="0"/>
-                <w:kern w:val="0"/>
-                <w:sz w:val="18"/>
-                <w:szCs w:val="18"/>
-                <w:lang w:val="en-US" w:eastAsia="zh-CN"/>
-              </w:rPr>
-              <w:t>2. 协助进行灾难恢复场景下的技术方案验证。</w:t>
-            </w:r>
-          </w:p>
-        </w:tc>
-        <w:tc>
-          <w:tcPr>
-            <w:tcW w:w="2369" w:type="dxa"/>
-            <w:shd w:val="clear" w:color="auto" w:fill="auto"/>
-            <w:tcMar>
-              <w:top w:w="120" w:type="dxa"/>
-              <w:left w:w="192" w:type="dxa"/>
-              <w:bottom w:w="120" w:type="dxa"/>
-              <w:right w:w="0" w:type="dxa"/>
-            </w:tcMar>
-            <w:vAlign w:val="center"/>
-          </w:tcPr>
-          <w:p>
-            <w:pPr>
-              <w:keepNext w:val="0"/>
-              <w:keepLines w:val="0"/>
-              <w:widowControl/>
-              <w:suppressLineNumbers w:val="0"/>
-              <w:spacing w:line="300" w:lineRule="atLeast"/>
-              <w:jc w:val="left"/>
-              <w:rPr>
-                <w:rFonts w:hint="default" w:ascii="Segoe UI" w:hAnsi="Segoe UI" w:eastAsia="Segoe UI" w:cs="Segoe UI"/>
-                <w:i w:val="0"/>
-                <w:iCs w:val="0"/>
-                <w:caps w:val="0"/>
-                <w:color w:val="0F1115"/>
-                <w:spacing w:val="0"/>
-                <w:sz w:val="18"/>
-                <w:szCs w:val="18"/>
-              </w:rPr>
-            </w:pPr>
-            <w:r>
-              <w:rPr>
-                <w:rStyle w:val="23"/>
-                <w:rFonts w:hint="default" w:ascii="Segoe UI" w:hAnsi="Segoe UI" w:eastAsia="Segoe UI" w:cs="Segoe UI"/>
-                <w:b/>
-                <w:bCs/>
-                <w:i w:val="0"/>
-                <w:iCs w:val="0"/>
-                <w:caps w:val="0"/>
-                <w:snapToGrid w:val="0"/>
-                <w:color w:val="000000"/>
-                <w:spacing w:val="0"/>
-                <w:kern w:val="0"/>
-                <w:sz w:val="18"/>
-                <w:szCs w:val="18"/>
-                <w:lang w:val="en-US" w:eastAsia="zh-CN"/>
-              </w:rPr>
-              <w:t>研发部-开发/测试工程师</w:t>
-            </w:r>
-          </w:p>
-        </w:tc>
-      </w:tr>
-      <w:tr>
-        <w:tblPrEx>
-          <w:tblBorders>
-            <w:top w:val="single" w:color="auto" w:sz="4" w:space="0"/>
-            <w:left w:val="single" w:color="auto" w:sz="4" w:space="0"/>
-            <w:bottom w:val="single" w:color="auto" w:sz="4" w:space="0"/>
-            <w:right w:val="single" w:color="auto" w:sz="4" w:space="0"/>
-            <w:insideH w:val="single" w:color="auto" w:sz="4" w:space="0"/>
-            <w:insideV w:val="single" w:color="auto" w:sz="4" w:space="0"/>
-          </w:tblBorders>
+          <w:tblW w:w="9024" w:type="dxa"/>
+          <w:tblInd w:w="0" w:type="dxa"/>
           <w:shd w:val="clear" w:color="auto" w:fill="auto"/>
           <w:tblCellMar>
             <w:top w:w="15" w:type="dxa"/>
@@ -5543,10 +5277,10 @@
               <w:widowControl/>
               <w:suppressLineNumbers w:val="0"/>
               <w:spacing w:line="300" w:lineRule="atLeast"/>
-              <w:ind w:left="0" w:leftChars="0" w:right="0" w:rightChars="0" w:firstLine="0" w:firstLineChars="0"/>
+              <w:ind w:left="0" w:right="0" w:firstLine="0" w:leftChars="0" w:rightChars="0" w:firstLineChars="0"/>
               <w:jc w:val="center"/>
               <w:rPr>
-                <w:rFonts w:hint="default" w:ascii="Segoe UI" w:hAnsi="Segoe UI" w:eastAsia="Segoe UI" w:cs="Segoe UI"/>
+                <w:rFonts w:ascii="Segoe UI" w:eastAsia="Segoe UI" w:hAnsi="Segoe UI" w:cs="Segoe UI" w:hint="default"/>
                 <w:i w:val="0"/>
                 <w:iCs w:val="0"/>
                 <w:caps w:val="0"/>
@@ -5558,8 +5292,8 @@
             </w:pPr>
             <w:r>
               <w:rPr>
-                <w:rStyle w:val="23"/>
-                <w:rFonts w:hint="default" w:ascii="Segoe UI" w:hAnsi="Segoe UI" w:eastAsia="Segoe UI" w:cs="Segoe UI"/>
+                <w:rStyle w:val="Strong"/>
+                <w:rFonts w:ascii="Segoe UI" w:eastAsia="Segoe UI" w:hAnsi="Segoe UI" w:cs="Segoe UI" w:hint="default"/>
                 <w:b/>
                 <w:bCs/>
                 <w:i w:val="0"/>
@@ -5573,7 +5307,7 @@
                 <w:szCs w:val="18"/>
                 <w:lang w:val="en-US" w:eastAsia="zh-CN"/>
               </w:rPr>
-              <w:t>质量管理部</w:t>
+              <w:t>研发部</w:t>
             </w:r>
           </w:p>
         </w:tc>
@@ -5598,7 +5332,7 @@
               <w:spacing w:line="300" w:lineRule="atLeast"/>
               <w:jc w:val="left"/>
               <w:rPr>
-                <w:rFonts w:hint="default" w:ascii="Segoe UI" w:hAnsi="Segoe UI" w:eastAsia="Segoe UI" w:cs="Segoe UI"/>
+                <w:rFonts w:ascii="Segoe UI" w:eastAsia="Segoe UI" w:hAnsi="Segoe UI" w:cs="Segoe UI" w:hint="default"/>
                 <w:i w:val="0"/>
                 <w:iCs w:val="0"/>
                 <w:caps w:val="0"/>
@@ -5610,7 +5344,7 @@
             </w:pPr>
             <w:r>
               <w:rPr>
-                <w:rFonts w:hint="default" w:ascii="Segoe UI" w:hAnsi="Segoe UI" w:eastAsia="Segoe UI" w:cs="Segoe UI"/>
+                <w:rFonts w:ascii="Segoe UI" w:eastAsia="Segoe UI" w:hAnsi="Segoe UI" w:cs="Segoe UI" w:hint="default"/>
                 <w:i w:val="0"/>
                 <w:iCs w:val="0"/>
                 <w:caps w:val="0"/>
@@ -5622,11 +5356,11 @@
                 <w:szCs w:val="18"/>
                 <w:lang w:val="en-US" w:eastAsia="zh-CN"/>
               </w:rPr>
-              <w:t>1. 监督本制度执行情况，审计可用性数据与演练记录。</w:t>
-            </w:r>
-            <w:r>
-              <w:rPr>
-                <w:rFonts w:hint="default" w:ascii="Segoe UI" w:hAnsi="Segoe UI" w:eastAsia="Segoe UI" w:cs="Segoe UI"/>
+              <w:t>1. 为高可用架构设计、数据备份与恢复方案提供技术支持。</w:t>
+            </w:r>
+            <w:r>
+              <w:rPr>
+                <w:rFonts w:ascii="Segoe UI" w:eastAsia="Segoe UI" w:hAnsi="Segoe UI" w:cs="Segoe UI" w:hint="default"/>
                 <w:i w:val="0"/>
                 <w:iCs w:val="0"/>
                 <w:caps w:val="0"/>
@@ -5638,11 +5372,11 @@
                 <w:szCs w:val="18"/>
                 <w:lang w:val="en-US" w:eastAsia="zh-CN"/>
               </w:rPr>
-              <w:br w:type="textWrapping"/>
-            </w:r>
-            <w:r>
-              <w:rPr>
-                <w:rFonts w:hint="default" w:ascii="Segoe UI" w:hAnsi="Segoe UI" w:eastAsia="Segoe UI" w:cs="Segoe UI"/>
+              <w:br/>
+            </w:r>
+            <w:r>
+              <w:rPr>
+                <w:rFonts w:ascii="Segoe UI" w:eastAsia="Segoe UI" w:hAnsi="Segoe UI" w:cs="Segoe UI" w:hint="default"/>
                 <w:i w:val="0"/>
                 <w:iCs w:val="0"/>
                 <w:caps w:val="0"/>
@@ -5654,39 +5388,7 @@
                 <w:szCs w:val="18"/>
                 <w:lang w:val="en-US" w:eastAsia="zh-CN"/>
               </w:rPr>
-              <w:t>2. 参与连续性预案的评审。</w:t>
-            </w:r>
-            <w:r>
-              <w:rPr>
-                <w:rFonts w:hint="default" w:ascii="Segoe UI" w:hAnsi="Segoe UI" w:eastAsia="Segoe UI" w:cs="Segoe UI"/>
-                <w:i w:val="0"/>
-                <w:iCs w:val="0"/>
-                <w:caps w:val="0"/>
-                <w:snapToGrid w:val="0"/>
-                <w:color w:val="000000"/>
-                <w:spacing w:val="0"/>
-                <w:kern w:val="0"/>
-                <w:sz w:val="18"/>
-                <w:szCs w:val="18"/>
-                <w:lang w:val="en-US" w:eastAsia="zh-CN"/>
-              </w:rPr>
-              <w:br w:type="textWrapping"/>
-            </w:r>
-            <w:r>
-              <w:rPr>
-                <w:rFonts w:hint="default" w:ascii="Segoe UI" w:hAnsi="Segoe UI" w:eastAsia="Segoe UI" w:cs="Segoe UI"/>
-                <w:i w:val="0"/>
-                <w:iCs w:val="0"/>
-                <w:caps w:val="0"/>
-                <w:snapToGrid w:val="0"/>
-                <w:color w:val="000000"/>
-                <w:spacing w:val="0"/>
-                <w:kern w:val="0"/>
-                <w:sz w:val="18"/>
-                <w:szCs w:val="18"/>
-                <w:lang w:val="en-US" w:eastAsia="zh-CN"/>
-              </w:rPr>
-              <w:t>3. 将可用性指标纳入质量报告。</w:t>
+              <w:t>2. 协助进行灾难恢复场景下的技术方案验证。</w:t>
             </w:r>
           </w:p>
         </w:tc>
@@ -5711,7 +5413,7 @@
               <w:spacing w:line="300" w:lineRule="atLeast"/>
               <w:jc w:val="left"/>
               <w:rPr>
-                <w:rFonts w:hint="default" w:ascii="Segoe UI" w:hAnsi="Segoe UI" w:eastAsia="Segoe UI" w:cs="Segoe UI"/>
+                <w:rFonts w:ascii="Segoe UI" w:eastAsia="Segoe UI" w:hAnsi="Segoe UI" w:cs="Segoe UI" w:hint="default"/>
                 <w:i w:val="0"/>
                 <w:iCs w:val="0"/>
                 <w:caps w:val="0"/>
@@ -5723,8 +5425,8 @@
             </w:pPr>
             <w:r>
               <w:rPr>
-                <w:rStyle w:val="23"/>
-                <w:rFonts w:hint="default" w:ascii="Segoe UI" w:hAnsi="Segoe UI" w:eastAsia="Segoe UI" w:cs="Segoe UI"/>
+                <w:rStyle w:val="Strong"/>
+                <w:rFonts w:ascii="Segoe UI" w:eastAsia="Segoe UI" w:hAnsi="Segoe UI" w:cs="Segoe UI" w:hint="default"/>
                 <w:b/>
                 <w:bCs/>
                 <w:i w:val="0"/>
@@ -5738,6 +5440,237 @@
                 <w:szCs w:val="18"/>
                 <w:lang w:val="en-US" w:eastAsia="zh-CN"/>
               </w:rPr>
+              <w:t>研发部-开发/测试工程师</w:t>
+            </w:r>
+          </w:p>
+        </w:tc>
+      </w:tr>
+      <w:tr>
+        <w:tblPrEx>
+          <w:tblW w:w="9024" w:type="dxa"/>
+          <w:tblInd w:w="0" w:type="dxa"/>
+          <w:shd w:val="clear" w:color="auto" w:fill="auto"/>
+          <w:tblCellMar>
+            <w:top w:w="15" w:type="dxa"/>
+            <w:left w:w="15" w:type="dxa"/>
+            <w:bottom w:w="15" w:type="dxa"/>
+            <w:right w:w="15" w:type="dxa"/>
+          </w:tblCellMar>
+        </w:tblPrEx>
+        <w:tc>
+          <w:tcPr>
+            <w:tcW w:w="2335" w:type="dxa"/>
+            <w:shd w:val="clear" w:color="auto" w:fill="auto"/>
+            <w:tcMar>
+              <w:top w:w="120" w:type="dxa"/>
+              <w:left w:w="0" w:type="dxa"/>
+              <w:bottom w:w="120" w:type="dxa"/>
+              <w:right w:w="192" w:type="dxa"/>
+            </w:tcMar>
+            <w:vAlign w:val="center"/>
+          </w:tcPr>
+          <w:p>
+            <w:pPr>
+              <w:keepNext w:val="0"/>
+              <w:keepLines w:val="0"/>
+              <w:widowControl/>
+              <w:suppressLineNumbers w:val="0"/>
+              <w:spacing w:line="300" w:lineRule="atLeast"/>
+              <w:ind w:left="0" w:right="0" w:firstLine="0" w:leftChars="0" w:rightChars="0" w:firstLineChars="0"/>
+              <w:jc w:val="center"/>
+              <w:rPr>
+                <w:rFonts w:ascii="Segoe UI" w:eastAsia="Segoe UI" w:hAnsi="Segoe UI" w:cs="Segoe UI" w:hint="default"/>
+                <w:i w:val="0"/>
+                <w:iCs w:val="0"/>
+                <w:caps w:val="0"/>
+                <w:color w:val="0F1115"/>
+                <w:spacing w:val="0"/>
+                <w:sz w:val="18"/>
+                <w:szCs w:val="18"/>
+              </w:rPr>
+            </w:pPr>
+            <w:r>
+              <w:rPr>
+                <w:rStyle w:val="Strong"/>
+                <w:rFonts w:ascii="Segoe UI" w:eastAsia="Segoe UI" w:hAnsi="Segoe UI" w:cs="Segoe UI" w:hint="default"/>
+                <w:b/>
+                <w:bCs/>
+                <w:i w:val="0"/>
+                <w:iCs w:val="0"/>
+                <w:caps w:val="0"/>
+                <w:snapToGrid w:val="0"/>
+                <w:color w:val="000000"/>
+                <w:spacing w:val="0"/>
+                <w:kern w:val="0"/>
+                <w:sz w:val="18"/>
+                <w:szCs w:val="18"/>
+                <w:lang w:val="en-US" w:eastAsia="zh-CN"/>
+              </w:rPr>
+              <w:t>质量管理部</w:t>
+            </w:r>
+          </w:p>
+        </w:tc>
+        <w:tc>
+          <w:tcPr>
+            <w:tcW w:w="4320" w:type="dxa"/>
+            <w:shd w:val="clear" w:color="auto" w:fill="auto"/>
+            <w:tcMar>
+              <w:top w:w="120" w:type="dxa"/>
+              <w:left w:w="192" w:type="dxa"/>
+              <w:bottom w:w="120" w:type="dxa"/>
+              <w:right w:w="192" w:type="dxa"/>
+            </w:tcMar>
+            <w:vAlign w:val="center"/>
+          </w:tcPr>
+          <w:p>
+            <w:pPr>
+              <w:keepNext w:val="0"/>
+              <w:keepLines w:val="0"/>
+              <w:widowControl/>
+              <w:suppressLineNumbers w:val="0"/>
+              <w:spacing w:line="300" w:lineRule="atLeast"/>
+              <w:jc w:val="left"/>
+              <w:rPr>
+                <w:rFonts w:ascii="Segoe UI" w:eastAsia="Segoe UI" w:hAnsi="Segoe UI" w:cs="Segoe UI" w:hint="default"/>
+                <w:i w:val="0"/>
+                <w:iCs w:val="0"/>
+                <w:caps w:val="0"/>
+                <w:color w:val="0F1115"/>
+                <w:spacing w:val="0"/>
+                <w:sz w:val="18"/>
+                <w:szCs w:val="18"/>
+              </w:rPr>
+            </w:pPr>
+            <w:r>
+              <w:rPr>
+                <w:rFonts w:ascii="Segoe UI" w:eastAsia="Segoe UI" w:hAnsi="Segoe UI" w:cs="Segoe UI" w:hint="default"/>
+                <w:i w:val="0"/>
+                <w:iCs w:val="0"/>
+                <w:caps w:val="0"/>
+                <w:snapToGrid w:val="0"/>
+                <w:color w:val="000000"/>
+                <w:spacing w:val="0"/>
+                <w:kern w:val="0"/>
+                <w:sz w:val="18"/>
+                <w:szCs w:val="18"/>
+                <w:lang w:val="en-US" w:eastAsia="zh-CN"/>
+              </w:rPr>
+              <w:t>1. 监督本制度执行情况，审计可用性数据与演练记录。</w:t>
+            </w:r>
+            <w:r>
+              <w:rPr>
+                <w:rFonts w:ascii="Segoe UI" w:eastAsia="Segoe UI" w:hAnsi="Segoe UI" w:cs="Segoe UI" w:hint="default"/>
+                <w:i w:val="0"/>
+                <w:iCs w:val="0"/>
+                <w:caps w:val="0"/>
+                <w:snapToGrid w:val="0"/>
+                <w:color w:val="000000"/>
+                <w:spacing w:val="0"/>
+                <w:kern w:val="0"/>
+                <w:sz w:val="18"/>
+                <w:szCs w:val="18"/>
+                <w:lang w:val="en-US" w:eastAsia="zh-CN"/>
+              </w:rPr>
+              <w:br/>
+            </w:r>
+            <w:r>
+              <w:rPr>
+                <w:rFonts w:ascii="Segoe UI" w:eastAsia="Segoe UI" w:hAnsi="Segoe UI" w:cs="Segoe UI" w:hint="default"/>
+                <w:i w:val="0"/>
+                <w:iCs w:val="0"/>
+                <w:caps w:val="0"/>
+                <w:snapToGrid w:val="0"/>
+                <w:color w:val="000000"/>
+                <w:spacing w:val="0"/>
+                <w:kern w:val="0"/>
+                <w:sz w:val="18"/>
+                <w:szCs w:val="18"/>
+                <w:lang w:val="en-US" w:eastAsia="zh-CN"/>
+              </w:rPr>
+              <w:t>2. 参与连续性预案的评审。</w:t>
+            </w:r>
+            <w:r>
+              <w:rPr>
+                <w:rFonts w:ascii="Segoe UI" w:eastAsia="Segoe UI" w:hAnsi="Segoe UI" w:cs="Segoe UI" w:hint="default"/>
+                <w:i w:val="0"/>
+                <w:iCs w:val="0"/>
+                <w:caps w:val="0"/>
+                <w:snapToGrid w:val="0"/>
+                <w:color w:val="000000"/>
+                <w:spacing w:val="0"/>
+                <w:kern w:val="0"/>
+                <w:sz w:val="18"/>
+                <w:szCs w:val="18"/>
+                <w:lang w:val="en-US" w:eastAsia="zh-CN"/>
+              </w:rPr>
+              <w:br/>
+            </w:r>
+            <w:r>
+              <w:rPr>
+                <w:rFonts w:ascii="Segoe UI" w:eastAsia="Segoe UI" w:hAnsi="Segoe UI" w:cs="Segoe UI" w:hint="default"/>
+                <w:i w:val="0"/>
+                <w:iCs w:val="0"/>
+                <w:caps w:val="0"/>
+                <w:snapToGrid w:val="0"/>
+                <w:color w:val="000000"/>
+                <w:spacing w:val="0"/>
+                <w:kern w:val="0"/>
+                <w:sz w:val="18"/>
+                <w:szCs w:val="18"/>
+                <w:lang w:val="en-US" w:eastAsia="zh-CN"/>
+              </w:rPr>
+              <w:t>3. 将可用性指标纳入质量报告。</w:t>
+            </w:r>
+          </w:p>
+        </w:tc>
+        <w:tc>
+          <w:tcPr>
+            <w:tcW w:w="2369" w:type="dxa"/>
+            <w:shd w:val="clear" w:color="auto" w:fill="auto"/>
+            <w:tcMar>
+              <w:top w:w="120" w:type="dxa"/>
+              <w:left w:w="192" w:type="dxa"/>
+              <w:bottom w:w="120" w:type="dxa"/>
+              <w:right w:w="0" w:type="dxa"/>
+            </w:tcMar>
+            <w:vAlign w:val="center"/>
+          </w:tcPr>
+          <w:p>
+            <w:pPr>
+              <w:keepNext w:val="0"/>
+              <w:keepLines w:val="0"/>
+              <w:widowControl/>
+              <w:suppressLineNumbers w:val="0"/>
+              <w:spacing w:line="300" w:lineRule="atLeast"/>
+              <w:jc w:val="left"/>
+              <w:rPr>
+                <w:rFonts w:ascii="Segoe UI" w:eastAsia="Segoe UI" w:hAnsi="Segoe UI" w:cs="Segoe UI" w:hint="default"/>
+                <w:i w:val="0"/>
+                <w:iCs w:val="0"/>
+                <w:caps w:val="0"/>
+                <w:color w:val="0F1115"/>
+                <w:spacing w:val="0"/>
+                <w:sz w:val="18"/>
+                <w:szCs w:val="18"/>
+              </w:rPr>
+            </w:pPr>
+            <w:r>
+              <w:rPr>
+                <w:rStyle w:val="Strong"/>
+                <w:rFonts w:ascii="Segoe UI" w:eastAsia="Segoe UI" w:hAnsi="Segoe UI" w:cs="Segoe UI" w:hint="default"/>
+                <w:b/>
+                <w:bCs/>
+                <w:i w:val="0"/>
+                <w:iCs w:val="0"/>
+                <w:caps w:val="0"/>
+                <w:snapToGrid w:val="0"/>
+                <w:color w:val="000000"/>
+                <w:spacing w:val="0"/>
+                <w:kern w:val="0"/>
+                <w:sz w:val="18"/>
+                <w:szCs w:val="18"/>
+                <w:lang w:val="en-US" w:eastAsia="zh-CN"/>
+              </w:rPr>
               <w:t>质量管理部经理/专员</w:t>
             </w:r>
           </w:p>
@@ -5746,7 +5679,7 @@
     </w:tbl>
     <w:p>
       <w:pPr>
-        <w:pStyle w:val="28"/>
+        <w:pStyle w:val="1"/>
         <w:keepNext w:val="0"/>
         <w:keepLines w:val="0"/>
         <w:pageBreakBefore w:val="0"/>
@@ -5766,38 +5699,38 @@
           <w:lang w:val="en-US" w:eastAsia="zh-CN"/>
         </w:rPr>
       </w:pPr>
-      <w:bookmarkStart w:id="8" w:name="_Toc3825"/>
+      <w:bookmarkStart w:id="9" w:name="_Toc3825"/>
       <w:r>
         <w:rPr>
           <w:rFonts w:hint="default"/>
           <w:lang w:val="en-US" w:eastAsia="zh-CN"/>
         </w:rPr>
         <w:t>服务可用性管理</w:t>
-      </w:r>
-      <w:bookmarkEnd w:id="8"/>
-    </w:p>
-    <w:p>
-      <w:pPr>
-        <w:pStyle w:val="30"/>
-        <w:bidi w:val="0"/>
-        <w:rPr>
-          <w:rFonts w:hint="default"/>
-          <w:lang w:val="en-US" w:eastAsia="zh-CN"/>
-        </w:rPr>
-      </w:pPr>
-      <w:bookmarkStart w:id="9" w:name="_Toc23673"/>
-      <w:r>
-        <w:rPr>
-          <w:rFonts w:hint="default"/>
-          <w:lang w:val="en-US" w:eastAsia="zh-CN"/>
-        </w:rPr>
-        <w:t>可用性目标设定与协商</w:t>
       </w:r>
       <w:bookmarkEnd w:id="9"/>
     </w:p>
     <w:p>
       <w:pPr>
-        <w:pStyle w:val="29"/>
+        <w:pStyle w:val="2"/>
+        <w:bidi w:val="0"/>
+        <w:rPr>
+          <w:rFonts w:hint="default"/>
+          <w:lang w:val="en-US" w:eastAsia="zh-CN"/>
+        </w:rPr>
+      </w:pPr>
+      <w:bookmarkStart w:id="10" w:name="_Toc23673"/>
+      <w:r>
+        <w:rPr>
+          <w:rFonts w:hint="default"/>
+          <w:lang w:val="en-US" w:eastAsia="zh-CN"/>
+        </w:rPr>
+        <w:t>可用性目标设定与协商</w:t>
+      </w:r>
+      <w:bookmarkEnd w:id="10"/>
+    </w:p>
+    <w:p>
+      <w:pPr>
+        <w:pStyle w:val="a1"/>
         <w:keepNext w:val="0"/>
         <w:keepLines w:val="0"/>
         <w:pageBreakBefore w:val="0"/>
@@ -5827,7 +5760,7 @@
     </w:p>
     <w:p>
       <w:pPr>
-        <w:pStyle w:val="29"/>
+        <w:pStyle w:val="a1"/>
         <w:keepNext w:val="0"/>
         <w:keepLines w:val="0"/>
         <w:pageBreakBefore w:val="0"/>
@@ -5857,14 +5790,14 @@
     </w:p>
     <w:p>
       <w:pPr>
-        <w:pStyle w:val="30"/>
+        <w:pStyle w:val="2"/>
         <w:bidi w:val="0"/>
         <w:rPr>
           <w:rFonts w:hint="default"/>
           <w:lang w:val="en-US" w:eastAsia="zh-CN"/>
         </w:rPr>
       </w:pPr>
-      <w:bookmarkStart w:id="10" w:name="_Toc30234"/>
+      <w:bookmarkStart w:id="11" w:name="_Toc30234"/>
       <w:r>
         <w:rPr>
           <w:rFonts w:hint="default"/>
@@ -5872,11 +5805,11 @@
         </w:rPr>
         <w:t>可用性监控与测量</w:t>
       </w:r>
-      <w:bookmarkEnd w:id="10"/>
+      <w:bookmarkEnd w:id="11"/>
     </w:p>
     <w:p>
       <w:pPr>
-        <w:pStyle w:val="29"/>
+        <w:pStyle w:val="a1"/>
         <w:keepNext w:val="0"/>
         <w:keepLines w:val="0"/>
         <w:pageBreakBefore w:val="0"/>
@@ -5906,7 +5839,7 @@
     </w:p>
     <w:p>
       <w:pPr>
-        <w:pStyle w:val="29"/>
+        <w:pStyle w:val="a1"/>
         <w:keepNext w:val="0"/>
         <w:keepLines w:val="0"/>
         <w:pageBreakBefore w:val="0"/>
@@ -5936,7 +5869,7 @@
     </w:p>
     <w:p>
       <w:pPr>
-        <w:pStyle w:val="29"/>
+        <w:pStyle w:val="a1"/>
         <w:keepNext w:val="0"/>
         <w:keepLines w:val="0"/>
         <w:pageBreakBefore w:val="0"/>
@@ -5966,14 +5899,14 @@
     </w:p>
     <w:p>
       <w:pPr>
-        <w:pStyle w:val="30"/>
+        <w:pStyle w:val="2"/>
         <w:bidi w:val="0"/>
         <w:rPr>
           <w:rFonts w:hint="default"/>
           <w:lang w:val="en-US" w:eastAsia="zh-CN"/>
         </w:rPr>
       </w:pPr>
-      <w:bookmarkStart w:id="11" w:name="_Toc27449"/>
+      <w:bookmarkStart w:id="12" w:name="_Toc27449"/>
       <w:r>
         <w:rPr>
           <w:rFonts w:hint="default"/>
@@ -5981,11 +5914,11 @@
         </w:rPr>
         <w:t>可用性分析、报告与改进</w:t>
       </w:r>
-      <w:bookmarkEnd w:id="11"/>
+      <w:bookmarkEnd w:id="12"/>
     </w:p>
     <w:p>
       <w:pPr>
-        <w:pStyle w:val="29"/>
+        <w:pStyle w:val="a1"/>
         <w:keepNext w:val="0"/>
         <w:keepLines w:val="0"/>
         <w:pageBreakBefore w:val="0"/>
@@ -6015,7 +5948,7 @@
     </w:p>
     <w:p>
       <w:pPr>
-        <w:pStyle w:val="29"/>
+        <w:pStyle w:val="a1"/>
         <w:keepNext w:val="0"/>
         <w:keepLines w:val="0"/>
         <w:pageBreakBefore w:val="0"/>
@@ -6045,7 +5978,7 @@
     </w:p>
     <w:p>
       <w:pPr>
-        <w:pStyle w:val="29"/>
+        <w:pStyle w:val="a1"/>
         <w:keepNext w:val="0"/>
         <w:keepLines w:val="0"/>
         <w:pageBreakBefore w:val="0"/>
@@ -6075,7 +6008,7 @@
     </w:p>
     <w:p>
       <w:pPr>
-        <w:pStyle w:val="28"/>
+        <w:pStyle w:val="1"/>
         <w:keepNext w:val="0"/>
         <w:keepLines w:val="0"/>
         <w:pageBreakBefore w:val="0"/>
@@ -6095,38 +6028,38 @@
           <w:lang w:val="en-US" w:eastAsia="zh-CN"/>
         </w:rPr>
       </w:pPr>
-      <w:bookmarkStart w:id="12" w:name="_Toc11210"/>
+      <w:bookmarkStart w:id="13" w:name="_Toc11210"/>
       <w:r>
         <w:rPr>
           <w:rFonts w:hint="default"/>
           <w:lang w:val="en-US" w:eastAsia="zh-CN"/>
         </w:rPr>
         <w:t>服务连续性管理</w:t>
-      </w:r>
-      <w:bookmarkEnd w:id="12"/>
-    </w:p>
-    <w:p>
-      <w:pPr>
-        <w:pStyle w:val="30"/>
-        <w:bidi w:val="0"/>
-        <w:rPr>
-          <w:rFonts w:hint="default"/>
-          <w:lang w:val="en-US" w:eastAsia="zh-CN"/>
-        </w:rPr>
-      </w:pPr>
-      <w:bookmarkStart w:id="13" w:name="_Toc6268"/>
-      <w:r>
-        <w:rPr>
-          <w:rFonts w:hint="default"/>
-          <w:lang w:val="en-US" w:eastAsia="zh-CN"/>
-        </w:rPr>
-        <w:t>业务影响分析</w:t>
       </w:r>
       <w:bookmarkEnd w:id="13"/>
     </w:p>
     <w:p>
       <w:pPr>
-        <w:pStyle w:val="29"/>
+        <w:pStyle w:val="2"/>
+        <w:bidi w:val="0"/>
+        <w:rPr>
+          <w:rFonts w:hint="default"/>
+          <w:lang w:val="en-US" w:eastAsia="zh-CN"/>
+        </w:rPr>
+      </w:pPr>
+      <w:bookmarkStart w:id="14" w:name="_Toc6268"/>
+      <w:r>
+        <w:rPr>
+          <w:rFonts w:hint="default"/>
+          <w:lang w:val="en-US" w:eastAsia="zh-CN"/>
+        </w:rPr>
+        <w:t>业务影响分析</w:t>
+      </w:r>
+      <w:bookmarkEnd w:id="14"/>
+    </w:p>
+    <w:p>
+      <w:pPr>
+        <w:pStyle w:val="a1"/>
         <w:keepNext w:val="0"/>
         <w:keepLines w:val="0"/>
         <w:pageBreakBefore w:val="0"/>
@@ -6156,7 +6089,7 @@
     </w:p>
     <w:p>
       <w:pPr>
-        <w:pStyle w:val="29"/>
+        <w:pStyle w:val="a1"/>
         <w:keepNext w:val="0"/>
         <w:keepLines w:val="0"/>
         <w:pageBreakBefore w:val="0"/>
@@ -6186,14 +6119,14 @@
     </w:p>
     <w:p>
       <w:pPr>
-        <w:pStyle w:val="30"/>
+        <w:pStyle w:val="2"/>
         <w:bidi w:val="0"/>
         <w:rPr>
           <w:rFonts w:hint="default"/>
           <w:lang w:val="en-US" w:eastAsia="zh-CN"/>
         </w:rPr>
       </w:pPr>
-      <w:bookmarkStart w:id="14" w:name="_Toc23716"/>
+      <w:bookmarkStart w:id="15" w:name="_Toc23716"/>
       <w:r>
         <w:rPr>
           <w:rFonts w:hint="default"/>
@@ -6201,11 +6134,11 @@
         </w:rPr>
         <w:t>连续性策略制定</w:t>
       </w:r>
-      <w:bookmarkEnd w:id="14"/>
+      <w:bookmarkEnd w:id="15"/>
     </w:p>
     <w:p>
       <w:pPr>
-        <w:pStyle w:val="29"/>
+        <w:pStyle w:val="a1"/>
         <w:keepNext w:val="0"/>
         <w:keepLines w:val="0"/>
         <w:pageBreakBefore w:val="0"/>
@@ -6235,7 +6168,7 @@
     </w:p>
     <w:p>
       <w:pPr>
-        <w:pStyle w:val="29"/>
+        <w:pStyle w:val="a1"/>
         <w:keepNext w:val="0"/>
         <w:keepLines w:val="0"/>
         <w:pageBreakBefore w:val="0"/>
@@ -6265,7 +6198,7 @@
     </w:p>
     <w:p>
       <w:pPr>
-        <w:pStyle w:val="29"/>
+        <w:pStyle w:val="a1"/>
         <w:keepNext w:val="0"/>
         <w:keepLines w:val="0"/>
         <w:pageBreakBefore w:val="0"/>
@@ -6295,7 +6228,7 @@
     </w:p>
     <w:p>
       <w:pPr>
-        <w:pStyle w:val="29"/>
+        <w:pStyle w:val="a1"/>
         <w:keepNext w:val="0"/>
         <w:keepLines w:val="0"/>
         <w:pageBreakBefore w:val="0"/>
@@ -6325,14 +6258,14 @@
     </w:p>
     <w:p>
       <w:pPr>
-        <w:pStyle w:val="30"/>
+        <w:pStyle w:val="2"/>
         <w:bidi w:val="0"/>
         <w:rPr>
           <w:rFonts w:hint="default"/>
           <w:lang w:val="en-US" w:eastAsia="zh-CN"/>
         </w:rPr>
       </w:pPr>
-      <w:bookmarkStart w:id="15" w:name="_Toc28966"/>
+      <w:bookmarkStart w:id="16" w:name="_Toc28966"/>
       <w:r>
         <w:rPr>
           <w:rFonts w:hint="default"/>
@@ -6340,11 +6273,11 @@
         </w:rPr>
         <w:t>应急预案编制与维护</w:t>
       </w:r>
-      <w:bookmarkEnd w:id="15"/>
+      <w:bookmarkEnd w:id="16"/>
     </w:p>
     <w:p>
       <w:pPr>
-        <w:pStyle w:val="29"/>
+        <w:pStyle w:val="a1"/>
         <w:keepNext w:val="0"/>
         <w:keepLines w:val="0"/>
         <w:pageBreakBefore w:val="0"/>
@@ -6374,7 +6307,7 @@
     </w:p>
     <w:p>
       <w:pPr>
-        <w:pStyle w:val="29"/>
+        <w:pStyle w:val="a1"/>
         <w:keepNext w:val="0"/>
         <w:keepLines w:val="0"/>
         <w:pageBreakBefore w:val="0"/>
@@ -6404,7 +6337,7 @@
     </w:p>
     <w:p>
       <w:pPr>
-        <w:pStyle w:val="29"/>
+        <w:pStyle w:val="a1"/>
         <w:keepNext w:val="0"/>
         <w:keepLines w:val="0"/>
         <w:pageBreakBefore w:val="0"/>
@@ -6434,14 +6367,14 @@
     </w:p>
     <w:p>
       <w:pPr>
-        <w:pStyle w:val="30"/>
+        <w:pStyle w:val="2"/>
         <w:bidi w:val="0"/>
         <w:rPr>
           <w:rFonts w:hint="default"/>
           <w:lang w:val="en-US" w:eastAsia="zh-CN"/>
         </w:rPr>
       </w:pPr>
-      <w:bookmarkStart w:id="16" w:name="_Toc20895"/>
+      <w:bookmarkStart w:id="17" w:name="_Toc20895"/>
       <w:r>
         <w:rPr>
           <w:rFonts w:hint="default"/>
@@ -6449,11 +6382,11 @@
         </w:rPr>
         <w:t>演练、评估与改进</w:t>
       </w:r>
-      <w:bookmarkEnd w:id="16"/>
+      <w:bookmarkEnd w:id="17"/>
     </w:p>
     <w:p>
       <w:pPr>
-        <w:pStyle w:val="29"/>
+        <w:pStyle w:val="a1"/>
         <w:keepNext w:val="0"/>
         <w:keepLines w:val="0"/>
         <w:pageBreakBefore w:val="0"/>
@@ -6483,7 +6416,7 @@
     </w:p>
     <w:p>
       <w:pPr>
-        <w:pStyle w:val="29"/>
+        <w:pStyle w:val="a1"/>
         <w:keepNext w:val="0"/>
         <w:keepLines w:val="0"/>
         <w:pageBreakBefore w:val="0"/>
@@ -6513,7 +6446,7 @@
     </w:p>
     <w:p>
       <w:pPr>
-        <w:pStyle w:val="29"/>
+        <w:pStyle w:val="a1"/>
         <w:keepNext w:val="0"/>
         <w:keepLines w:val="0"/>
         <w:pageBreakBefore w:val="0"/>
@@ -6543,14 +6476,14 @@
     </w:p>
     <w:p>
       <w:pPr>
-        <w:pStyle w:val="30"/>
+        <w:pStyle w:val="2"/>
         <w:bidi w:val="0"/>
         <w:rPr>
           <w:rFonts w:hint="default"/>
           <w:lang w:val="en-US" w:eastAsia="zh-CN"/>
         </w:rPr>
       </w:pPr>
-      <w:bookmarkStart w:id="17" w:name="_Toc21354"/>
+      <w:bookmarkStart w:id="18" w:name="_Toc21354"/>
       <w:r>
         <w:rPr>
           <w:rFonts w:hint="default"/>
@@ -6558,11 +6491,11 @@
         </w:rPr>
         <w:t>应急响应与恢复</w:t>
       </w:r>
-      <w:bookmarkEnd w:id="17"/>
+      <w:bookmarkEnd w:id="18"/>
     </w:p>
     <w:p>
       <w:pPr>
-        <w:pStyle w:val="29"/>
+        <w:pStyle w:val="a1"/>
         <w:keepNext w:val="0"/>
         <w:keepLines w:val="0"/>
         <w:pageBreakBefore w:val="0"/>
@@ -6592,7 +6525,7 @@
     </w:p>
     <w:p>
       <w:pPr>
-        <w:pStyle w:val="29"/>
+        <w:pStyle w:val="a1"/>
         <w:keepNext w:val="0"/>
         <w:keepLines w:val="0"/>
         <w:pageBreakBefore w:val="0"/>
@@ -6622,7 +6555,7 @@
     </w:p>
     <w:p>
       <w:pPr>
-        <w:pStyle w:val="29"/>
+        <w:pStyle w:val="a1"/>
         <w:keepNext w:val="0"/>
         <w:keepLines w:val="0"/>
         <w:pageBreakBefore w:val="0"/>
@@ -6652,7 +6585,7 @@
     </w:p>
     <w:p>
       <w:pPr>
-        <w:pStyle w:val="28"/>
+        <w:pStyle w:val="1"/>
         <w:keepNext w:val="0"/>
         <w:keepLines w:val="0"/>
         <w:pageBreakBefore w:val="0"/>
@@ -6672,7 +6605,7 @@
           <w:lang w:val="en-US" w:eastAsia="zh-CN"/>
         </w:rPr>
       </w:pPr>
-      <w:bookmarkStart w:id="18" w:name="_Toc11474"/>
+      <w:bookmarkStart w:id="19" w:name="_Toc11474"/>
       <w:r>
         <w:rPr>
           <w:rFonts w:hint="default"/>
@@ -6680,11 +6613,11 @@
         </w:rPr>
         <w:t>与其他流程的接口</w:t>
       </w:r>
-      <w:bookmarkEnd w:id="18"/>
+      <w:bookmarkEnd w:id="19"/>
     </w:p>
     <w:p>
       <w:pPr>
-        <w:pStyle w:val="29"/>
+        <w:pStyle w:val="a1"/>
         <w:keepNext w:val="0"/>
         <w:keepLines w:val="0"/>
         <w:pageBreakBefore w:val="0"/>
@@ -6714,7 +6647,7 @@
     </w:p>
     <w:p>
       <w:pPr>
-        <w:pStyle w:val="29"/>
+        <w:pStyle w:val="a1"/>
         <w:keepNext w:val="0"/>
         <w:keepLines w:val="0"/>
         <w:pageBreakBefore w:val="0"/>
@@ -6744,7 +6677,7 @@
     </w:p>
     <w:p>
       <w:pPr>
-        <w:pStyle w:val="29"/>
+        <w:pStyle w:val="a1"/>
         <w:keepNext w:val="0"/>
         <w:keepLines w:val="0"/>
         <w:pageBreakBefore w:val="0"/>
@@ -6774,7 +6707,7 @@
     </w:p>
     <w:p>
       <w:pPr>
-        <w:pStyle w:val="29"/>
+        <w:pStyle w:val="a1"/>
         <w:keepNext w:val="0"/>
         <w:keepLines w:val="0"/>
         <w:pageBreakBefore w:val="0"/>
@@ -6804,7 +6737,7 @@
     </w:p>
     <w:p>
       <w:pPr>
-        <w:pStyle w:val="29"/>
+        <w:pStyle w:val="a1"/>
         <w:keepNext w:val="0"/>
         <w:keepLines w:val="0"/>
         <w:pageBreakBefore w:val="0"/>
@@ -6834,7 +6767,7 @@
     </w:p>
     <w:p>
       <w:pPr>
-        <w:pStyle w:val="29"/>
+        <w:pStyle w:val="a1"/>
         <w:keepNext w:val="0"/>
         <w:keepLines w:val="0"/>
         <w:pageBreakBefore w:val="0"/>
@@ -6879,7 +6812,7 @@
     </w:p>
     <w:p>
       <w:pPr>
-        <w:pStyle w:val="28"/>
+        <w:pStyle w:val="1"/>
         <w:keepNext w:val="0"/>
         <w:keepLines w:val="0"/>
         <w:pageBreakBefore w:val="0"/>
@@ -6899,7 +6832,7 @@
           <w:lang w:val="en-US" w:eastAsia="zh-CN"/>
         </w:rPr>
       </w:pPr>
-      <w:bookmarkStart w:id="19" w:name="_Toc27373"/>
+      <w:bookmarkStart w:id="20" w:name="_Toc27373"/>
       <w:r>
         <w:rPr>
           <w:rFonts w:hint="eastAsia"/>
@@ -6907,23 +6840,22 @@
         </w:rPr>
         <w:t>考核指标</w:t>
       </w:r>
-      <w:bookmarkEnd w:id="19"/>
+      <w:bookmarkEnd w:id="20"/>
     </w:p>
     <w:tbl>
       <w:tblPr>
-        <w:tblStyle w:val="20"/>
+        <w:tblStyle w:val="TableNormal"/>
         <w:tblW w:w="7675" w:type="dxa"/>
         <w:tblInd w:w="96" w:type="dxa"/>
         <w:tblBorders>
-          <w:top w:val="none" w:color="auto" w:sz="0" w:space="0"/>
-          <w:left w:val="none" w:color="auto" w:sz="0" w:space="0"/>
-          <w:bottom w:val="none" w:color="auto" w:sz="0" w:space="0"/>
-          <w:right w:val="none" w:color="auto" w:sz="0" w:space="0"/>
-          <w:insideH w:val="none" w:color="auto" w:sz="0" w:space="0"/>
-          <w:insideV w:val="none" w:color="auto" w:sz="0" w:space="0"/>
+          <w:top w:val="nil"/>
+          <w:left w:val="nil"/>
+          <w:bottom w:val="nil"/>
+          <w:right w:val="nil"/>
+          <w:insideH w:val="nil"/>
+          <w:insideV w:val="nil"/>
         </w:tblBorders>
         <w:shd w:val="clear" w:color="auto" w:fill="auto"/>
-        <w:tblLayout w:type="autofit"/>
         <w:tblCellMar>
           <w:top w:w="0" w:type="dxa"/>
           <w:left w:w="108" w:type="dxa"/>
@@ -6939,13 +6871,15 @@
       </w:tblGrid>
       <w:tr>
         <w:tblPrEx>
+          <w:tblW w:w="7675" w:type="dxa"/>
+          <w:tblInd w:w="96" w:type="dxa"/>
           <w:tblBorders>
-            <w:top w:val="none" w:color="auto" w:sz="0" w:space="0"/>
-            <w:left w:val="none" w:color="auto" w:sz="0" w:space="0"/>
-            <w:bottom w:val="none" w:color="auto" w:sz="0" w:space="0"/>
-            <w:right w:val="none" w:color="auto" w:sz="0" w:space="0"/>
-            <w:insideH w:val="none" w:color="auto" w:sz="0" w:space="0"/>
-            <w:insideV w:val="none" w:color="auto" w:sz="0" w:space="0"/>
+            <w:top w:val="nil"/>
+            <w:left w:val="nil"/>
+            <w:bottom w:val="nil"/>
+            <w:right w:val="nil"/>
+            <w:insideH w:val="nil"/>
+            <w:insideV w:val="nil"/>
           </w:tblBorders>
           <w:shd w:val="clear" w:color="auto" w:fill="auto"/>
           <w:tblCellMar>
@@ -6956,16 +6890,16 @@
           </w:tblCellMar>
         </w:tblPrEx>
         <w:trPr>
-          <w:trHeight w:val="493" w:hRule="atLeast"/>
+          <w:trHeight w:val="493"/>
         </w:trPr>
         <w:tc>
           <w:tcPr>
             <w:tcW w:w="1963" w:type="dxa"/>
             <w:tcBorders>
-              <w:top w:val="single" w:color="000000" w:sz="4" w:space="0"/>
-              <w:left w:val="single" w:color="000000" w:sz="4" w:space="0"/>
-              <w:bottom w:val="single" w:color="000000" w:sz="4" w:space="0"/>
-              <w:right w:val="single" w:color="000000" w:sz="4" w:space="0"/>
+              <w:top w:val="single" w:sz="4" w:space="0" w:color="000000"/>
+              <w:left w:val="single" w:sz="4" w:space="0" w:color="000000"/>
+              <w:bottom w:val="single" w:sz="4" w:space="0" w:color="000000"/>
+              <w:right w:val="single" w:sz="4" w:space="0" w:color="000000"/>
             </w:tcBorders>
             <w:shd w:val="clear" w:color="auto" w:fill="C0C0C0"/>
             <w:vAlign w:val="center"/>
@@ -6979,7 +6913,7 @@
               <w:jc w:val="center"/>
               <w:textAlignment w:val="center"/>
               <w:rPr>
-                <w:rFonts w:hint="default" w:ascii="楷体_GB2312" w:hAnsi="宋体" w:eastAsia="楷体_GB2312" w:cs="楷体_GB2312"/>
+                <w:rFonts w:ascii="楷体_GB2312" w:eastAsia="楷体_GB2312" w:hAnsi="宋体" w:cs="楷体_GB2312" w:hint="default"/>
                 <w:b/>
                 <w:bCs/>
                 <w:i w:val="0"/>
@@ -6992,7 +6926,7 @@
             </w:pPr>
             <w:r>
               <w:rPr>
-                <w:rFonts w:hint="default" w:ascii="楷体_GB2312" w:hAnsi="宋体" w:eastAsia="楷体_GB2312" w:cs="楷体_GB2312"/>
+                <w:rFonts w:ascii="楷体_GB2312" w:eastAsia="楷体_GB2312" w:hAnsi="宋体" w:cs="楷体_GB2312" w:hint="default"/>
                 <w:b/>
                 <w:bCs/>
                 <w:i w:val="0"/>
@@ -7013,10 +6947,10 @@
           <w:tcPr>
             <w:tcW w:w="1356" w:type="dxa"/>
             <w:tcBorders>
-              <w:top w:val="single" w:color="000000" w:sz="4" w:space="0"/>
-              <w:left w:val="single" w:color="000000" w:sz="4" w:space="0"/>
-              <w:bottom w:val="single" w:color="000000" w:sz="4" w:space="0"/>
-              <w:right w:val="single" w:color="000000" w:sz="4" w:space="0"/>
+              <w:top w:val="single" w:sz="4" w:space="0" w:color="000000"/>
+              <w:left w:val="single" w:sz="4" w:space="0" w:color="000000"/>
+              <w:bottom w:val="single" w:sz="4" w:space="0" w:color="000000"/>
+              <w:right w:val="single" w:sz="4" w:space="0" w:color="000000"/>
             </w:tcBorders>
             <w:shd w:val="clear" w:color="auto" w:fill="C0C0C0"/>
             <w:vAlign w:val="center"/>
@@ -7030,7 +6964,7 @@
               <w:jc w:val="center"/>
               <w:textAlignment w:val="center"/>
               <w:rPr>
-                <w:rFonts w:hint="default" w:ascii="楷体_GB2312" w:hAnsi="宋体" w:eastAsia="楷体_GB2312" w:cs="楷体_GB2312"/>
+                <w:rFonts w:ascii="楷体_GB2312" w:eastAsia="楷体_GB2312" w:hAnsi="宋体" w:cs="楷体_GB2312" w:hint="default"/>
                 <w:b/>
                 <w:bCs/>
                 <w:i w:val="0"/>
@@ -7043,7 +6977,7 @@
             </w:pPr>
             <w:r>
               <w:rPr>
-                <w:rFonts w:hint="default" w:ascii="楷体_GB2312" w:hAnsi="宋体" w:eastAsia="楷体_GB2312" w:cs="楷体_GB2312"/>
+                <w:rFonts w:ascii="楷体_GB2312" w:eastAsia="楷体_GB2312" w:hAnsi="宋体" w:cs="楷体_GB2312" w:hint="default"/>
                 <w:b/>
                 <w:bCs/>
                 <w:i w:val="0"/>
@@ -7064,10 +6998,10 @@
           <w:tcPr>
             <w:tcW w:w="3300" w:type="dxa"/>
             <w:tcBorders>
-              <w:top w:val="single" w:color="000000" w:sz="4" w:space="0"/>
-              <w:left w:val="single" w:color="000000" w:sz="4" w:space="0"/>
-              <w:bottom w:val="single" w:color="000000" w:sz="4" w:space="0"/>
-              <w:right w:val="single" w:color="000000" w:sz="4" w:space="0"/>
+              <w:top w:val="single" w:sz="4" w:space="0" w:color="000000"/>
+              <w:left w:val="single" w:sz="4" w:space="0" w:color="000000"/>
+              <w:bottom w:val="single" w:sz="4" w:space="0" w:color="000000"/>
+              <w:right w:val="single" w:sz="4" w:space="0" w:color="000000"/>
             </w:tcBorders>
             <w:shd w:val="clear" w:color="auto" w:fill="C0C0C0"/>
             <w:vAlign w:val="center"/>
@@ -7081,7 +7015,7 @@
               <w:jc w:val="center"/>
               <w:textAlignment w:val="center"/>
               <w:rPr>
-                <w:rFonts w:hint="default" w:ascii="楷体_GB2312" w:hAnsi="宋体" w:eastAsia="楷体_GB2312" w:cs="楷体_GB2312"/>
+                <w:rFonts w:ascii="楷体_GB2312" w:eastAsia="楷体_GB2312" w:hAnsi="宋体" w:cs="楷体_GB2312" w:hint="default"/>
                 <w:b/>
                 <w:bCs/>
                 <w:i w:val="0"/>
@@ -7094,7 +7028,7 @@
             </w:pPr>
             <w:r>
               <w:rPr>
-                <w:rFonts w:hint="default" w:ascii="楷体_GB2312" w:hAnsi="宋体" w:eastAsia="楷体_GB2312" w:cs="楷体_GB2312"/>
+                <w:rFonts w:ascii="楷体_GB2312" w:eastAsia="楷体_GB2312" w:hAnsi="宋体" w:cs="楷体_GB2312" w:hint="default"/>
                 <w:b/>
                 <w:bCs/>
                 <w:i w:val="0"/>
@@ -7115,10 +7049,10 @@
           <w:tcPr>
             <w:tcW w:w="1056" w:type="dxa"/>
             <w:tcBorders>
-              <w:top w:val="single" w:color="000000" w:sz="4" w:space="0"/>
-              <w:left w:val="single" w:color="000000" w:sz="4" w:space="0"/>
-              <w:bottom w:val="single" w:color="000000" w:sz="4" w:space="0"/>
-              <w:right w:val="single" w:color="000000" w:sz="4" w:space="0"/>
+              <w:top w:val="single" w:sz="4" w:space="0" w:color="000000"/>
+              <w:left w:val="single" w:sz="4" w:space="0" w:color="000000"/>
+              <w:bottom w:val="single" w:sz="4" w:space="0" w:color="000000"/>
+              <w:right w:val="single" w:sz="4" w:space="0" w:color="000000"/>
             </w:tcBorders>
             <w:shd w:val="clear" w:color="auto" w:fill="C0C0C0"/>
             <w:vAlign w:val="center"/>
@@ -7132,7 +7066,7 @@
               <w:jc w:val="center"/>
               <w:textAlignment w:val="center"/>
               <w:rPr>
-                <w:rFonts w:hint="default" w:ascii="楷体_GB2312" w:hAnsi="宋体" w:eastAsia="楷体_GB2312" w:cs="楷体_GB2312"/>
+                <w:rFonts w:ascii="楷体_GB2312" w:eastAsia="楷体_GB2312" w:hAnsi="宋体" w:cs="楷体_GB2312" w:hint="default"/>
                 <w:b/>
                 <w:bCs/>
                 <w:i w:val="0"/>
@@ -7145,7 +7079,7 @@
             </w:pPr>
             <w:r>
               <w:rPr>
-                <w:rFonts w:hint="default" w:ascii="楷体_GB2312" w:hAnsi="宋体" w:eastAsia="楷体_GB2312" w:cs="楷体_GB2312"/>
+                <w:rFonts w:ascii="楷体_GB2312" w:eastAsia="楷体_GB2312" w:hAnsi="宋体" w:cs="楷体_GB2312" w:hint="default"/>
                 <w:b/>
                 <w:bCs/>
                 <w:i w:val="0"/>
@@ -7165,14 +7099,9 @@
       </w:tr>
       <w:tr>
         <w:tblPrEx>
-          <w:tblBorders>
-            <w:top w:val="none" w:color="auto" w:sz="0" w:space="0"/>
-            <w:left w:val="none" w:color="auto" w:sz="0" w:space="0"/>
-            <w:bottom w:val="none" w:color="auto" w:sz="0" w:space="0"/>
-            <w:right w:val="none" w:color="auto" w:sz="0" w:space="0"/>
-            <w:insideH w:val="none" w:color="auto" w:sz="0" w:space="0"/>
-            <w:insideV w:val="none" w:color="auto" w:sz="0" w:space="0"/>
-          </w:tblBorders>
+          <w:tblW w:w="7675" w:type="dxa"/>
+          <w:tblInd w:w="96" w:type="dxa"/>
+          <w:shd w:val="clear" w:color="auto" w:fill="auto"/>
           <w:tblCellMar>
             <w:top w:w="0" w:type="dxa"/>
             <w:left w:w="108" w:type="dxa"/>
@@ -7181,16 +7110,16 @@
           </w:tblCellMar>
         </w:tblPrEx>
         <w:trPr>
-          <w:trHeight w:val="493" w:hRule="atLeast"/>
+          <w:trHeight w:val="493"/>
         </w:trPr>
         <w:tc>
           <w:tcPr>
             <w:tcW w:w="1963" w:type="dxa"/>
             <w:tcBorders>
-              <w:top w:val="single" w:color="000000" w:sz="4" w:space="0"/>
-              <w:left w:val="single" w:color="000000" w:sz="4" w:space="0"/>
-              <w:bottom w:val="single" w:color="000000" w:sz="4" w:space="0"/>
-              <w:right w:val="single" w:color="000000" w:sz="4" w:space="0"/>
+              <w:top w:val="single" w:sz="4" w:space="0" w:color="000000"/>
+              <w:left w:val="single" w:sz="4" w:space="0" w:color="000000"/>
+              <w:bottom w:val="single" w:sz="4" w:space="0" w:color="000000"/>
+              <w:right w:val="single" w:sz="4" w:space="0" w:color="000000"/>
             </w:tcBorders>
             <w:shd w:val="clear" w:color="auto" w:fill="auto"/>
             <w:vAlign w:val="center"/>
@@ -7204,7 +7133,7 @@
               <w:jc w:val="left"/>
               <w:textAlignment w:val="center"/>
               <w:rPr>
-                <w:rFonts w:hint="default" w:ascii="楷体_GB2312" w:hAnsi="宋体" w:eastAsia="楷体_GB2312" w:cs="楷体_GB2312"/>
+                <w:rFonts w:ascii="楷体_GB2312" w:eastAsia="楷体_GB2312" w:hAnsi="宋体" w:cs="楷体_GB2312" w:hint="default"/>
                 <w:b/>
                 <w:bCs/>
                 <w:i w:val="0"/>
@@ -7220,7 +7149,7 @@
             </w:pPr>
             <w:r>
               <w:rPr>
-                <w:rFonts w:hint="eastAsia" w:ascii="宋体" w:hAnsi="宋体" w:eastAsia="宋体" w:cs="宋体"/>
+                <w:rFonts w:ascii="宋体" w:eastAsia="宋体" w:hAnsi="宋体" w:cs="宋体" w:hint="eastAsia"/>
                 <w:i w:val="0"/>
                 <w:iCs w:val="0"/>
                 <w:snapToGrid w:val="0"/>
@@ -7239,10 +7168,10 @@
           <w:tcPr>
             <w:tcW w:w="1356" w:type="dxa"/>
             <w:tcBorders>
-              <w:top w:val="single" w:color="000000" w:sz="4" w:space="0"/>
-              <w:left w:val="single" w:color="000000" w:sz="4" w:space="0"/>
-              <w:bottom w:val="single" w:color="000000" w:sz="4" w:space="0"/>
-              <w:right w:val="single" w:color="000000" w:sz="4" w:space="0"/>
+              <w:top w:val="single" w:sz="4" w:space="0" w:color="000000"/>
+              <w:left w:val="single" w:sz="4" w:space="0" w:color="000000"/>
+              <w:bottom w:val="single" w:sz="4" w:space="0" w:color="000000"/>
+              <w:right w:val="single" w:sz="4" w:space="0" w:color="000000"/>
             </w:tcBorders>
             <w:shd w:val="clear" w:color="auto" w:fill="auto"/>
             <w:vAlign w:val="center"/>
@@ -7256,7 +7185,7 @@
               <w:jc w:val="left"/>
               <w:textAlignment w:val="center"/>
               <w:rPr>
-                <w:rFonts w:hint="default" w:ascii="楷体_GB2312" w:hAnsi="宋体" w:eastAsia="楷体_GB2312" w:cs="楷体_GB2312"/>
+                <w:rFonts w:ascii="楷体_GB2312" w:eastAsia="楷体_GB2312" w:hAnsi="宋体" w:cs="楷体_GB2312" w:hint="default"/>
                 <w:b/>
                 <w:bCs/>
                 <w:i w:val="0"/>
@@ -7272,7 +7201,7 @@
             </w:pPr>
             <w:r>
               <w:rPr>
-                <w:rFonts w:hint="eastAsia" w:ascii="宋体" w:hAnsi="宋体" w:eastAsia="宋体" w:cs="宋体"/>
+                <w:rFonts w:ascii="宋体" w:eastAsia="宋体" w:hAnsi="宋体" w:cs="宋体" w:hint="eastAsia"/>
                 <w:i w:val="0"/>
                 <w:iCs w:val="0"/>
                 <w:snapToGrid w:val="0"/>
@@ -7291,10 +7220,10 @@
           <w:tcPr>
             <w:tcW w:w="3300" w:type="dxa"/>
             <w:tcBorders>
-              <w:top w:val="single" w:color="000000" w:sz="4" w:space="0"/>
-              <w:left w:val="single" w:color="000000" w:sz="4" w:space="0"/>
-              <w:bottom w:val="single" w:color="000000" w:sz="4" w:space="0"/>
-              <w:right w:val="single" w:color="000000" w:sz="4" w:space="0"/>
+              <w:top w:val="single" w:sz="4" w:space="0" w:color="000000"/>
+              <w:left w:val="single" w:sz="4" w:space="0" w:color="000000"/>
+              <w:bottom w:val="single" w:sz="4" w:space="0" w:color="000000"/>
+              <w:right w:val="single" w:sz="4" w:space="0" w:color="000000"/>
             </w:tcBorders>
             <w:shd w:val="clear" w:color="auto" w:fill="auto"/>
             <w:vAlign w:val="center"/>
@@ -7308,7 +7237,7 @@
               <w:jc w:val="left"/>
               <w:textAlignment w:val="center"/>
               <w:rPr>
-                <w:rFonts w:hint="default" w:ascii="楷体_GB2312" w:hAnsi="宋体" w:eastAsia="楷体_GB2312" w:cs="楷体_GB2312"/>
+                <w:rFonts w:ascii="楷体_GB2312" w:eastAsia="楷体_GB2312" w:hAnsi="宋体" w:cs="楷体_GB2312" w:hint="default"/>
                 <w:b/>
                 <w:bCs/>
                 <w:i w:val="0"/>
@@ -7324,7 +7253,7 @@
             </w:pPr>
             <w:r>
               <w:rPr>
-                <w:rFonts w:hint="eastAsia" w:ascii="宋体" w:hAnsi="宋体" w:eastAsia="宋体" w:cs="宋体"/>
+                <w:rFonts w:ascii="宋体" w:eastAsia="宋体" w:hAnsi="宋体" w:cs="宋体" w:hint="eastAsia"/>
                 <w:i w:val="0"/>
                 <w:iCs w:val="0"/>
                 <w:snapToGrid w:val="0"/>
@@ -7343,10 +7272,10 @@
           <w:tcPr>
             <w:tcW w:w="1056" w:type="dxa"/>
             <w:tcBorders>
-              <w:top w:val="single" w:color="000000" w:sz="4" w:space="0"/>
-              <w:left w:val="single" w:color="000000" w:sz="4" w:space="0"/>
-              <w:bottom w:val="single" w:color="000000" w:sz="4" w:space="0"/>
-              <w:right w:val="single" w:color="000000" w:sz="4" w:space="0"/>
+              <w:top w:val="single" w:sz="4" w:space="0" w:color="000000"/>
+              <w:left w:val="single" w:sz="4" w:space="0" w:color="000000"/>
+              <w:bottom w:val="single" w:sz="4" w:space="0" w:color="000000"/>
+              <w:right w:val="single" w:sz="4" w:space="0" w:color="000000"/>
             </w:tcBorders>
             <w:shd w:val="clear" w:color="auto" w:fill="auto"/>
             <w:vAlign w:val="center"/>
@@ -7360,7 +7289,7 @@
               <w:jc w:val="left"/>
               <w:textAlignment w:val="center"/>
               <w:rPr>
-                <w:rFonts w:hint="default" w:ascii="楷体_GB2312" w:hAnsi="宋体" w:eastAsia="楷体_GB2312" w:cs="楷体_GB2312"/>
+                <w:rFonts w:ascii="楷体_GB2312" w:eastAsia="楷体_GB2312" w:hAnsi="宋体" w:cs="楷体_GB2312" w:hint="default"/>
                 <w:b/>
                 <w:bCs/>
                 <w:i w:val="0"/>
@@ -7376,7 +7305,7 @@
             </w:pPr>
             <w:r>
               <w:rPr>
-                <w:rFonts w:hint="eastAsia" w:ascii="宋体" w:hAnsi="宋体" w:eastAsia="宋体" w:cs="宋体"/>
+                <w:rFonts w:ascii="宋体" w:eastAsia="宋体" w:hAnsi="宋体" w:cs="宋体" w:hint="eastAsia"/>
                 <w:i w:val="0"/>
                 <w:iCs w:val="0"/>
                 <w:snapToGrid w:val="0"/>
@@ -7394,14 +7323,9 @@
       </w:tr>
       <w:tr>
         <w:tblPrEx>
-          <w:tblBorders>
-            <w:top w:val="none" w:color="auto" w:sz="0" w:space="0"/>
-            <w:left w:val="none" w:color="auto" w:sz="0" w:space="0"/>
-            <w:bottom w:val="none" w:color="auto" w:sz="0" w:space="0"/>
-            <w:right w:val="none" w:color="auto" w:sz="0" w:space="0"/>
-            <w:insideH w:val="none" w:color="auto" w:sz="0" w:space="0"/>
-            <w:insideV w:val="none" w:color="auto" w:sz="0" w:space="0"/>
-          </w:tblBorders>
+          <w:tblW w:w="7675" w:type="dxa"/>
+          <w:tblInd w:w="96" w:type="dxa"/>
+          <w:shd w:val="clear" w:color="auto" w:fill="auto"/>
           <w:tblCellMar>
             <w:top w:w="0" w:type="dxa"/>
             <w:left w:w="108" w:type="dxa"/>
@@ -7410,16 +7334,16 @@
           </w:tblCellMar>
         </w:tblPrEx>
         <w:trPr>
-          <w:trHeight w:val="493" w:hRule="atLeast"/>
+          <w:trHeight w:val="493"/>
         </w:trPr>
         <w:tc>
           <w:tcPr>
             <w:tcW w:w="1963" w:type="dxa"/>
             <w:tcBorders>
-              <w:top w:val="single" w:color="000000" w:sz="4" w:space="0"/>
-              <w:left w:val="single" w:color="000000" w:sz="4" w:space="0"/>
-              <w:bottom w:val="single" w:color="000000" w:sz="4" w:space="0"/>
-              <w:right w:val="single" w:color="000000" w:sz="4" w:space="0"/>
+              <w:top w:val="single" w:sz="4" w:space="0" w:color="000000"/>
+              <w:left w:val="single" w:sz="4" w:space="0" w:color="000000"/>
+              <w:bottom w:val="single" w:sz="4" w:space="0" w:color="000000"/>
+              <w:right w:val="single" w:sz="4" w:space="0" w:color="000000"/>
             </w:tcBorders>
             <w:shd w:val="clear" w:color="auto" w:fill="auto"/>
             <w:vAlign w:val="center"/>
@@ -7433,7 +7357,7 @@
               <w:jc w:val="left"/>
               <w:textAlignment w:val="center"/>
               <w:rPr>
-                <w:rFonts w:hint="eastAsia" w:ascii="宋体" w:hAnsi="宋体" w:eastAsia="宋体" w:cs="宋体"/>
+                <w:rFonts w:ascii="宋体" w:eastAsia="宋体" w:hAnsi="宋体" w:cs="宋体" w:hint="eastAsia"/>
                 <w:i w:val="0"/>
                 <w:iCs w:val="0"/>
                 <w:snapToGrid w:val="0"/>
@@ -7447,7 +7371,7 @@
             </w:pPr>
             <w:r>
               <w:rPr>
-                <w:rFonts w:hint="eastAsia" w:ascii="宋体" w:hAnsi="宋体" w:eastAsia="宋体" w:cs="宋体"/>
+                <w:rFonts w:ascii="宋体" w:eastAsia="宋体" w:hAnsi="宋体" w:cs="宋体" w:hint="eastAsia"/>
                 <w:i w:val="0"/>
                 <w:iCs w:val="0"/>
                 <w:snapToGrid w:val="0"/>
@@ -7466,10 +7390,10 @@
           <w:tcPr>
             <w:tcW w:w="1356" w:type="dxa"/>
             <w:tcBorders>
-              <w:top w:val="single" w:color="000000" w:sz="4" w:space="0"/>
-              <w:left w:val="single" w:color="000000" w:sz="4" w:space="0"/>
-              <w:bottom w:val="single" w:color="000000" w:sz="4" w:space="0"/>
-              <w:right w:val="single" w:color="000000" w:sz="4" w:space="0"/>
+              <w:top w:val="single" w:sz="4" w:space="0" w:color="000000"/>
+              <w:left w:val="single" w:sz="4" w:space="0" w:color="000000"/>
+              <w:bottom w:val="single" w:sz="4" w:space="0" w:color="000000"/>
+              <w:right w:val="single" w:sz="4" w:space="0" w:color="000000"/>
             </w:tcBorders>
             <w:shd w:val="clear" w:color="auto" w:fill="auto"/>
             <w:vAlign w:val="center"/>
@@ -7483,7 +7407,7 @@
               <w:jc w:val="left"/>
               <w:textAlignment w:val="center"/>
               <w:rPr>
-                <w:rFonts w:hint="eastAsia" w:ascii="宋体" w:hAnsi="宋体" w:eastAsia="宋体" w:cs="宋体"/>
+                <w:rFonts w:ascii="宋体" w:eastAsia="宋体" w:hAnsi="宋体" w:cs="宋体" w:hint="eastAsia"/>
                 <w:i w:val="0"/>
                 <w:iCs w:val="0"/>
                 <w:snapToGrid w:val="0"/>
@@ -7497,7 +7421,7 @@
             </w:pPr>
             <w:r>
               <w:rPr>
-                <w:rFonts w:hint="eastAsia" w:ascii="宋体" w:hAnsi="宋体" w:eastAsia="宋体" w:cs="宋体"/>
+                <w:rFonts w:ascii="宋体" w:eastAsia="宋体" w:hAnsi="宋体" w:cs="宋体" w:hint="eastAsia"/>
                 <w:i w:val="0"/>
                 <w:iCs w:val="0"/>
                 <w:snapToGrid w:val="0"/>
@@ -7516,10 +7440,10 @@
           <w:tcPr>
             <w:tcW w:w="3300" w:type="dxa"/>
             <w:tcBorders>
-              <w:top w:val="single" w:color="000000" w:sz="4" w:space="0"/>
-              <w:left w:val="single" w:color="000000" w:sz="4" w:space="0"/>
-              <w:bottom w:val="single" w:color="000000" w:sz="4" w:space="0"/>
-              <w:right w:val="single" w:color="000000" w:sz="4" w:space="0"/>
+              <w:top w:val="single" w:sz="4" w:space="0" w:color="000000"/>
+              <w:left w:val="single" w:sz="4" w:space="0" w:color="000000"/>
+              <w:bottom w:val="single" w:sz="4" w:space="0" w:color="000000"/>
+              <w:right w:val="single" w:sz="4" w:space="0" w:color="000000"/>
             </w:tcBorders>
             <w:shd w:val="clear" w:color="auto" w:fill="auto"/>
             <w:vAlign w:val="center"/>
@@ -7533,7 +7457,7 @@
               <w:jc w:val="left"/>
               <w:textAlignment w:val="center"/>
               <w:rPr>
-                <w:rFonts w:hint="eastAsia" w:ascii="宋体" w:hAnsi="宋体" w:eastAsia="宋体" w:cs="宋体"/>
+                <w:rFonts w:ascii="宋体" w:eastAsia="宋体" w:hAnsi="宋体" w:cs="宋体" w:hint="eastAsia"/>
                 <w:i w:val="0"/>
                 <w:iCs w:val="0"/>
                 <w:snapToGrid w:val="0"/>
@@ -7547,7 +7471,7 @@
             </w:pPr>
             <w:r>
               <w:rPr>
-                <w:rFonts w:hint="eastAsia" w:ascii="宋体" w:hAnsi="宋体" w:eastAsia="宋体" w:cs="宋体"/>
+                <w:rFonts w:ascii="宋体" w:eastAsia="宋体" w:hAnsi="宋体" w:cs="宋体" w:hint="eastAsia"/>
                 <w:i w:val="0"/>
                 <w:iCs w:val="0"/>
                 <w:snapToGrid w:val="0"/>
@@ -7566,10 +7490,10 @@
           <w:tcPr>
             <w:tcW w:w="1056" w:type="dxa"/>
             <w:tcBorders>
-              <w:top w:val="single" w:color="000000" w:sz="4" w:space="0"/>
-              <w:left w:val="single" w:color="000000" w:sz="4" w:space="0"/>
-              <w:bottom w:val="single" w:color="000000" w:sz="4" w:space="0"/>
-              <w:right w:val="single" w:color="000000" w:sz="4" w:space="0"/>
+              <w:top w:val="single" w:sz="4" w:space="0" w:color="000000"/>
+              <w:left w:val="single" w:sz="4" w:space="0" w:color="000000"/>
+              <w:bottom w:val="single" w:sz="4" w:space="0" w:color="000000"/>
+              <w:right w:val="single" w:sz="4" w:space="0" w:color="000000"/>
             </w:tcBorders>
             <w:shd w:val="clear" w:color="auto" w:fill="auto"/>
             <w:vAlign w:val="center"/>
@@ -7583,7 +7507,7 @@
               <w:jc w:val="left"/>
               <w:textAlignment w:val="center"/>
               <w:rPr>
-                <w:rFonts w:hint="eastAsia" w:ascii="宋体" w:hAnsi="宋体" w:eastAsia="宋体" w:cs="宋体"/>
+                <w:rFonts w:ascii="宋体" w:eastAsia="宋体" w:hAnsi="宋体" w:cs="宋体" w:hint="eastAsia"/>
                 <w:i w:val="0"/>
                 <w:iCs w:val="0"/>
                 <w:snapToGrid w:val="0"/>
@@ -7597,7 +7521,7 @@
             </w:pPr>
             <w:r>
               <w:rPr>
-                <w:rFonts w:hint="eastAsia" w:ascii="宋体" w:hAnsi="宋体" w:eastAsia="宋体" w:cs="宋体"/>
+                <w:rFonts w:ascii="宋体" w:eastAsia="宋体" w:hAnsi="宋体" w:cs="宋体" w:hint="eastAsia"/>
                 <w:i w:val="0"/>
                 <w:iCs w:val="0"/>
                 <w:snapToGrid w:val="0"/>
@@ -7616,7 +7540,7 @@
     </w:tbl>
     <w:p>
       <w:pPr>
-        <w:pStyle w:val="28"/>
+        <w:pStyle w:val="1"/>
         <w:keepNext w:val="0"/>
         <w:keepLines w:val="0"/>
         <w:pageBreakBefore w:val="0"/>
@@ -7636,7 +7560,7 @@
           <w:lang w:val="en-US" w:eastAsia="zh-CN"/>
         </w:rPr>
       </w:pPr>
-      <w:bookmarkStart w:id="20" w:name="_Toc23956"/>
+      <w:bookmarkStart w:id="21" w:name="_Toc23956"/>
       <w:r>
         <w:rPr>
           <w:rFonts w:hint="default"/>
@@ -7644,11 +7568,11 @@
         </w:rPr>
         <w:t>附则</w:t>
       </w:r>
-      <w:bookmarkEnd w:id="20"/>
+      <w:bookmarkEnd w:id="21"/>
     </w:p>
     <w:p>
       <w:pPr>
-        <w:pStyle w:val="29"/>
+        <w:pStyle w:val="a1"/>
         <w:keepNext w:val="0"/>
         <w:keepLines w:val="0"/>
         <w:pageBreakBefore w:val="0"/>
@@ -7678,7 +7602,7 @@
     </w:p>
     <w:p>
       <w:pPr>
-        <w:pStyle w:val="29"/>
+        <w:pStyle w:val="a1"/>
         <w:keepNext w:val="0"/>
         <w:keepLines w:val="0"/>
         <w:pageBreakBefore w:val="0"/>
@@ -7708,7 +7632,7 @@
     </w:p>
     <w:p>
       <w:pPr>
-        <w:pStyle w:val="29"/>
+        <w:pStyle w:val="a1"/>
         <w:keepNext w:val="0"/>
         <w:keepLines w:val="0"/>
         <w:pageBreakBefore w:val="0"/>
@@ -7737,73 +7661,23 @@
       </w:r>
     </w:p>
     <w:sectPr>
-      <w:headerReference r:id="rId5" w:type="default"/>
+      <w:headerReference w:type="default" r:id="rId7"/>
       <w:pgSz w:w="11906" w:h="16838"/>
       <w:pgMar w:top="1417" w:right="1800" w:bottom="1440" w:left="1800" w:header="1140" w:footer="992" w:gutter="0"/>
-      <w:cols w:space="425" w:num="1"/>
+      <w:cols w:num="1" w:space="425"/>
       <w:docGrid w:type="lines" w:linePitch="312" w:charSpace="0"/>
     </w:sectPr>
   </w:body>
 </w:document>
 </file>
 
-<file path=word/endnotes.xml><?xml version="1.0" encoding="utf-8"?>
-<w:endnotes xmlns:wpc="http://schemas.microsoft.com/office/word/2010/wordprocessingCanvas" xmlns:mc="http://schemas.openxmlformats.org/markup-compatibility/2006" xmlns:o="urn:schemas-microsoft-com:office:office" xmlns:r="http://schemas.openxmlformats.org/officeDocument/2006/relationships" xmlns:m="http://schemas.openxmlformats.org/officeDocument/2006/math" xmlns:v="urn:schemas-microsoft-com:vml" xmlns:wp14="http://schemas.microsoft.com/office/word/2010/wordprocessingDrawing" xmlns:wp="http://schemas.openxmlformats.org/drawingml/2006/wordprocessingDrawing" xmlns:w="http://schemas.openxmlformats.org/wordprocessingml/2006/main" xmlns:w14="http://schemas.microsoft.com/office/word/2010/wordml" xmlns:w15="http://schemas.microsoft.com/office/word/2012/wordml" xmlns:w10="urn:schemas-microsoft-com:office:word" xmlns:wpg="http://schemas.microsoft.com/office/word/2010/wordprocessingGroup" xmlns:wpi="http://schemas.microsoft.com/office/word/2010/wordprocessingInk" xmlns:wne="http://schemas.microsoft.com/office/word/2006/wordml" xmlns:wps="http://schemas.microsoft.com/office/word/2010/wordprocessingShape" xmlns:wpsCustomData="http://www.wps.cn/officeDocument/2013/wpsCustomData" mc:Ignorable="w14 w15 wp14">
-  <w:endnote w:type="separator" w:id="0">
-    <w:p>
-      <w:pPr>
-        <w:spacing w:line="240" w:lineRule="auto"/>
-      </w:pPr>
-      <w:r>
-        <w:separator/>
-      </w:r>
-    </w:p>
-  </w:endnote>
-  <w:endnote w:type="continuationSeparator" w:id="1">
-    <w:p>
-      <w:pPr>
-        <w:spacing w:line="240" w:lineRule="auto"/>
-      </w:pPr>
-      <w:r>
-        <w:continuationSeparator/>
-      </w:r>
-    </w:p>
-  </w:endnote>
-</w:endnotes>
-</file>
-
-<file path=word/footnotes.xml><?xml version="1.0" encoding="utf-8"?>
-<w:footnotes xmlns:wpc="http://schemas.microsoft.com/office/word/2010/wordprocessingCanvas" xmlns:mc="http://schemas.openxmlformats.org/markup-compatibility/2006" xmlns:o="urn:schemas-microsoft-com:office:office" xmlns:r="http://schemas.openxmlformats.org/officeDocument/2006/relationships" xmlns:m="http://schemas.openxmlformats.org/officeDocument/2006/math" xmlns:v="urn:schemas-microsoft-com:vml" xmlns:wp14="http://schemas.microsoft.com/office/word/2010/wordprocessingDrawing" xmlns:wp="http://schemas.openxmlformats.org/drawingml/2006/wordprocessingDrawing" xmlns:w="http://schemas.openxmlformats.org/wordprocessingml/2006/main" xmlns:w14="http://schemas.microsoft.com/office/word/2010/wordml" xmlns:w15="http://schemas.microsoft.com/office/word/2012/wordml" xmlns:w10="urn:schemas-microsoft-com:office:word" xmlns:wpg="http://schemas.microsoft.com/office/word/2010/wordprocessingGroup" xmlns:wpi="http://schemas.microsoft.com/office/word/2010/wordprocessingInk" xmlns:wne="http://schemas.microsoft.com/office/word/2006/wordml" xmlns:wps="http://schemas.microsoft.com/office/word/2010/wordprocessingShape" xmlns:wpsCustomData="http://www.wps.cn/officeDocument/2013/wpsCustomData" mc:Ignorable="w14 w15 wp14">
-  <w:footnote w:type="separator" w:id="0">
-    <w:p>
-      <w:pPr>
-        <w:spacing w:line="360" w:lineRule="auto"/>
-      </w:pPr>
-      <w:r>
-        <w:separator/>
-      </w:r>
-    </w:p>
-  </w:footnote>
-  <w:footnote w:type="continuationSeparator" w:id="1">
-    <w:p>
-      <w:pPr>
-        <w:spacing w:line="360" w:lineRule="auto"/>
-      </w:pPr>
-      <w:r>
-        <w:continuationSeparator/>
-      </w:r>
-    </w:p>
-  </w:footnote>
-</w:footnotes>
-</file>
-
 <file path=word/header1.xml><?xml version="1.0" encoding="utf-8"?>
-<w:hdr xmlns:wpc="http://schemas.microsoft.com/office/word/2010/wordprocessingCanvas" xmlns:mc="http://schemas.openxmlformats.org/markup-compatibility/2006" xmlns:o="urn:schemas-microsoft-com:office:office" xmlns:r="http://schemas.openxmlformats.org/officeDocument/2006/relationships" xmlns:m="http://schemas.openxmlformats.org/officeDocument/2006/math" xmlns:v="urn:schemas-microsoft-com:vml" xmlns:wp14="http://schemas.microsoft.com/office/word/2010/wordprocessingDrawing" xmlns:wp="http://schemas.openxmlformats.org/drawingml/2006/wordprocessingDrawing" xmlns:w10="urn:schemas-microsoft-com:office:word" xmlns:w="http://schemas.openxmlformats.org/wordprocessingml/2006/main" xmlns:w14="http://schemas.microsoft.com/office/word/2010/wordml" xmlns:w15="http://schemas.microsoft.com/office/word/2012/wordml" xmlns:wpg="http://schemas.microsoft.com/office/word/2010/wordprocessingGroup" xmlns:wpi="http://schemas.microsoft.com/office/word/2010/wordprocessingInk" xmlns:wne="http://schemas.microsoft.com/office/word/2006/wordml" xmlns:wps="http://schemas.microsoft.com/office/word/2010/wordprocessingShape" xmlns:wpsCustomData="http://www.wps.cn/officeDocument/2013/wpsCustomData" mc:Ignorable="w14 w15 wp14">
+<w:hdr xmlns:wpc="http://schemas.microsoft.com/office/word/2010/wordprocessingCanvas" xmlns:mc="http://schemas.openxmlformats.org/markup-compatibility/2006" xmlns:o="urn:schemas-microsoft-com:office:office" xmlns:r="http://schemas.openxmlformats.org/officeDocument/2006/relationships" xmlns:m="http://schemas.openxmlformats.org/officeDocument/2006/math" xmlns:v="urn:schemas-microsoft-com:vml" xmlns:wp14="http://schemas.microsoft.com/office/word/2010/wordprocessingDrawing" xmlns:wp="http://schemas.openxmlformats.org/drawingml/2006/wordprocessingDrawing" xmlns:w10="urn:schemas-microsoft-com:office:word" xmlns:w="http://schemas.openxmlformats.org/wordprocessingml/2006/main" xmlns:w14="http://schemas.microsoft.com/office/word/2010/wordml" xmlns:w15="http://schemas.microsoft.com/office/word/2012/wordml" xmlns:wne="http://schemas.microsoft.com/office/word/2006/wordml" xmlns:wpg="http://schemas.microsoft.com/office/word/2010/wordprocessingGroup" xmlns:wpi="http://schemas.microsoft.com/office/word/2010/wordprocessingInk" xmlns:wps="http://schemas.microsoft.com/office/word/2010/wordprocessingShape" mc:Ignorable="w14 w15 wp14">
   <w:p>
     <w:pPr>
-      <w:pStyle w:val="15"/>
+      <w:pStyle w:val="Header"/>
       <w:pBdr>
-        <w:bottom w:val="single" w:color="auto" w:sz="4" w:space="1"/>
+        <w:bottom w:val="single" w:sz="4" w:space="1" w:color="auto"/>
       </w:pBdr>
       <w:tabs>
         <w:tab w:val="left" w:pos="335"/>
@@ -7811,27 +7685,27 @@
       </w:tabs>
       <w:jc w:val="right"/>
       <w:rPr>
-        <w:rFonts w:hint="eastAsia" w:eastAsiaTheme="minorEastAsia"/>
+        <w:rFonts w:eastAsiaTheme="minorEastAsia" w:hint="eastAsia"/>
         <w:lang w:eastAsia="zh-CN"/>
       </w:rPr>
     </w:pPr>
     <w:r>
       <w:rPr>
-        <w:rFonts w:hint="eastAsia" w:eastAsiaTheme="minorEastAsia"/>
+        <w:rFonts w:eastAsiaTheme="minorEastAsia" w:hint="eastAsia"/>
         <w:lang w:val="en-US" w:eastAsia="zh-CN"/>
       </w:rPr>
       <w:tab/>
     </w:r>
     <w:r>
       <w:rPr>
-        <w:rFonts w:hint="eastAsia" w:eastAsiaTheme="minorEastAsia"/>
+        <w:rFonts w:eastAsiaTheme="minorEastAsia" w:hint="eastAsia"/>
         <w:lang w:val="en-US" w:eastAsia="zh-CN"/>
       </w:rPr>
       <w:tab/>
     </w:r>
     <w:r>
       <w:rPr>
-        <w:rFonts w:hint="eastAsia" w:eastAsiaTheme="minorEastAsia"/>
+        <w:rFonts w:eastAsiaTheme="minorEastAsia" w:hint="eastAsia"/>
         <w:lang w:val="en-US" w:eastAsia="zh-CN"/>
       </w:rPr>
       <w:t>桐乡华数广电网络有限公司</w:t>
@@ -7841,15 +7715,15 @@
 </file>
 
 <file path=word/numbering.xml><?xml version="1.0" encoding="utf-8"?>
-<w:numbering xmlns:wpc="http://schemas.microsoft.com/office/word/2010/wordprocessingCanvas" xmlns:mc="http://schemas.openxmlformats.org/markup-compatibility/2006" xmlns:o="urn:schemas-microsoft-com:office:office" xmlns:r="http://schemas.openxmlformats.org/officeDocument/2006/relationships" xmlns:m="http://schemas.openxmlformats.org/officeDocument/2006/math" xmlns:v="urn:schemas-microsoft-com:vml" xmlns:wp14="http://schemas.microsoft.com/office/word/2010/wordprocessingDrawing" xmlns:wp="http://schemas.openxmlformats.org/drawingml/2006/wordprocessingDrawing" xmlns:w10="urn:schemas-microsoft-com:office:word" xmlns:w="http://schemas.openxmlformats.org/wordprocessingml/2006/main" xmlns:w14="http://schemas.microsoft.com/office/word/2010/wordml" xmlns:wpg="http://schemas.microsoft.com/office/word/2010/wordprocessingGroup" xmlns:wpi="http://schemas.microsoft.com/office/word/2010/wordprocessingInk" xmlns:wne="http://schemas.microsoft.com/office/word/2006/wordml" xmlns:wps="http://schemas.microsoft.com/office/word/2010/wordprocessingShape" xmlns:wpsCustomData="http://www.wps.cn/officeDocument/2013/wpsCustomData" mc:Ignorable="w14 wp14">
+<w:numbering xmlns:wpc="http://schemas.microsoft.com/office/word/2010/wordprocessingCanvas" xmlns:mc="http://schemas.openxmlformats.org/markup-compatibility/2006" xmlns:o="urn:schemas-microsoft-com:office:office" xmlns:r="http://schemas.openxmlformats.org/officeDocument/2006/relationships" xmlns:m="http://schemas.openxmlformats.org/officeDocument/2006/math" xmlns:v="urn:schemas-microsoft-com:vml" xmlns:wp14="http://schemas.microsoft.com/office/word/2010/wordprocessingDrawing" xmlns:wp="http://schemas.openxmlformats.org/drawingml/2006/wordprocessingDrawing" xmlns:w10="urn:schemas-microsoft-com:office:word" xmlns:w="http://schemas.openxmlformats.org/wordprocessingml/2006/main" xmlns:w14="http://schemas.microsoft.com/office/word/2010/wordml" xmlns:w15="http://schemas.microsoft.com/office/word/2012/wordml" xmlns:wne="http://schemas.microsoft.com/office/word/2006/wordml" xmlns:wpg="http://schemas.microsoft.com/office/word/2010/wordprocessingGroup" xmlns:wpi="http://schemas.microsoft.com/office/word/2010/wordprocessingInk" xmlns:wps="http://schemas.microsoft.com/office/word/2010/wordprocessingShape" mc:Ignorable="w14 w15 wp14">
   <w:abstractNum w:abstractNumId="0">
     <w:nsid w:val="8E964DCE"/>
     <w:multiLevelType w:val="multilevel"/>
     <w:tmpl w:val="8E964DCE"/>
-    <w:lvl w:ilvl="0" w:tentative="0">
+    <w:lvl w:ilvl="0">
       <w:start w:val="1"/>
       <w:numFmt w:val="decimal"/>
-      <w:pStyle w:val="2"/>
+      <w:pStyle w:val="Heading1"/>
       <w:lvlText w:val="%1."/>
       <w:lvlJc w:val="left"/>
       <w:pPr>
@@ -7859,10 +7733,10 @@
         <w:rFonts w:hint="default"/>
       </w:rPr>
     </w:lvl>
-    <w:lvl w:ilvl="1" w:tentative="0">
+    <w:lvl w:ilvl="1">
       <w:start w:val="1"/>
       <w:numFmt w:val="decimal"/>
-      <w:pStyle w:val="3"/>
+      <w:pStyle w:val="Heading2"/>
       <w:lvlText w:val="%1.%2."/>
       <w:lvlJc w:val="left"/>
       <w:pPr>
@@ -7872,10 +7746,10 @@
         <w:rFonts w:hint="default"/>
       </w:rPr>
     </w:lvl>
-    <w:lvl w:ilvl="2" w:tentative="0">
+    <w:lvl w:ilvl="2">
       <w:start w:val="1"/>
       <w:numFmt w:val="decimal"/>
-      <w:pStyle w:val="4"/>
+      <w:pStyle w:val="Heading3"/>
       <w:lvlText w:val="%1.%2.%3."/>
       <w:lvlJc w:val="left"/>
       <w:pPr>
@@ -7885,10 +7759,10 @@
         <w:rFonts w:hint="default"/>
       </w:rPr>
     </w:lvl>
-    <w:lvl w:ilvl="3" w:tentative="0">
+    <w:lvl w:ilvl="3">
       <w:start w:val="1"/>
       <w:numFmt w:val="decimal"/>
-      <w:pStyle w:val="5"/>
+      <w:pStyle w:val="Heading4"/>
       <w:lvlText w:val="%1.%2.%3.%4."/>
       <w:lvlJc w:val="left"/>
       <w:pPr>
@@ -7898,10 +7772,10 @@
         <w:rFonts w:hint="default"/>
       </w:rPr>
     </w:lvl>
-    <w:lvl w:ilvl="4" w:tentative="0">
+    <w:lvl w:ilvl="4">
       <w:start w:val="1"/>
       <w:numFmt w:val="decimal"/>
-      <w:pStyle w:val="6"/>
+      <w:pStyle w:val="Heading5"/>
       <w:lvlText w:val="%1.%2.%3.%4.%5."/>
       <w:lvlJc w:val="left"/>
       <w:pPr>
@@ -7911,10 +7785,10 @@
         <w:rFonts w:hint="default"/>
       </w:rPr>
     </w:lvl>
-    <w:lvl w:ilvl="5" w:tentative="0">
+    <w:lvl w:ilvl="5">
       <w:start w:val="1"/>
       <w:numFmt w:val="decimal"/>
-      <w:pStyle w:val="7"/>
+      <w:pStyle w:val="Heading6"/>
       <w:lvlText w:val="%1.%2.%3.%4.%5.%6."/>
       <w:lvlJc w:val="left"/>
       <w:pPr>
@@ -7924,10 +7798,10 @@
         <w:rFonts w:hint="default"/>
       </w:rPr>
     </w:lvl>
-    <w:lvl w:ilvl="6" w:tentative="0">
+    <w:lvl w:ilvl="6">
       <w:start w:val="1"/>
       <w:numFmt w:val="decimal"/>
-      <w:pStyle w:val="8"/>
+      <w:pStyle w:val="Heading7"/>
       <w:lvlText w:val="%1.%2.%3.%4.%5.%6.%7."/>
       <w:lvlJc w:val="left"/>
       <w:pPr>
@@ -7937,10 +7811,10 @@
         <w:rFonts w:hint="default"/>
       </w:rPr>
     </w:lvl>
-    <w:lvl w:ilvl="7" w:tentative="0">
+    <w:lvl w:ilvl="7">
       <w:start w:val="1"/>
       <w:numFmt w:val="decimal"/>
-      <w:pStyle w:val="9"/>
+      <w:pStyle w:val="Heading8"/>
       <w:lvlText w:val="%1.%2.%3.%4.%5.%6.%7.%8."/>
       <w:lvlJc w:val="left"/>
       <w:pPr>
@@ -7950,10 +7824,10 @@
         <w:rFonts w:hint="default"/>
       </w:rPr>
     </w:lvl>
-    <w:lvl w:ilvl="8" w:tentative="0">
+    <w:lvl w:ilvl="8">
       <w:start w:val="1"/>
       <w:numFmt w:val="decimal"/>
-      <w:pStyle w:val="10"/>
+      <w:pStyle w:val="Heading9"/>
       <w:lvlText w:val="%1.%2.%3.%4.%5.%6.%7.%8.%9."/>
       <w:lvlJc w:val="left"/>
       <w:pPr>
@@ -7971,269 +7845,267 @@
 </file>
 
 <file path=word/styles.xml><?xml version="1.0" encoding="utf-8"?>
-<w:styles xmlns:mc="http://schemas.openxmlformats.org/markup-compatibility/2006" xmlns:o="urn:schemas-microsoft-com:office:office" xmlns:r="http://schemas.openxmlformats.org/officeDocument/2006/relationships" xmlns:m="http://schemas.openxmlformats.org/officeDocument/2006/math" xmlns:v="urn:schemas-microsoft-com:vml" xmlns:w="http://schemas.openxmlformats.org/wordprocessingml/2006/main" xmlns:w14="http://schemas.microsoft.com/office/word/2010/wordml" xmlns:w10="urn:schemas-microsoft-com:office:word" xmlns:sl="http://schemas.openxmlformats.org/schemaLibrary/2006/main" xmlns:wpsCustomData="http://www.wps.cn/officeDocument/2013/wpsCustomData" mc:Ignorable="w14">
+<w:styles xmlns:mc="http://schemas.openxmlformats.org/markup-compatibility/2006" xmlns:r="http://schemas.openxmlformats.org/officeDocument/2006/relationships" xmlns:w="http://schemas.openxmlformats.org/wordprocessingml/2006/main" xmlns:w14="http://schemas.microsoft.com/office/word/2010/wordml" xmlns:w15="http://schemas.microsoft.com/office/word/2012/wordml" mc:Ignorable="w14 w15">
   <w:docDefaults>
     <w:rPrDefault>
       <w:rPr>
-        <w:rFonts w:ascii="Times New Roman" w:hAnsi="Times New Roman" w:eastAsia="宋体" w:cs="Times New Roman"/>
+        <w:rFonts w:ascii="Times New Roman" w:eastAsia="宋体" w:hAnsi="Times New Roman" w:cs="Times New Roman"/>
       </w:rPr>
     </w:rPrDefault>
     <w:pPrDefault/>
   </w:docDefaults>
-  <w:latentStyles w:count="260" w:defQFormat="0" w:defUnhideWhenUsed="1" w:defSemiHidden="1" w:defUIPriority="99" w:defLockedState="0">
-    <w:lsdException w:qFormat="1" w:unhideWhenUsed="0" w:uiPriority="0" w:semiHidden="0" w:name="Normal"/>
-    <w:lsdException w:qFormat="1" w:unhideWhenUsed="0" w:uiPriority="0" w:semiHidden="0" w:name="heading 1"/>
-    <w:lsdException w:qFormat="1" w:uiPriority="0" w:semiHidden="0" w:name="heading 2"/>
-    <w:lsdException w:qFormat="1" w:uiPriority="0" w:name="heading 3"/>
-    <w:lsdException w:qFormat="1" w:uiPriority="0" w:semiHidden="0" w:name="heading 4"/>
-    <w:lsdException w:qFormat="1" w:uiPriority="0" w:name="heading 5"/>
-    <w:lsdException w:qFormat="1" w:uiPriority="0" w:name="heading 6"/>
-    <w:lsdException w:qFormat="1" w:uiPriority="0" w:name="heading 7"/>
-    <w:lsdException w:qFormat="1" w:uiPriority="0" w:name="heading 8"/>
-    <w:lsdException w:qFormat="1" w:uiPriority="0" w:name="heading 9"/>
-    <w:lsdException w:unhideWhenUsed="0" w:uiPriority="0" w:semiHidden="0" w:name="index 1"/>
-    <w:lsdException w:unhideWhenUsed="0" w:uiPriority="0" w:semiHidden="0" w:name="index 2"/>
-    <w:lsdException w:unhideWhenUsed="0" w:uiPriority="0" w:semiHidden="0" w:name="index 3"/>
-    <w:lsdException w:unhideWhenUsed="0" w:uiPriority="0" w:semiHidden="0" w:name="index 4"/>
-    <w:lsdException w:unhideWhenUsed="0" w:uiPriority="0" w:semiHidden="0" w:name="index 5"/>
-    <w:lsdException w:unhideWhenUsed="0" w:uiPriority="0" w:semiHidden="0" w:name="index 6"/>
-    <w:lsdException w:unhideWhenUsed="0" w:uiPriority="0" w:semiHidden="0" w:name="index 7"/>
-    <w:lsdException w:unhideWhenUsed="0" w:uiPriority="0" w:semiHidden="0" w:name="index 8"/>
-    <w:lsdException w:unhideWhenUsed="0" w:uiPriority="0" w:semiHidden="0" w:name="index 9"/>
-    <w:lsdException w:qFormat="1" w:unhideWhenUsed="0" w:uiPriority="0" w:semiHidden="0" w:name="toc 1"/>
-    <w:lsdException w:qFormat="1" w:unhideWhenUsed="0" w:uiPriority="0" w:semiHidden="0" w:name="toc 2"/>
-    <w:lsdException w:qFormat="1" w:unhideWhenUsed="0" w:uiPriority="0" w:semiHidden="0" w:name="toc 3"/>
-    <w:lsdException w:unhideWhenUsed="0" w:uiPriority="0" w:semiHidden="0" w:name="toc 4"/>
-    <w:lsdException w:unhideWhenUsed="0" w:uiPriority="0" w:semiHidden="0" w:name="toc 5"/>
-    <w:lsdException w:unhideWhenUsed="0" w:uiPriority="0" w:semiHidden="0" w:name="toc 6"/>
-    <w:lsdException w:unhideWhenUsed="0" w:uiPriority="0" w:semiHidden="0" w:name="toc 7"/>
-    <w:lsdException w:unhideWhenUsed="0" w:uiPriority="0" w:semiHidden="0" w:name="toc 8"/>
-    <w:lsdException w:unhideWhenUsed="0" w:uiPriority="0" w:semiHidden="0" w:name="toc 9"/>
-    <w:lsdException w:unhideWhenUsed="0" w:uiPriority="0" w:semiHidden="0" w:name="Normal Indent"/>
-    <w:lsdException w:unhideWhenUsed="0" w:uiPriority="0" w:semiHidden="0" w:name="footnote text"/>
-    <w:lsdException w:qFormat="1" w:unhideWhenUsed="0" w:uiPriority="0" w:semiHidden="0" w:name="annotation text"/>
-    <w:lsdException w:qFormat="1" w:unhideWhenUsed="0" w:uiPriority="0" w:semiHidden="0" w:name="header"/>
-    <w:lsdException w:qFormat="1" w:unhideWhenUsed="0" w:uiPriority="0" w:semiHidden="0" w:name="footer"/>
-    <w:lsdException w:unhideWhenUsed="0" w:uiPriority="0" w:semiHidden="0" w:name="index heading"/>
-    <w:lsdException w:qFormat="1" w:uiPriority="0" w:name="caption"/>
-    <w:lsdException w:unhideWhenUsed="0" w:uiPriority="0" w:semiHidden="0" w:name="table of figures"/>
-    <w:lsdException w:unhideWhenUsed="0" w:uiPriority="0" w:semiHidden="0" w:name="envelope address"/>
-    <w:lsdException w:unhideWhenUsed="0" w:uiPriority="0" w:semiHidden="0" w:name="envelope return"/>
-    <w:lsdException w:unhideWhenUsed="0" w:uiPriority="0" w:semiHidden="0" w:name="footnote reference"/>
-    <w:lsdException w:unhideWhenUsed="0" w:uiPriority="0" w:semiHidden="0" w:name="annotation reference"/>
-    <w:lsdException w:unhideWhenUsed="0" w:uiPriority="0" w:semiHidden="0" w:name="line number"/>
-    <w:lsdException w:unhideWhenUsed="0" w:uiPriority="0" w:semiHidden="0" w:name="page number"/>
-    <w:lsdException w:unhideWhenUsed="0" w:uiPriority="0" w:semiHidden="0" w:name="endnote reference"/>
-    <w:lsdException w:unhideWhenUsed="0" w:uiPriority="0" w:semiHidden="0" w:name="endnote text"/>
-    <w:lsdException w:unhideWhenUsed="0" w:uiPriority="0" w:semiHidden="0" w:name="table of authorities"/>
-    <w:lsdException w:unhideWhenUsed="0" w:uiPriority="0" w:semiHidden="0" w:name="macro"/>
-    <w:lsdException w:unhideWhenUsed="0" w:uiPriority="0" w:semiHidden="0" w:name="toa heading"/>
-    <w:lsdException w:unhideWhenUsed="0" w:uiPriority="0" w:semiHidden="0" w:name="List"/>
-    <w:lsdException w:unhideWhenUsed="0" w:uiPriority="0" w:semiHidden="0" w:name="List Bullet"/>
-    <w:lsdException w:unhideWhenUsed="0" w:uiPriority="0" w:semiHidden="0" w:name="List Number"/>
-    <w:lsdException w:unhideWhenUsed="0" w:uiPriority="0" w:semiHidden="0" w:name="List 2"/>
-    <w:lsdException w:unhideWhenUsed="0" w:uiPriority="0" w:semiHidden="0" w:name="List 3"/>
-    <w:lsdException w:unhideWhenUsed="0" w:uiPriority="0" w:semiHidden="0" w:name="List 4"/>
-    <w:lsdException w:unhideWhenUsed="0" w:uiPriority="0" w:semiHidden="0" w:name="List 5"/>
-    <w:lsdException w:unhideWhenUsed="0" w:uiPriority="0" w:semiHidden="0" w:name="List Bullet 2"/>
-    <w:lsdException w:unhideWhenUsed="0" w:uiPriority="0" w:semiHidden="0" w:name="List Bullet 3"/>
-    <w:lsdException w:unhideWhenUsed="0" w:uiPriority="0" w:semiHidden="0" w:name="List Bullet 4"/>
-    <w:lsdException w:unhideWhenUsed="0" w:uiPriority="0" w:semiHidden="0" w:name="List Bullet 5"/>
-    <w:lsdException w:unhideWhenUsed="0" w:uiPriority="0" w:semiHidden="0" w:name="List Number 2"/>
-    <w:lsdException w:unhideWhenUsed="0" w:uiPriority="0" w:semiHidden="0" w:name="List Number 3"/>
-    <w:lsdException w:unhideWhenUsed="0" w:uiPriority="0" w:semiHidden="0" w:name="List Number 4"/>
-    <w:lsdException w:unhideWhenUsed="0" w:uiPriority="0" w:semiHidden="0" w:name="List Number 5"/>
-    <w:lsdException w:qFormat="1" w:unhideWhenUsed="0" w:uiPriority="0" w:semiHidden="0" w:name="Title"/>
-    <w:lsdException w:unhideWhenUsed="0" w:uiPriority="0" w:semiHidden="0" w:name="Closing"/>
-    <w:lsdException w:unhideWhenUsed="0" w:uiPriority="0" w:semiHidden="0" w:name="Signature"/>
-    <w:lsdException w:qFormat="1" w:unhideWhenUsed="0" w:uiPriority="0" w:name="Default Paragraph Font"/>
-    <w:lsdException w:qFormat="1" w:unhideWhenUsed="0" w:uiPriority="0" w:name="Body Text"/>
-    <w:lsdException w:unhideWhenUsed="0" w:uiPriority="0" w:semiHidden="0" w:name="Body Text Indent"/>
-    <w:lsdException w:unhideWhenUsed="0" w:uiPriority="0" w:semiHidden="0" w:name="List Continue"/>
-    <w:lsdException w:unhideWhenUsed="0" w:uiPriority="0" w:semiHidden="0" w:name="List Continue 2"/>
-    <w:lsdException w:unhideWhenUsed="0" w:uiPriority="0" w:semiHidden="0" w:name="List Continue 3"/>
-    <w:lsdException w:unhideWhenUsed="0" w:uiPriority="0" w:semiHidden="0" w:name="List Continue 4"/>
-    <w:lsdException w:unhideWhenUsed="0" w:uiPriority="0" w:semiHidden="0" w:name="List Continue 5"/>
-    <w:lsdException w:unhideWhenUsed="0" w:uiPriority="0" w:semiHidden="0" w:name="Message Header"/>
-    <w:lsdException w:qFormat="1" w:unhideWhenUsed="0" w:uiPriority="0" w:semiHidden="0" w:name="Subtitle"/>
-    <w:lsdException w:unhideWhenUsed="0" w:uiPriority="0" w:semiHidden="0" w:name="Salutation"/>
-    <w:lsdException w:unhideWhenUsed="0" w:uiPriority="0" w:semiHidden="0" w:name="Date"/>
-    <w:lsdException w:unhideWhenUsed="0" w:uiPriority="0" w:semiHidden="0" w:name="Body Text First Indent"/>
-    <w:lsdException w:unhideWhenUsed="0" w:uiPriority="0" w:semiHidden="0" w:name="Body Text First Indent 2"/>
-    <w:lsdException w:uiPriority="99" w:name="Note Heading"/>
-    <w:lsdException w:unhideWhenUsed="0" w:uiPriority="0" w:semiHidden="0" w:name="Body Text 2"/>
-    <w:lsdException w:unhideWhenUsed="0" w:uiPriority="0" w:semiHidden="0" w:name="Body Text 3"/>
-    <w:lsdException w:unhideWhenUsed="0" w:uiPriority="0" w:semiHidden="0" w:name="Body Text Indent 2"/>
-    <w:lsdException w:unhideWhenUsed="0" w:uiPriority="0" w:semiHidden="0" w:name="Body Text Indent 3"/>
-    <w:lsdException w:unhideWhenUsed="0" w:uiPriority="0" w:semiHidden="0" w:name="Block Text"/>
-    <w:lsdException w:unhideWhenUsed="0" w:uiPriority="0" w:semiHidden="0" w:name="Hyperlink"/>
-    <w:lsdException w:unhideWhenUsed="0" w:uiPriority="0" w:semiHidden="0" w:name="FollowedHyperlink"/>
-    <w:lsdException w:qFormat="1" w:unhideWhenUsed="0" w:uiPriority="0" w:semiHidden="0" w:name="Strong"/>
-    <w:lsdException w:qFormat="1" w:unhideWhenUsed="0" w:uiPriority="0" w:semiHidden="0" w:name="Emphasis"/>
-    <w:lsdException w:unhideWhenUsed="0" w:uiPriority="0" w:semiHidden="0" w:name="Document Map"/>
-    <w:lsdException w:unhideWhenUsed="0" w:uiPriority="0" w:semiHidden="0" w:name="Plain Text"/>
-    <w:lsdException w:unhideWhenUsed="0" w:uiPriority="0" w:semiHidden="0" w:name="E-mail Signature"/>
-    <w:lsdException w:qFormat="1" w:unhideWhenUsed="0" w:uiPriority="0" w:semiHidden="0" w:name="Normal (Web)"/>
-    <w:lsdException w:unhideWhenUsed="0" w:uiPriority="0" w:semiHidden="0" w:name="HTML Acronym"/>
-    <w:lsdException w:unhideWhenUsed="0" w:uiPriority="0" w:semiHidden="0" w:name="HTML Address"/>
-    <w:lsdException w:unhideWhenUsed="0" w:uiPriority="0" w:semiHidden="0" w:name="HTML Cite"/>
-    <w:lsdException w:unhideWhenUsed="0" w:uiPriority="0" w:semiHidden="0" w:name="HTML Code"/>
-    <w:lsdException w:unhideWhenUsed="0" w:uiPriority="0" w:semiHidden="0" w:name="HTML Definition"/>
-    <w:lsdException w:unhideWhenUsed="0" w:uiPriority="0" w:semiHidden="0" w:name="HTML Keyboard"/>
-    <w:lsdException w:unhideWhenUsed="0" w:uiPriority="0" w:semiHidden="0" w:name="HTML Preformatted"/>
-    <w:lsdException w:unhideWhenUsed="0" w:uiPriority="0" w:semiHidden="0" w:name="HTML Sample"/>
-    <w:lsdException w:unhideWhenUsed="0" w:uiPriority="0" w:semiHidden="0" w:name="HTML Typewriter"/>
-    <w:lsdException w:unhideWhenUsed="0" w:uiPriority="0" w:semiHidden="0" w:name="HTML Variable"/>
-    <w:lsdException w:qFormat="1" w:unhideWhenUsed="0" w:uiPriority="0" w:name="Normal Table"/>
-    <w:lsdException w:unhideWhenUsed="0" w:uiPriority="0" w:semiHidden="0" w:name="annotation subject"/>
-    <w:lsdException w:unhideWhenUsed="0" w:uiPriority="0" w:semiHidden="0" w:name="Table Simple 1"/>
-    <w:lsdException w:unhideWhenUsed="0" w:uiPriority="0" w:semiHidden="0" w:name="Table Simple 2"/>
-    <w:lsdException w:unhideWhenUsed="0" w:uiPriority="0" w:semiHidden="0" w:name="Table Simple 3"/>
-    <w:lsdException w:unhideWhenUsed="0" w:uiPriority="0" w:semiHidden="0" w:name="Table Classic 1"/>
-    <w:lsdException w:unhideWhenUsed="0" w:uiPriority="0" w:semiHidden="0" w:name="Table Classic 2"/>
-    <w:lsdException w:unhideWhenUsed="0" w:uiPriority="0" w:semiHidden="0" w:name="Table Classic 3"/>
-    <w:lsdException w:unhideWhenUsed="0" w:uiPriority="0" w:semiHidden="0" w:name="Table Classic 4"/>
-    <w:lsdException w:unhideWhenUsed="0" w:uiPriority="0" w:semiHidden="0" w:name="Table Colorful 1"/>
-    <w:lsdException w:unhideWhenUsed="0" w:uiPriority="0" w:semiHidden="0" w:name="Table Colorful 2"/>
-    <w:lsdException w:unhideWhenUsed="0" w:uiPriority="0" w:semiHidden="0" w:name="Table Colorful 3"/>
-    <w:lsdException w:unhideWhenUsed="0" w:uiPriority="0" w:semiHidden="0" w:name="Table Columns 1"/>
-    <w:lsdException w:unhideWhenUsed="0" w:uiPriority="0" w:semiHidden="0" w:name="Table Columns 2"/>
-    <w:lsdException w:unhideWhenUsed="0" w:uiPriority="0" w:semiHidden="0" w:name="Table Columns 3"/>
-    <w:lsdException w:unhideWhenUsed="0" w:uiPriority="0" w:semiHidden="0" w:name="Table Columns 4"/>
-    <w:lsdException w:unhideWhenUsed="0" w:uiPriority="0" w:semiHidden="0" w:name="Table Columns 5"/>
-    <w:lsdException w:unhideWhenUsed="0" w:uiPriority="0" w:semiHidden="0" w:name="Table Grid 1"/>
-    <w:lsdException w:unhideWhenUsed="0" w:uiPriority="0" w:semiHidden="0" w:name="Table Grid 2"/>
-    <w:lsdException w:unhideWhenUsed="0" w:uiPriority="0" w:semiHidden="0" w:name="Table Grid 3"/>
-    <w:lsdException w:unhideWhenUsed="0" w:uiPriority="0" w:semiHidden="0" w:name="Table Grid 4"/>
-    <w:lsdException w:unhideWhenUsed="0" w:uiPriority="0" w:semiHidden="0" w:name="Table Grid 5"/>
-    <w:lsdException w:unhideWhenUsed="0" w:uiPriority="0" w:semiHidden="0" w:name="Table Grid 6"/>
-    <w:lsdException w:unhideWhenUsed="0" w:uiPriority="0" w:semiHidden="0" w:name="Table Grid 7"/>
-    <w:lsdException w:unhideWhenUsed="0" w:uiPriority="0" w:semiHidden="0" w:name="Table Grid 8"/>
-    <w:lsdException w:unhideWhenUsed="0" w:uiPriority="0" w:semiHidden="0" w:name="Table List 1"/>
-    <w:lsdException w:unhideWhenUsed="0" w:uiPriority="0" w:semiHidden="0" w:name="Table List 2"/>
-    <w:lsdException w:unhideWhenUsed="0" w:uiPriority="0" w:semiHidden="0" w:name="Table List 3"/>
-    <w:lsdException w:unhideWhenUsed="0" w:uiPriority="0" w:semiHidden="0" w:name="Table List 4"/>
-    <w:lsdException w:unhideWhenUsed="0" w:uiPriority="0" w:semiHidden="0" w:name="Table List 5"/>
-    <w:lsdException w:unhideWhenUsed="0" w:uiPriority="0" w:semiHidden="0" w:name="Table List 6"/>
-    <w:lsdException w:unhideWhenUsed="0" w:uiPriority="0" w:semiHidden="0" w:name="Table List 7"/>
-    <w:lsdException w:unhideWhenUsed="0" w:uiPriority="0" w:semiHidden="0" w:name="Table List 8"/>
-    <w:lsdException w:unhideWhenUsed="0" w:uiPriority="0" w:semiHidden="0" w:name="Table 3D effects 1"/>
-    <w:lsdException w:unhideWhenUsed="0" w:uiPriority="0" w:semiHidden="0" w:name="Table 3D effects 2"/>
-    <w:lsdException w:unhideWhenUsed="0" w:uiPriority="0" w:semiHidden="0" w:name="Table 3D effects 3"/>
-    <w:lsdException w:unhideWhenUsed="0" w:uiPriority="0" w:semiHidden="0" w:name="Table Contemporary"/>
-    <w:lsdException w:unhideWhenUsed="0" w:uiPriority="0" w:semiHidden="0" w:name="Table Elegant"/>
-    <w:lsdException w:unhideWhenUsed="0" w:uiPriority="0" w:semiHidden="0" w:name="Table Professional"/>
-    <w:lsdException w:unhideWhenUsed="0" w:uiPriority="0" w:semiHidden="0" w:name="Table Subtle 1"/>
-    <w:lsdException w:unhideWhenUsed="0" w:uiPriority="0" w:semiHidden="0" w:name="Table Subtle 2"/>
-    <w:lsdException w:unhideWhenUsed="0" w:uiPriority="0" w:semiHidden="0" w:name="Table Web 1"/>
-    <w:lsdException w:unhideWhenUsed="0" w:uiPriority="0" w:semiHidden="0" w:name="Table Web 2"/>
-    <w:lsdException w:unhideWhenUsed="0" w:uiPriority="0" w:semiHidden="0" w:name="Table Web 3"/>
-    <w:lsdException w:unhideWhenUsed="0" w:uiPriority="0" w:semiHidden="0" w:name="Balloon Text"/>
-    <w:lsdException w:qFormat="1" w:unhideWhenUsed="0" w:uiPriority="0" w:semiHidden="0" w:name="Table Grid"/>
-    <w:lsdException w:unhideWhenUsed="0" w:uiPriority="0" w:semiHidden="0" w:name="Table Theme"/>
-    <w:lsdException w:unhideWhenUsed="0" w:uiPriority="60" w:semiHidden="0" w:name="Light Shading"/>
-    <w:lsdException w:unhideWhenUsed="0" w:uiPriority="61" w:semiHidden="0" w:name="Light List"/>
-    <w:lsdException w:unhideWhenUsed="0" w:uiPriority="62" w:semiHidden="0" w:name="Light Grid"/>
-    <w:lsdException w:unhideWhenUsed="0" w:uiPriority="63" w:semiHidden="0" w:name="Medium Shading 1"/>
-    <w:lsdException w:unhideWhenUsed="0" w:uiPriority="64" w:semiHidden="0" w:name="Medium Shading 2"/>
-    <w:lsdException w:unhideWhenUsed="0" w:uiPriority="65" w:semiHidden="0" w:name="Medium List 1"/>
-    <w:lsdException w:unhideWhenUsed="0" w:uiPriority="66" w:semiHidden="0" w:name="Medium List 2"/>
-    <w:lsdException w:unhideWhenUsed="0" w:uiPriority="67" w:semiHidden="0" w:name="Medium Grid 1"/>
-    <w:lsdException w:unhideWhenUsed="0" w:uiPriority="68" w:semiHidden="0" w:name="Medium Grid 2"/>
-    <w:lsdException w:unhideWhenUsed="0" w:uiPriority="69" w:semiHidden="0" w:name="Medium Grid 3"/>
-    <w:lsdException w:unhideWhenUsed="0" w:uiPriority="70" w:semiHidden="0" w:name="Dark List"/>
-    <w:lsdException w:unhideWhenUsed="0" w:uiPriority="71" w:semiHidden="0" w:name="Colorful Shading"/>
-    <w:lsdException w:unhideWhenUsed="0" w:uiPriority="72" w:semiHidden="0" w:name="Colorful List"/>
-    <w:lsdException w:unhideWhenUsed="0" w:uiPriority="73" w:semiHidden="0" w:name="Colorful Grid"/>
-    <w:lsdException w:unhideWhenUsed="0" w:uiPriority="60" w:semiHidden="0" w:name="Light Shading Accent 1"/>
-    <w:lsdException w:unhideWhenUsed="0" w:uiPriority="61" w:semiHidden="0" w:name="Light List Accent 1"/>
-    <w:lsdException w:unhideWhenUsed="0" w:uiPriority="62" w:semiHidden="0" w:name="Light Grid Accent 1"/>
-    <w:lsdException w:unhideWhenUsed="0" w:uiPriority="63" w:semiHidden="0" w:name="Medium Shading 1 Accent 1"/>
-    <w:lsdException w:unhideWhenUsed="0" w:uiPriority="64" w:semiHidden="0" w:name="Medium Shading 2 Accent 1"/>
-    <w:lsdException w:unhideWhenUsed="0" w:uiPriority="65" w:semiHidden="0" w:name="Medium List 1 Accent 1"/>
-    <w:lsdException w:unhideWhenUsed="0" w:uiPriority="66" w:semiHidden="0" w:name="Medium List 2 Accent 1"/>
-    <w:lsdException w:unhideWhenUsed="0" w:uiPriority="67" w:semiHidden="0" w:name="Medium Grid 1 Accent 1"/>
-    <w:lsdException w:unhideWhenUsed="0" w:uiPriority="68" w:semiHidden="0" w:name="Medium Grid 2 Accent 1"/>
-    <w:lsdException w:unhideWhenUsed="0" w:uiPriority="69" w:semiHidden="0" w:name="Medium Grid 3 Accent 1"/>
-    <w:lsdException w:unhideWhenUsed="0" w:uiPriority="70" w:semiHidden="0" w:name="Dark List Accent 1"/>
-    <w:lsdException w:unhideWhenUsed="0" w:uiPriority="71" w:semiHidden="0" w:name="Colorful Shading Accent 1"/>
-    <w:lsdException w:unhideWhenUsed="0" w:uiPriority="72" w:semiHidden="0" w:name="Colorful List Accent 1"/>
-    <w:lsdException w:unhideWhenUsed="0" w:uiPriority="73" w:semiHidden="0" w:name="Colorful Grid Accent 1"/>
-    <w:lsdException w:unhideWhenUsed="0" w:uiPriority="60" w:semiHidden="0" w:name="Light Shading Accent 2"/>
-    <w:lsdException w:unhideWhenUsed="0" w:uiPriority="61" w:semiHidden="0" w:name="Light List Accent 2"/>
-    <w:lsdException w:unhideWhenUsed="0" w:uiPriority="62" w:semiHidden="0" w:name="Light Grid Accent 2"/>
-    <w:lsdException w:unhideWhenUsed="0" w:uiPriority="63" w:semiHidden="0" w:name="Medium Shading 1 Accent 2"/>
-    <w:lsdException w:unhideWhenUsed="0" w:uiPriority="64" w:semiHidden="0" w:name="Medium Shading 2 Accent 2"/>
-    <w:lsdException w:unhideWhenUsed="0" w:uiPriority="65" w:semiHidden="0" w:name="Medium List 1 Accent 2"/>
-    <w:lsdException w:unhideWhenUsed="0" w:uiPriority="66" w:semiHidden="0" w:name="Medium List 2 Accent 2"/>
-    <w:lsdException w:unhideWhenUsed="0" w:uiPriority="67" w:semiHidden="0" w:name="Medium Grid 1 Accent 2"/>
-    <w:lsdException w:unhideWhenUsed="0" w:uiPriority="68" w:semiHidden="0" w:name="Medium Grid 2 Accent 2"/>
-    <w:lsdException w:unhideWhenUsed="0" w:uiPriority="69" w:semiHidden="0" w:name="Medium Grid 3 Accent 2"/>
-    <w:lsdException w:unhideWhenUsed="0" w:uiPriority="70" w:semiHidden="0" w:name="Dark List Accent 2"/>
-    <w:lsdException w:unhideWhenUsed="0" w:uiPriority="71" w:semiHidden="0" w:name="Colorful Shading Accent 2"/>
-    <w:lsdException w:unhideWhenUsed="0" w:uiPriority="72" w:semiHidden="0" w:name="Colorful List Accent 2"/>
-    <w:lsdException w:unhideWhenUsed="0" w:uiPriority="73" w:semiHidden="0" w:name="Colorful Grid Accent 2"/>
-    <w:lsdException w:unhideWhenUsed="0" w:uiPriority="60" w:semiHidden="0" w:name="Light Shading Accent 3"/>
-    <w:lsdException w:unhideWhenUsed="0" w:uiPriority="61" w:semiHidden="0" w:name="Light List Accent 3"/>
-    <w:lsdException w:unhideWhenUsed="0" w:uiPriority="62" w:semiHidden="0" w:name="Light Grid Accent 3"/>
-    <w:lsdException w:unhideWhenUsed="0" w:uiPriority="63" w:semiHidden="0" w:name="Medium Shading 1 Accent 3"/>
-    <w:lsdException w:unhideWhenUsed="0" w:uiPriority="64" w:semiHidden="0" w:name="Medium Shading 2 Accent 3"/>
-    <w:lsdException w:unhideWhenUsed="0" w:uiPriority="65" w:semiHidden="0" w:name="Medium List 1 Accent 3"/>
-    <w:lsdException w:unhideWhenUsed="0" w:uiPriority="66" w:semiHidden="0" w:name="Medium List 2 Accent 3"/>
-    <w:lsdException w:unhideWhenUsed="0" w:uiPriority="67" w:semiHidden="0" w:name="Medium Grid 1 Accent 3"/>
-    <w:lsdException w:unhideWhenUsed="0" w:uiPriority="68" w:semiHidden="0" w:name="Medium Grid 2 Accent 3"/>
-    <w:lsdException w:unhideWhenUsed="0" w:uiPriority="69" w:semiHidden="0" w:name="Medium Grid 3 Accent 3"/>
-    <w:lsdException w:unhideWhenUsed="0" w:uiPriority="70" w:semiHidden="0" w:name="Dark List Accent 3"/>
-    <w:lsdException w:unhideWhenUsed="0" w:uiPriority="71" w:semiHidden="0" w:name="Colorful Shading Accent 3"/>
-    <w:lsdException w:unhideWhenUsed="0" w:uiPriority="72" w:semiHidden="0" w:name="Colorful List Accent 3"/>
-    <w:lsdException w:unhideWhenUsed="0" w:uiPriority="73" w:semiHidden="0" w:name="Colorful Grid Accent 3"/>
-    <w:lsdException w:unhideWhenUsed="0" w:uiPriority="60" w:semiHidden="0" w:name="Light Shading Accent 4"/>
-    <w:lsdException w:unhideWhenUsed="0" w:uiPriority="61" w:semiHidden="0" w:name="Light List Accent 4"/>
-    <w:lsdException w:unhideWhenUsed="0" w:uiPriority="62" w:semiHidden="0" w:name="Light Grid Accent 4"/>
-    <w:lsdException w:unhideWhenUsed="0" w:uiPriority="63" w:semiHidden="0" w:name="Medium Shading 1 Accent 4"/>
-    <w:lsdException w:unhideWhenUsed="0" w:uiPriority="64" w:semiHidden="0" w:name="Medium Shading 2 Accent 4"/>
-    <w:lsdException w:unhideWhenUsed="0" w:uiPriority="65" w:semiHidden="0" w:name="Medium List 1 Accent 4"/>
-    <w:lsdException w:unhideWhenUsed="0" w:uiPriority="66" w:semiHidden="0" w:name="Medium List 2 Accent 4"/>
-    <w:lsdException w:unhideWhenUsed="0" w:uiPriority="67" w:semiHidden="0" w:name="Medium Grid 1 Accent 4"/>
-    <w:lsdException w:unhideWhenUsed="0" w:uiPriority="68" w:semiHidden="0" w:name="Medium Grid 2 Accent 4"/>
-    <w:lsdException w:unhideWhenUsed="0" w:uiPriority="69" w:semiHidden="0" w:name="Medium Grid 3 Accent 4"/>
-    <w:lsdException w:unhideWhenUsed="0" w:uiPriority="70" w:semiHidden="0" w:name="Dark List Accent 4"/>
-    <w:lsdException w:unhideWhenUsed="0" w:uiPriority="71" w:semiHidden="0" w:name="Colorful Shading Accent 4"/>
-    <w:lsdException w:unhideWhenUsed="0" w:uiPriority="72" w:semiHidden="0" w:name="Colorful List Accent 4"/>
-    <w:lsdException w:unhideWhenUsed="0" w:uiPriority="73" w:semiHidden="0" w:name="Colorful Grid Accent 4"/>
-    <w:lsdException w:unhideWhenUsed="0" w:uiPriority="60" w:semiHidden="0" w:name="Light Shading Accent 5"/>
-    <w:lsdException w:unhideWhenUsed="0" w:uiPriority="61" w:semiHidden="0" w:name="Light List Accent 5"/>
-    <w:lsdException w:unhideWhenUsed="0" w:uiPriority="62" w:semiHidden="0" w:name="Light Grid Accent 5"/>
-    <w:lsdException w:unhideWhenUsed="0" w:uiPriority="63" w:semiHidden="0" w:name="Medium Shading 1 Accent 5"/>
-    <w:lsdException w:unhideWhenUsed="0" w:uiPriority="64" w:semiHidden="0" w:name="Medium Shading 2 Accent 5"/>
-    <w:lsdException w:unhideWhenUsed="0" w:uiPriority="65" w:semiHidden="0" w:name="Medium List 1 Accent 5"/>
-    <w:lsdException w:unhideWhenUsed="0" w:uiPriority="66" w:semiHidden="0" w:name="Medium List 2 Accent 5"/>
-    <w:lsdException w:unhideWhenUsed="0" w:uiPriority="67" w:semiHidden="0" w:name="Medium Grid 1 Accent 5"/>
-    <w:lsdException w:unhideWhenUsed="0" w:uiPriority="68" w:semiHidden="0" w:name="Medium Grid 2 Accent 5"/>
-    <w:lsdException w:unhideWhenUsed="0" w:uiPriority="69" w:semiHidden="0" w:name="Medium Grid 3 Accent 5"/>
-    <w:lsdException w:unhideWhenUsed="0" w:uiPriority="70" w:semiHidden="0" w:name="Dark List Accent 5"/>
-    <w:lsdException w:unhideWhenUsed="0" w:uiPriority="71" w:semiHidden="0" w:name="Colorful Shading Accent 5"/>
-    <w:lsdException w:unhideWhenUsed="0" w:uiPriority="72" w:semiHidden="0" w:name="Colorful List Accent 5"/>
-    <w:lsdException w:unhideWhenUsed="0" w:uiPriority="73" w:semiHidden="0" w:name="Colorful Grid Accent 5"/>
-    <w:lsdException w:unhideWhenUsed="0" w:uiPriority="60" w:semiHidden="0" w:name="Light Shading Accent 6"/>
-    <w:lsdException w:unhideWhenUsed="0" w:uiPriority="61" w:semiHidden="0" w:name="Light List Accent 6"/>
-    <w:lsdException w:unhideWhenUsed="0" w:uiPriority="62" w:semiHidden="0" w:name="Light Grid Accent 6"/>
-    <w:lsdException w:unhideWhenUsed="0" w:uiPriority="63" w:semiHidden="0" w:name="Medium Shading 1 Accent 6"/>
-    <w:lsdException w:unhideWhenUsed="0" w:uiPriority="64" w:semiHidden="0" w:name="Medium Shading 2 Accent 6"/>
-    <w:lsdException w:unhideWhenUsed="0" w:uiPriority="65" w:semiHidden="0" w:name="Medium List 1 Accent 6"/>
-    <w:lsdException w:unhideWhenUsed="0" w:uiPriority="66" w:semiHidden="0" w:name="Medium List 2 Accent 6"/>
-    <w:lsdException w:unhideWhenUsed="0" w:uiPriority="67" w:semiHidden="0" w:name="Medium Grid 1 Accent 6"/>
-    <w:lsdException w:unhideWhenUsed="0" w:uiPriority="68" w:semiHidden="0" w:name="Medium Grid 2 Accent 6"/>
-    <w:lsdException w:unhideWhenUsed="0" w:uiPriority="69" w:semiHidden="0" w:name="Medium Grid 3 Accent 6"/>
-    <w:lsdException w:unhideWhenUsed="0" w:uiPriority="70" w:semiHidden="0" w:name="Dark List Accent 6"/>
-    <w:lsdException w:unhideWhenUsed="0" w:uiPriority="71" w:semiHidden="0" w:name="Colorful Shading Accent 6"/>
-    <w:lsdException w:unhideWhenUsed="0" w:uiPriority="72" w:semiHidden="0" w:name="Colorful List Accent 6"/>
-    <w:lsdException w:unhideWhenUsed="0" w:uiPriority="73" w:semiHidden="0" w:name="Colorful Grid Accent 6"/>
+  <w:latentStyles w:defLockedState="0" w:defUIPriority="99" w:defSemiHidden="1" w:defUnhideWhenUsed="1" w:defQFormat="0" w:count="260">
+    <w:lsdException w:name="Normal" w:semiHidden="0" w:uiPriority="0" w:unhideWhenUsed="0" w:qFormat="1"/>
+    <w:lsdException w:name="heading 1" w:semiHidden="0" w:uiPriority="0" w:unhideWhenUsed="0" w:qFormat="1"/>
+    <w:lsdException w:name="heading 2" w:semiHidden="0" w:uiPriority="0" w:qFormat="1"/>
+    <w:lsdException w:name="heading 3" w:uiPriority="0" w:qFormat="1"/>
+    <w:lsdException w:name="heading 4" w:semiHidden="0" w:uiPriority="0" w:qFormat="1"/>
+    <w:lsdException w:name="heading 5" w:uiPriority="0" w:qFormat="1"/>
+    <w:lsdException w:name="heading 6" w:uiPriority="0" w:qFormat="1"/>
+    <w:lsdException w:name="heading 7" w:uiPriority="0" w:qFormat="1"/>
+    <w:lsdException w:name="heading 8" w:uiPriority="0" w:qFormat="1"/>
+    <w:lsdException w:name="heading 9" w:uiPriority="0" w:qFormat="1"/>
+    <w:lsdException w:name="index 1" w:semiHidden="0" w:uiPriority="0" w:unhideWhenUsed="0"/>
+    <w:lsdException w:name="index 2" w:semiHidden="0" w:uiPriority="0" w:unhideWhenUsed="0"/>
+    <w:lsdException w:name="index 3" w:semiHidden="0" w:uiPriority="0" w:unhideWhenUsed="0"/>
+    <w:lsdException w:name="index 4" w:semiHidden="0" w:uiPriority="0" w:unhideWhenUsed="0"/>
+    <w:lsdException w:name="index 5" w:semiHidden="0" w:uiPriority="0" w:unhideWhenUsed="0"/>
+    <w:lsdException w:name="index 6" w:semiHidden="0" w:uiPriority="0" w:unhideWhenUsed="0"/>
+    <w:lsdException w:name="index 7" w:semiHidden="0" w:uiPriority="0" w:unhideWhenUsed="0"/>
+    <w:lsdException w:name="index 8" w:semiHidden="0" w:uiPriority="0" w:unhideWhenUsed="0"/>
+    <w:lsdException w:name="index 9" w:semiHidden="0" w:uiPriority="0" w:unhideWhenUsed="0"/>
+    <w:lsdException w:name="toc 1" w:semiHidden="0" w:uiPriority="0" w:unhideWhenUsed="0" w:qFormat="1"/>
+    <w:lsdException w:name="toc 2" w:semiHidden="0" w:uiPriority="0" w:unhideWhenUsed="0" w:qFormat="1"/>
+    <w:lsdException w:name="toc 3" w:semiHidden="0" w:uiPriority="0" w:unhideWhenUsed="0" w:qFormat="1"/>
+    <w:lsdException w:name="toc 4" w:semiHidden="0" w:uiPriority="0" w:unhideWhenUsed="0"/>
+    <w:lsdException w:name="toc 5" w:semiHidden="0" w:uiPriority="0" w:unhideWhenUsed="0"/>
+    <w:lsdException w:name="toc 6" w:semiHidden="0" w:uiPriority="0" w:unhideWhenUsed="0"/>
+    <w:lsdException w:name="toc 7" w:semiHidden="0" w:uiPriority="0" w:unhideWhenUsed="0"/>
+    <w:lsdException w:name="toc 8" w:semiHidden="0" w:uiPriority="0" w:unhideWhenUsed="0"/>
+    <w:lsdException w:name="toc 9" w:semiHidden="0" w:uiPriority="0" w:unhideWhenUsed="0"/>
+    <w:lsdException w:name="Normal Indent" w:semiHidden="0" w:uiPriority="0" w:unhideWhenUsed="0"/>
+    <w:lsdException w:name="footnote text" w:semiHidden="0" w:uiPriority="0" w:unhideWhenUsed="0"/>
+    <w:lsdException w:name="annotation text" w:semiHidden="0" w:uiPriority="0" w:unhideWhenUsed="0" w:qFormat="1"/>
+    <w:lsdException w:name="header" w:semiHidden="0" w:uiPriority="0" w:unhideWhenUsed="0" w:qFormat="1"/>
+    <w:lsdException w:name="footer" w:semiHidden="0" w:uiPriority="0" w:unhideWhenUsed="0" w:qFormat="1"/>
+    <w:lsdException w:name="index heading" w:semiHidden="0" w:uiPriority="0" w:unhideWhenUsed="0"/>
+    <w:lsdException w:name="caption" w:uiPriority="0" w:qFormat="1"/>
+    <w:lsdException w:name="table of figures" w:semiHidden="0" w:uiPriority="0" w:unhideWhenUsed="0"/>
+    <w:lsdException w:name="envelope address" w:semiHidden="0" w:uiPriority="0" w:unhideWhenUsed="0"/>
+    <w:lsdException w:name="envelope return" w:semiHidden="0" w:uiPriority="0" w:unhideWhenUsed="0"/>
+    <w:lsdException w:name="footnote reference" w:semiHidden="0" w:uiPriority="0" w:unhideWhenUsed="0"/>
+    <w:lsdException w:name="annotation reference" w:semiHidden="0" w:uiPriority="0" w:unhideWhenUsed="0"/>
+    <w:lsdException w:name="line number" w:semiHidden="0" w:uiPriority="0" w:unhideWhenUsed="0"/>
+    <w:lsdException w:name="page number" w:semiHidden="0" w:uiPriority="0" w:unhideWhenUsed="0"/>
+    <w:lsdException w:name="endnote reference" w:semiHidden="0" w:uiPriority="0" w:unhideWhenUsed="0"/>
+    <w:lsdException w:name="endnote text" w:semiHidden="0" w:uiPriority="0" w:unhideWhenUsed="0"/>
+    <w:lsdException w:name="table of authorities" w:semiHidden="0" w:uiPriority="0" w:unhideWhenUsed="0"/>
+    <w:lsdException w:name="macro" w:semiHidden="0" w:uiPriority="0" w:unhideWhenUsed="0"/>
+    <w:lsdException w:name="toa heading" w:semiHidden="0" w:uiPriority="0" w:unhideWhenUsed="0"/>
+    <w:lsdException w:name="List" w:semiHidden="0" w:uiPriority="0" w:unhideWhenUsed="0"/>
+    <w:lsdException w:name="List Bullet" w:semiHidden="0" w:uiPriority="0" w:unhideWhenUsed="0"/>
+    <w:lsdException w:name="List Number" w:semiHidden="0" w:uiPriority="0" w:unhideWhenUsed="0"/>
+    <w:lsdException w:name="List 2" w:semiHidden="0" w:uiPriority="0" w:unhideWhenUsed="0"/>
+    <w:lsdException w:name="List 3" w:semiHidden="0" w:uiPriority="0" w:unhideWhenUsed="0"/>
+    <w:lsdException w:name="List 4" w:semiHidden="0" w:uiPriority="0" w:unhideWhenUsed="0"/>
+    <w:lsdException w:name="List 5" w:semiHidden="0" w:uiPriority="0" w:unhideWhenUsed="0"/>
+    <w:lsdException w:name="List Bullet 2" w:semiHidden="0" w:uiPriority="0" w:unhideWhenUsed="0"/>
+    <w:lsdException w:name="List Bullet 3" w:semiHidden="0" w:uiPriority="0" w:unhideWhenUsed="0"/>
+    <w:lsdException w:name="List Bullet 4" w:semiHidden="0" w:uiPriority="0" w:unhideWhenUsed="0"/>
+    <w:lsdException w:name="List Bullet 5" w:semiHidden="0" w:uiPriority="0" w:unhideWhenUsed="0"/>
+    <w:lsdException w:name="List Number 2" w:semiHidden="0" w:uiPriority="0" w:unhideWhenUsed="0"/>
+    <w:lsdException w:name="List Number 3" w:semiHidden="0" w:uiPriority="0" w:unhideWhenUsed="0"/>
+    <w:lsdException w:name="List Number 4" w:semiHidden="0" w:uiPriority="0" w:unhideWhenUsed="0"/>
+    <w:lsdException w:name="List Number 5" w:semiHidden="0" w:uiPriority="0" w:unhideWhenUsed="0"/>
+    <w:lsdException w:name="Title" w:semiHidden="0" w:uiPriority="0" w:unhideWhenUsed="0" w:qFormat="1"/>
+    <w:lsdException w:name="Closing" w:semiHidden="0" w:uiPriority="0" w:unhideWhenUsed="0"/>
+    <w:lsdException w:name="Signature" w:semiHidden="0" w:uiPriority="0" w:unhideWhenUsed="0"/>
+    <w:lsdException w:name="Default Paragraph Font" w:uiPriority="0" w:unhideWhenUsed="0" w:qFormat="1"/>
+    <w:lsdException w:name="Body Text" w:uiPriority="0" w:unhideWhenUsed="0" w:qFormat="1"/>
+    <w:lsdException w:name="Body Text Indent" w:semiHidden="0" w:uiPriority="0" w:unhideWhenUsed="0"/>
+    <w:lsdException w:name="List Continue" w:semiHidden="0" w:uiPriority="0" w:unhideWhenUsed="0"/>
+    <w:lsdException w:name="List Continue 2" w:semiHidden="0" w:uiPriority="0" w:unhideWhenUsed="0"/>
+    <w:lsdException w:name="List Continue 3" w:semiHidden="0" w:uiPriority="0" w:unhideWhenUsed="0"/>
+    <w:lsdException w:name="List Continue 4" w:semiHidden="0" w:uiPriority="0" w:unhideWhenUsed="0"/>
+    <w:lsdException w:name="List Continue 5" w:semiHidden="0" w:uiPriority="0" w:unhideWhenUsed="0"/>
+    <w:lsdException w:name="Message Header" w:semiHidden="0" w:uiPriority="0" w:unhideWhenUsed="0"/>
+    <w:lsdException w:name="Subtitle" w:semiHidden="0" w:uiPriority="0" w:unhideWhenUsed="0" w:qFormat="1"/>
+    <w:lsdException w:name="Salutation" w:semiHidden="0" w:uiPriority="0" w:unhideWhenUsed="0"/>
+    <w:lsdException w:name="Date" w:semiHidden="0" w:uiPriority="0" w:unhideWhenUsed="0"/>
+    <w:lsdException w:name="Body Text First Indent" w:semiHidden="0" w:uiPriority="0" w:unhideWhenUsed="0"/>
+    <w:lsdException w:name="Body Text First Indent 2" w:semiHidden="0" w:uiPriority="0" w:unhideWhenUsed="0"/>
+    <w:lsdException w:name="Body Text 2" w:semiHidden="0" w:uiPriority="0" w:unhideWhenUsed="0"/>
+    <w:lsdException w:name="Body Text 3" w:semiHidden="0" w:uiPriority="0" w:unhideWhenUsed="0"/>
+    <w:lsdException w:name="Body Text Indent 2" w:semiHidden="0" w:uiPriority="0" w:unhideWhenUsed="0"/>
+    <w:lsdException w:name="Body Text Indent 3" w:semiHidden="0" w:uiPriority="0" w:unhideWhenUsed="0"/>
+    <w:lsdException w:name="Block Text" w:semiHidden="0" w:uiPriority="0" w:unhideWhenUsed="0"/>
+    <w:lsdException w:name="Hyperlink" w:semiHidden="0" w:uiPriority="0" w:unhideWhenUsed="0"/>
+    <w:lsdException w:name="FollowedHyperlink" w:semiHidden="0" w:uiPriority="0" w:unhideWhenUsed="0"/>
+    <w:lsdException w:name="Strong" w:semiHidden="0" w:uiPriority="0" w:unhideWhenUsed="0" w:qFormat="1"/>
+    <w:lsdException w:name="Emphasis" w:semiHidden="0" w:uiPriority="0" w:unhideWhenUsed="0" w:qFormat="1"/>
+    <w:lsdException w:name="Document Map" w:semiHidden="0" w:uiPriority="0" w:unhideWhenUsed="0"/>
+    <w:lsdException w:name="Plain Text" w:semiHidden="0" w:uiPriority="0" w:unhideWhenUsed="0"/>
+    <w:lsdException w:name="E-mail Signature" w:semiHidden="0" w:uiPriority="0" w:unhideWhenUsed="0"/>
+    <w:lsdException w:name="Normal (Web)" w:semiHidden="0" w:uiPriority="0" w:unhideWhenUsed="0" w:qFormat="1"/>
+    <w:lsdException w:name="HTML Acronym" w:semiHidden="0" w:uiPriority="0" w:unhideWhenUsed="0"/>
+    <w:lsdException w:name="HTML Address" w:semiHidden="0" w:uiPriority="0" w:unhideWhenUsed="0"/>
+    <w:lsdException w:name="HTML Cite" w:semiHidden="0" w:uiPriority="0" w:unhideWhenUsed="0"/>
+    <w:lsdException w:name="HTML Code" w:semiHidden="0" w:uiPriority="0" w:unhideWhenUsed="0"/>
+    <w:lsdException w:name="HTML Definition" w:semiHidden="0" w:uiPriority="0" w:unhideWhenUsed="0"/>
+    <w:lsdException w:name="HTML Keyboard" w:semiHidden="0" w:uiPriority="0" w:unhideWhenUsed="0"/>
+    <w:lsdException w:name="HTML Preformatted" w:semiHidden="0" w:uiPriority="0" w:unhideWhenUsed="0"/>
+    <w:lsdException w:name="HTML Sample" w:semiHidden="0" w:uiPriority="0" w:unhideWhenUsed="0"/>
+    <w:lsdException w:name="HTML Typewriter" w:semiHidden="0" w:uiPriority="0" w:unhideWhenUsed="0"/>
+    <w:lsdException w:name="HTML Variable" w:semiHidden="0" w:uiPriority="0" w:unhideWhenUsed="0"/>
+    <w:lsdException w:name="Normal Table" w:uiPriority="0" w:unhideWhenUsed="0" w:qFormat="1"/>
+    <w:lsdException w:name="annotation subject" w:semiHidden="0" w:uiPriority="0" w:unhideWhenUsed="0"/>
+    <w:lsdException w:name="Table Simple 1" w:semiHidden="0" w:uiPriority="0" w:unhideWhenUsed="0"/>
+    <w:lsdException w:name="Table Simple 2" w:semiHidden="0" w:uiPriority="0" w:unhideWhenUsed="0"/>
+    <w:lsdException w:name="Table Simple 3" w:semiHidden="0" w:uiPriority="0" w:unhideWhenUsed="0"/>
+    <w:lsdException w:name="Table Classic 1" w:semiHidden="0" w:uiPriority="0" w:unhideWhenUsed="0"/>
+    <w:lsdException w:name="Table Classic 2" w:semiHidden="0" w:uiPriority="0" w:unhideWhenUsed="0"/>
+    <w:lsdException w:name="Table Classic 3" w:semiHidden="0" w:uiPriority="0" w:unhideWhenUsed="0"/>
+    <w:lsdException w:name="Table Classic 4" w:semiHidden="0" w:uiPriority="0" w:unhideWhenUsed="0"/>
+    <w:lsdException w:name="Table Colorful 1" w:semiHidden="0" w:uiPriority="0" w:unhideWhenUsed="0"/>
+    <w:lsdException w:name="Table Colorful 2" w:semiHidden="0" w:uiPriority="0" w:unhideWhenUsed="0"/>
+    <w:lsdException w:name="Table Colorful 3" w:semiHidden="0" w:uiPriority="0" w:unhideWhenUsed="0"/>
+    <w:lsdException w:name="Table Columns 1" w:semiHidden="0" w:uiPriority="0" w:unhideWhenUsed="0"/>
+    <w:lsdException w:name="Table Columns 2" w:semiHidden="0" w:uiPriority="0" w:unhideWhenUsed="0"/>
+    <w:lsdException w:name="Table Columns 3" w:semiHidden="0" w:uiPriority="0" w:unhideWhenUsed="0"/>
+    <w:lsdException w:name="Table Columns 4" w:semiHidden="0" w:uiPriority="0" w:unhideWhenUsed="0"/>
+    <w:lsdException w:name="Table Columns 5" w:semiHidden="0" w:uiPriority="0" w:unhideWhenUsed="0"/>
+    <w:lsdException w:name="Table Grid 1" w:semiHidden="0" w:uiPriority="0" w:unhideWhenUsed="0"/>
+    <w:lsdException w:name="Table Grid 2" w:semiHidden="0" w:uiPriority="0" w:unhideWhenUsed="0"/>
+    <w:lsdException w:name="Table Grid 3" w:semiHidden="0" w:uiPriority="0" w:unhideWhenUsed="0"/>
+    <w:lsdException w:name="Table Grid 4" w:semiHidden="0" w:uiPriority="0" w:unhideWhenUsed="0"/>
+    <w:lsdException w:name="Table Grid 5" w:semiHidden="0" w:uiPriority="0" w:unhideWhenUsed="0"/>
+    <w:lsdException w:name="Table Grid 6" w:semiHidden="0" w:uiPriority="0" w:unhideWhenUsed="0"/>
+    <w:lsdException w:name="Table Grid 7" w:semiHidden="0" w:uiPriority="0" w:unhideWhenUsed="0"/>
+    <w:lsdException w:name="Table Grid 8" w:semiHidden="0" w:uiPriority="0" w:unhideWhenUsed="0"/>
+    <w:lsdException w:name="Table List 1" w:semiHidden="0" w:uiPriority="0" w:unhideWhenUsed="0"/>
+    <w:lsdException w:name="Table List 2" w:semiHidden="0" w:uiPriority="0" w:unhideWhenUsed="0"/>
+    <w:lsdException w:name="Table List 3" w:semiHidden="0" w:uiPriority="0" w:unhideWhenUsed="0"/>
+    <w:lsdException w:name="Table List 4" w:semiHidden="0" w:uiPriority="0" w:unhideWhenUsed="0"/>
+    <w:lsdException w:name="Table List 5" w:semiHidden="0" w:uiPriority="0" w:unhideWhenUsed="0"/>
+    <w:lsdException w:name="Table List 6" w:semiHidden="0" w:uiPriority="0" w:unhideWhenUsed="0"/>
+    <w:lsdException w:name="Table List 7" w:semiHidden="0" w:uiPriority="0" w:unhideWhenUsed="0"/>
+    <w:lsdException w:name="Table List 8" w:semiHidden="0" w:uiPriority="0" w:unhideWhenUsed="0"/>
+    <w:lsdException w:name="Table 3D effects 1" w:semiHidden="0" w:uiPriority="0" w:unhideWhenUsed="0"/>
+    <w:lsdException w:name="Table 3D effects 2" w:semiHidden="0" w:uiPriority="0" w:unhideWhenUsed="0"/>
+    <w:lsdException w:name="Table 3D effects 3" w:semiHidden="0" w:uiPriority="0" w:unhideWhenUsed="0"/>
+    <w:lsdException w:name="Table Contemporary" w:semiHidden="0" w:uiPriority="0" w:unhideWhenUsed="0"/>
+    <w:lsdException w:name="Table Elegant" w:semiHidden="0" w:uiPriority="0" w:unhideWhenUsed="0"/>
+    <w:lsdException w:name="Table Professional" w:semiHidden="0" w:uiPriority="0" w:unhideWhenUsed="0"/>
+    <w:lsdException w:name="Table Subtle 1" w:semiHidden="0" w:uiPriority="0" w:unhideWhenUsed="0"/>
+    <w:lsdException w:name="Table Subtle 2" w:semiHidden="0" w:uiPriority="0" w:unhideWhenUsed="0"/>
+    <w:lsdException w:name="Table Web 1" w:semiHidden="0" w:uiPriority="0" w:unhideWhenUsed="0"/>
+    <w:lsdException w:name="Table Web 2" w:semiHidden="0" w:uiPriority="0" w:unhideWhenUsed="0"/>
+    <w:lsdException w:name="Table Web 3" w:semiHidden="0" w:uiPriority="0" w:unhideWhenUsed="0"/>
+    <w:lsdException w:name="Balloon Text" w:semiHidden="0" w:uiPriority="0" w:unhideWhenUsed="0"/>
+    <w:lsdException w:name="Table Grid" w:semiHidden="0" w:uiPriority="0" w:unhideWhenUsed="0" w:qFormat="1"/>
+    <w:lsdException w:name="Table Theme" w:semiHidden="0" w:uiPriority="0" w:unhideWhenUsed="0"/>
+    <w:lsdException w:name="Light Shading" w:semiHidden="0" w:uiPriority="60" w:unhideWhenUsed="0"/>
+    <w:lsdException w:name="Light List" w:semiHidden="0" w:uiPriority="61" w:unhideWhenUsed="0"/>
+    <w:lsdException w:name="Light Grid" w:semiHidden="0" w:uiPriority="62" w:unhideWhenUsed="0"/>
+    <w:lsdException w:name="Medium Shading 1" w:semiHidden="0" w:uiPriority="63" w:unhideWhenUsed="0"/>
+    <w:lsdException w:name="Medium Shading 2" w:semiHidden="0" w:uiPriority="64" w:unhideWhenUsed="0"/>
+    <w:lsdException w:name="Medium List 1" w:semiHidden="0" w:uiPriority="65" w:unhideWhenUsed="0"/>
+    <w:lsdException w:name="Medium List 2" w:semiHidden="0" w:uiPriority="66" w:unhideWhenUsed="0"/>
+    <w:lsdException w:name="Medium Grid 1" w:semiHidden="0" w:uiPriority="67" w:unhideWhenUsed="0"/>
+    <w:lsdException w:name="Medium Grid 2" w:semiHidden="0" w:uiPriority="68" w:unhideWhenUsed="0"/>
+    <w:lsdException w:name="Medium Grid 3" w:semiHidden="0" w:uiPriority="69" w:unhideWhenUsed="0"/>
+    <w:lsdException w:name="Dark List" w:semiHidden="0" w:uiPriority="70" w:unhideWhenUsed="0"/>
+    <w:lsdException w:name="Colorful Shading" w:semiHidden="0" w:uiPriority="71" w:unhideWhenUsed="0"/>
+    <w:lsdException w:name="Colorful List" w:semiHidden="0" w:uiPriority="72" w:unhideWhenUsed="0"/>
+    <w:lsdException w:name="Colorful Grid" w:semiHidden="0" w:uiPriority="73" w:unhideWhenUsed="0"/>
+    <w:lsdException w:name="Light Shading Accent 1" w:semiHidden="0" w:uiPriority="60" w:unhideWhenUsed="0"/>
+    <w:lsdException w:name="Light List Accent 1" w:semiHidden="0" w:uiPriority="61" w:unhideWhenUsed="0"/>
+    <w:lsdException w:name="Light Grid Accent 1" w:semiHidden="0" w:uiPriority="62" w:unhideWhenUsed="0"/>
+    <w:lsdException w:name="Medium Shading 1 Accent 1" w:semiHidden="0" w:uiPriority="63" w:unhideWhenUsed="0"/>
+    <w:lsdException w:name="Medium Shading 2 Accent 1" w:semiHidden="0" w:uiPriority="64" w:unhideWhenUsed="0"/>
+    <w:lsdException w:name="Medium List 1 Accent 1" w:semiHidden="0" w:uiPriority="65" w:unhideWhenUsed="0"/>
+    <w:lsdException w:name="Medium List 2 Accent 1" w:semiHidden="0" w:uiPriority="66" w:unhideWhenUsed="0"/>
+    <w:lsdException w:name="Medium Grid 1 Accent 1" w:semiHidden="0" w:uiPriority="67" w:unhideWhenUsed="0"/>
+    <w:lsdException w:name="Medium Grid 2 Accent 1" w:semiHidden="0" w:uiPriority="68" w:unhideWhenUsed="0"/>
+    <w:lsdException w:name="Medium Grid 3 Accent 1" w:semiHidden="0" w:uiPriority="69" w:unhideWhenUsed="0"/>
+    <w:lsdException w:name="Dark List Accent 1" w:semiHidden="0" w:uiPriority="70" w:unhideWhenUsed="0"/>
+    <w:lsdException w:name="Colorful Shading Accent 1" w:semiHidden="0" w:uiPriority="71" w:unhideWhenUsed="0"/>
+    <w:lsdException w:name="Colorful List Accent 1" w:semiHidden="0" w:uiPriority="72" w:unhideWhenUsed="0"/>
+    <w:lsdException w:name="Colorful Grid Accent 1" w:semiHidden="0" w:uiPriority="73" w:unhideWhenUsed="0"/>
+    <w:lsdException w:name="Light Shading Accent 2" w:semiHidden="0" w:uiPriority="60" w:unhideWhenUsed="0"/>
+    <w:lsdException w:name="Light List Accent 2" w:semiHidden="0" w:uiPriority="61" w:unhideWhenUsed="0"/>
+    <w:lsdException w:name="Light Grid Accent 2" w:semiHidden="0" w:uiPriority="62" w:unhideWhenUsed="0"/>
+    <w:lsdException w:name="Medium Shading 1 Accent 2" w:semiHidden="0" w:uiPriority="63" w:unhideWhenUsed="0"/>
+    <w:lsdException w:name="Medium Shading 2 Accent 2" w:semiHidden="0" w:uiPriority="64" w:unhideWhenUsed="0"/>
+    <w:lsdException w:name="Medium List 1 Accent 2" w:semiHidden="0" w:uiPriority="65" w:unhideWhenUsed="0"/>
+    <w:lsdException w:name="Medium List 2 Accent 2" w:semiHidden="0" w:uiPriority="66" w:unhideWhenUsed="0"/>
+    <w:lsdException w:name="Medium Grid 1 Accent 2" w:semiHidden="0" w:uiPriority="67" w:unhideWhenUsed="0"/>
+    <w:lsdException w:name="Medium Grid 2 Accent 2" w:semiHidden="0" w:uiPriority="68" w:unhideWhenUsed="0"/>
+    <w:lsdException w:name="Medium Grid 3 Accent 2" w:semiHidden="0" w:uiPriority="69" w:unhideWhenUsed="0"/>
+    <w:lsdException w:name="Dark List Accent 2" w:semiHidden="0" w:uiPriority="70" w:unhideWhenUsed="0"/>
+    <w:lsdException w:name="Colorful Shading Accent 2" w:semiHidden="0" w:uiPriority="71" w:unhideWhenUsed="0"/>
+    <w:lsdException w:name="Colorful List Accent 2" w:semiHidden="0" w:uiPriority="72" w:unhideWhenUsed="0"/>
+    <w:lsdException w:name="Colorful Grid Accent 2" w:semiHidden="0" w:uiPriority="73" w:unhideWhenUsed="0"/>
+    <w:lsdException w:name="Light Shading Accent 3" w:semiHidden="0" w:uiPriority="60" w:unhideWhenUsed="0"/>
+    <w:lsdException w:name="Light List Accent 3" w:semiHidden="0" w:uiPriority="61" w:unhideWhenUsed="0"/>
+    <w:lsdException w:name="Light Grid Accent 3" w:semiHidden="0" w:uiPriority="62" w:unhideWhenUsed="0"/>
+    <w:lsdException w:name="Medium Shading 1 Accent 3" w:semiHidden="0" w:uiPriority="63" w:unhideWhenUsed="0"/>
+    <w:lsdException w:name="Medium Shading 2 Accent 3" w:semiHidden="0" w:uiPriority="64" w:unhideWhenUsed="0"/>
+    <w:lsdException w:name="Medium List 1 Accent 3" w:semiHidden="0" w:uiPriority="65" w:unhideWhenUsed="0"/>
+    <w:lsdException w:name="Medium List 2 Accent 3" w:semiHidden="0" w:uiPriority="66" w:unhideWhenUsed="0"/>
+    <w:lsdException w:name="Medium Grid 1 Accent 3" w:semiHidden="0" w:uiPriority="67" w:unhideWhenUsed="0"/>
+    <w:lsdException w:name="Medium Grid 2 Accent 3" w:semiHidden="0" w:uiPriority="68" w:unhideWhenUsed="0"/>
+    <w:lsdException w:name="Medium Grid 3 Accent 3" w:semiHidden="0" w:uiPriority="69" w:unhideWhenUsed="0"/>
+    <w:lsdException w:name="Dark List Accent 3" w:semiHidden="0" w:uiPriority="70" w:unhideWhenUsed="0"/>
+    <w:lsdException w:name="Colorful Shading Accent 3" w:semiHidden="0" w:uiPriority="71" w:unhideWhenUsed="0"/>
+    <w:lsdException w:name="Colorful List Accent 3" w:semiHidden="0" w:uiPriority="72" w:unhideWhenUsed="0"/>
+    <w:lsdException w:name="Colorful Grid Accent 3" w:semiHidden="0" w:uiPriority="73" w:unhideWhenUsed="0"/>
+    <w:lsdException w:name="Light Shading Accent 4" w:semiHidden="0" w:uiPriority="60" w:unhideWhenUsed="0"/>
+    <w:lsdException w:name="Light List Accent 4" w:semiHidden="0" w:uiPriority="61" w:unhideWhenUsed="0"/>
+    <w:lsdException w:name="Light Grid Accent 4" w:semiHidden="0" w:uiPriority="62" w:unhideWhenUsed="0"/>
+    <w:lsdException w:name="Medium Shading 1 Accent 4" w:semiHidden="0" w:uiPriority="63" w:unhideWhenUsed="0"/>
+    <w:lsdException w:name="Medium Shading 2 Accent 4" w:semiHidden="0" w:uiPriority="64" w:unhideWhenUsed="0"/>
+    <w:lsdException w:name="Medium List 1 Accent 4" w:semiHidden="0" w:uiPriority="65" w:unhideWhenUsed="0"/>
+    <w:lsdException w:name="Medium List 2 Accent 4" w:semiHidden="0" w:uiPriority="66" w:unhideWhenUsed="0"/>
+    <w:lsdException w:name="Medium Grid 1 Accent 4" w:semiHidden="0" w:uiPriority="67" w:unhideWhenUsed="0"/>
+    <w:lsdException w:name="Medium Grid 2 Accent 4" w:semiHidden="0" w:uiPriority="68" w:unhideWhenUsed="0"/>
+    <w:lsdException w:name="Medium Grid 3 Accent 4" w:semiHidden="0" w:uiPriority="69" w:unhideWhenUsed="0"/>
+    <w:lsdException w:name="Dark List Accent 4" w:semiHidden="0" w:uiPriority="70" w:unhideWhenUsed="0"/>
+    <w:lsdException w:name="Colorful Shading Accent 4" w:semiHidden="0" w:uiPriority="71" w:unhideWhenUsed="0"/>
+    <w:lsdException w:name="Colorful List Accent 4" w:semiHidden="0" w:uiPriority="72" w:unhideWhenUsed="0"/>
+    <w:lsdException w:name="Colorful Grid Accent 4" w:semiHidden="0" w:uiPriority="73" w:unhideWhenUsed="0"/>
+    <w:lsdException w:name="Light Shading Accent 5" w:semiHidden="0" w:uiPriority="60" w:unhideWhenUsed="0"/>
+    <w:lsdException w:name="Light List Accent 5" w:semiHidden="0" w:uiPriority="61" w:unhideWhenUsed="0"/>
+    <w:lsdException w:name="Light Grid Accent 5" w:semiHidden="0" w:uiPriority="62" w:unhideWhenUsed="0"/>
+    <w:lsdException w:name="Medium Shading 1 Accent 5" w:semiHidden="0" w:uiPriority="63" w:unhideWhenUsed="0"/>
+    <w:lsdException w:name="Medium Shading 2 Accent 5" w:semiHidden="0" w:uiPriority="64" w:unhideWhenUsed="0"/>
+    <w:lsdException w:name="Medium List 1 Accent 5" w:semiHidden="0" w:uiPriority="65" w:unhideWhenUsed="0"/>
+    <w:lsdException w:name="Medium List 2 Accent 5" w:semiHidden="0" w:uiPriority="66" w:unhideWhenUsed="0"/>
+    <w:lsdException w:name="Medium Grid 1 Accent 5" w:semiHidden="0" w:uiPriority="67" w:unhideWhenUsed="0"/>
+    <w:lsdException w:name="Medium Grid 2 Accent 5" w:semiHidden="0" w:uiPriority="68" w:unhideWhenUsed="0"/>
+    <w:lsdException w:name="Medium Grid 3 Accent 5" w:semiHidden="0" w:uiPriority="69" w:unhideWhenUsed="0"/>
+    <w:lsdException w:name="Dark List Accent 5" w:semiHidden="0" w:uiPriority="70" w:unhideWhenUsed="0"/>
+    <w:lsdException w:name="Colorful Shading Accent 5" w:semiHidden="0" w:uiPriority="71" w:unhideWhenUsed="0"/>
+    <w:lsdException w:name="Colorful List Accent 5" w:semiHidden="0" w:uiPriority="72" w:unhideWhenUsed="0"/>
+    <w:lsdException w:name="Colorful Grid Accent 5" w:semiHidden="0" w:uiPriority="73" w:unhideWhenUsed="0"/>
+    <w:lsdException w:name="Light Shading Accent 6" w:semiHidden="0" w:uiPriority="60" w:unhideWhenUsed="0"/>
+    <w:lsdException w:name="Light List Accent 6" w:semiHidden="0" w:uiPriority="61" w:unhideWhenUsed="0"/>
+    <w:lsdException w:name="Light Grid Accent 6" w:semiHidden="0" w:uiPriority="62" w:unhideWhenUsed="0"/>
+    <w:lsdException w:name="Medium Shading 1 Accent 6" w:semiHidden="0" w:uiPriority="63" w:unhideWhenUsed="0"/>
+    <w:lsdException w:name="Medium Shading 2 Accent 6" w:semiHidden="0" w:uiPriority="64" w:unhideWhenUsed="0"/>
+    <w:lsdException w:name="Medium List 1 Accent 6" w:semiHidden="0" w:uiPriority="65" w:unhideWhenUsed="0"/>
+    <w:lsdException w:name="Medium List 2 Accent 6" w:semiHidden="0" w:uiPriority="66" w:unhideWhenUsed="0"/>
+    <w:lsdException w:name="Medium Grid 1 Accent 6" w:semiHidden="0" w:uiPriority="67" w:unhideWhenUsed="0"/>
+    <w:lsdException w:name="Medium Grid 2 Accent 6" w:semiHidden="0" w:uiPriority="68" w:unhideWhenUsed="0"/>
+    <w:lsdException w:name="Medium Grid 3 Accent 6" w:semiHidden="0" w:uiPriority="69" w:unhideWhenUsed="0"/>
+    <w:lsdException w:name="Dark List Accent 6" w:semiHidden="0" w:uiPriority="70" w:unhideWhenUsed="0"/>
+    <w:lsdException w:name="Colorful Shading Accent 6" w:semiHidden="0" w:uiPriority="71" w:unhideWhenUsed="0"/>
+    <w:lsdException w:name="Colorful List Accent 6" w:semiHidden="0" w:uiPriority="72" w:unhideWhenUsed="0"/>
+    <w:lsdException w:name="Colorful Grid Accent 6" w:semiHidden="0" w:uiPriority="73" w:unhideWhenUsed="0"/>
   </w:latentStyles>
-  <w:style w:type="paragraph" w:default="1" w:styleId="1">
+  <w:style w:type="paragraph" w:default="1" w:styleId="Normal">
     <w:name w:val="Normal"/>
     <w:qFormat/>
-    <w:uiPriority w:val="0"/>
     <w:pPr>
       <w:kinsoku w:val="0"/>
       <w:autoSpaceDE w:val="0"/>
@@ -8245,7 +8117,7 @@
       <w:textAlignment w:val="baseline"/>
     </w:pPr>
     <w:rPr>
-      <w:rFonts w:ascii="Arial" w:hAnsi="Arial" w:eastAsia="宋体" w:cs="Arial"/>
+      <w:rFonts w:ascii="Arial" w:eastAsia="宋体" w:hAnsi="Arial" w:cs="Arial"/>
       <w:snapToGrid w:val="0"/>
       <w:color w:val="000000"/>
       <w:kern w:val="0"/>
@@ -8254,12 +8126,11 @@
       <w:lang w:val="en-US" w:eastAsia="en-US" w:bidi="ar-SA"/>
     </w:rPr>
   </w:style>
-  <w:style w:type="paragraph" w:styleId="2">
+  <w:style w:type="paragraph" w:styleId="Heading1">
     <w:name w:val="heading 1"/>
-    <w:basedOn w:val="1"/>
-    <w:next w:val="1"/>
+    <w:basedOn w:val="Normal"/>
+    <w:next w:val="Normal"/>
     <w:qFormat/>
-    <w:uiPriority w:val="0"/>
     <w:pPr>
       <w:keepNext/>
       <w:keepLines/>
@@ -8277,13 +8148,12 @@
       <w:sz w:val="44"/>
     </w:rPr>
   </w:style>
-  <w:style w:type="paragraph" w:styleId="3">
+  <w:style w:type="paragraph" w:styleId="Heading2">
     <w:name w:val="heading 2"/>
-    <w:basedOn w:val="1"/>
-    <w:next w:val="1"/>
+    <w:basedOn w:val="Normal"/>
+    <w:next w:val="Normal"/>
     <w:unhideWhenUsed/>
     <w:qFormat/>
-    <w:uiPriority w:val="0"/>
     <w:pPr>
       <w:keepNext/>
       <w:keepLines/>
@@ -8296,19 +8166,18 @@
       <w:outlineLvl w:val="1"/>
     </w:pPr>
     <w:rPr>
-      <w:rFonts w:ascii="Arial" w:hAnsi="Arial" w:eastAsia="黑体"/>
+      <w:rFonts w:ascii="Arial" w:eastAsia="黑体" w:hAnsi="Arial"/>
       <w:b/>
       <w:sz w:val="32"/>
     </w:rPr>
   </w:style>
-  <w:style w:type="paragraph" w:styleId="4">
+  <w:style w:type="paragraph" w:styleId="Heading3">
     <w:name w:val="heading 3"/>
-    <w:basedOn w:val="1"/>
-    <w:next w:val="1"/>
+    <w:basedOn w:val="Normal"/>
+    <w:next w:val="Normal"/>
     <w:semiHidden/>
     <w:unhideWhenUsed/>
     <w:qFormat/>
-    <w:uiPriority w:val="0"/>
     <w:pPr>
       <w:keepNext/>
       <w:keepLines/>
@@ -8325,13 +8194,12 @@
       <w:sz w:val="32"/>
     </w:rPr>
   </w:style>
-  <w:style w:type="paragraph" w:styleId="5">
+  <w:style w:type="paragraph" w:styleId="Heading4">
     <w:name w:val="heading 4"/>
-    <w:basedOn w:val="1"/>
-    <w:next w:val="1"/>
+    <w:basedOn w:val="Normal"/>
+    <w:next w:val="Normal"/>
     <w:unhideWhenUsed/>
     <w:qFormat/>
-    <w:uiPriority w:val="0"/>
     <w:pPr>
       <w:keepNext/>
       <w:keepLines/>
@@ -8344,19 +8212,18 @@
       <w:outlineLvl w:val="3"/>
     </w:pPr>
     <w:rPr>
-      <w:rFonts w:ascii="Arial" w:hAnsi="Arial" w:eastAsia="黑体"/>
+      <w:rFonts w:ascii="Arial" w:eastAsia="黑体" w:hAnsi="Arial"/>
       <w:b/>
       <w:sz w:val="28"/>
     </w:rPr>
   </w:style>
-  <w:style w:type="paragraph" w:styleId="6">
+  <w:style w:type="paragraph" w:styleId="Heading5">
     <w:name w:val="heading 5"/>
-    <w:basedOn w:val="1"/>
-    <w:next w:val="1"/>
+    <w:basedOn w:val="Normal"/>
+    <w:next w:val="Normal"/>
     <w:semiHidden/>
     <w:unhideWhenUsed/>
     <w:qFormat/>
-    <w:uiPriority w:val="0"/>
     <w:pPr>
       <w:keepNext/>
       <w:keepLines/>
@@ -8373,14 +8240,13 @@
       <w:sz w:val="28"/>
     </w:rPr>
   </w:style>
-  <w:style w:type="paragraph" w:styleId="7">
+  <w:style w:type="paragraph" w:styleId="Heading6">
     <w:name w:val="heading 6"/>
-    <w:basedOn w:val="1"/>
-    <w:next w:val="1"/>
+    <w:basedOn w:val="Normal"/>
+    <w:next w:val="Normal"/>
     <w:semiHidden/>
     <w:unhideWhenUsed/>
     <w:qFormat/>
-    <w:uiPriority w:val="0"/>
     <w:pPr>
       <w:keepNext/>
       <w:keepLines/>
@@ -8393,19 +8259,18 @@
       <w:outlineLvl w:val="5"/>
     </w:pPr>
     <w:rPr>
-      <w:rFonts w:ascii="Arial" w:hAnsi="Arial" w:eastAsia="黑体"/>
+      <w:rFonts w:ascii="Arial" w:eastAsia="黑体" w:hAnsi="Arial"/>
       <w:b/>
       <w:sz w:val="24"/>
     </w:rPr>
   </w:style>
-  <w:style w:type="paragraph" w:styleId="8">
+  <w:style w:type="paragraph" w:styleId="Heading7">
     <w:name w:val="heading 7"/>
-    <w:basedOn w:val="1"/>
-    <w:next w:val="1"/>
+    <w:basedOn w:val="Normal"/>
+    <w:next w:val="Normal"/>
     <w:semiHidden/>
     <w:unhideWhenUsed/>
     <w:qFormat/>
-    <w:uiPriority w:val="0"/>
     <w:pPr>
       <w:keepNext/>
       <w:keepLines/>
@@ -8422,14 +8287,13 @@
       <w:sz w:val="24"/>
     </w:rPr>
   </w:style>
-  <w:style w:type="paragraph" w:styleId="9">
+  <w:style w:type="paragraph" w:styleId="Heading8">
     <w:name w:val="heading 8"/>
-    <w:basedOn w:val="1"/>
-    <w:next w:val="1"/>
+    <w:basedOn w:val="Normal"/>
+    <w:next w:val="Normal"/>
     <w:semiHidden/>
     <w:unhideWhenUsed/>
     <w:qFormat/>
-    <w:uiPriority w:val="0"/>
     <w:pPr>
       <w:keepNext/>
       <w:keepLines/>
@@ -8442,18 +8306,17 @@
       <w:outlineLvl w:val="7"/>
     </w:pPr>
     <w:rPr>
-      <w:rFonts w:ascii="Arial" w:hAnsi="Arial" w:eastAsia="黑体"/>
+      <w:rFonts w:ascii="Arial" w:eastAsia="黑体" w:hAnsi="Arial"/>
       <w:sz w:val="24"/>
     </w:rPr>
   </w:style>
-  <w:style w:type="paragraph" w:styleId="10">
+  <w:style w:type="paragraph" w:styleId="Heading9">
     <w:name w:val="heading 9"/>
-    <w:basedOn w:val="1"/>
-    <w:next w:val="1"/>
+    <w:basedOn w:val="Normal"/>
+    <w:next w:val="Normal"/>
     <w:semiHidden/>
     <w:unhideWhenUsed/>
     <w:qFormat/>
-    <w:uiPriority w:val="0"/>
     <w:pPr>
       <w:keepNext/>
       <w:keepLines/>
@@ -8466,21 +8329,19 @@
       <w:outlineLvl w:val="8"/>
     </w:pPr>
     <w:rPr>
-      <w:rFonts w:ascii="Arial" w:hAnsi="Arial" w:eastAsia="黑体"/>
+      <w:rFonts w:ascii="Arial" w:eastAsia="黑体" w:hAnsi="Arial"/>
       <w:sz w:val="21"/>
     </w:rPr>
   </w:style>
-  <w:style w:type="character" w:default="1" w:styleId="22">
+  <w:style w:type="character" w:default="1" w:styleId="DefaultParagraphFont">
     <w:name w:val="Default Paragraph Font"/>
     <w:semiHidden/>
     <w:qFormat/>
-    <w:uiPriority w:val="0"/>
   </w:style>
-  <w:style w:type="table" w:default="1" w:styleId="20">
+  <w:style w:type="table" w:default="1" w:styleId="TableNormal">
     <w:name w:val="Normal Table"/>
     <w:semiHidden/>
     <w:qFormat/>
-    <w:uiPriority w:val="0"/>
     <w:tblPr>
       <w:tblCellMar>
         <w:top w:w="0" w:type="dxa"/>
@@ -8490,43 +8351,39 @@
       </w:tblCellMar>
     </w:tblPr>
   </w:style>
-  <w:style w:type="paragraph" w:styleId="11">
+  <w:style w:type="paragraph" w:styleId="CommentText">
     <w:name w:val="annotation text"/>
-    <w:basedOn w:val="1"/>
+    <w:basedOn w:val="Normal"/>
     <w:qFormat/>
-    <w:uiPriority w:val="0"/>
     <w:pPr>
       <w:jc w:val="left"/>
     </w:pPr>
   </w:style>
-  <w:style w:type="paragraph" w:styleId="12">
+  <w:style w:type="paragraph" w:styleId="BodyText">
     <w:name w:val="Body Text"/>
-    <w:basedOn w:val="1"/>
+    <w:basedOn w:val="Normal"/>
     <w:semiHidden/>
     <w:qFormat/>
-    <w:uiPriority w:val="0"/>
     <w:rPr>
-      <w:rFonts w:ascii="Arial" w:hAnsi="Arial" w:eastAsia="Arial" w:cs="Arial"/>
+      <w:rFonts w:ascii="Arial" w:eastAsia="Arial" w:hAnsi="Arial" w:cs="Arial"/>
       <w:sz w:val="21"/>
       <w:szCs w:val="21"/>
       <w:lang w:val="en-US" w:eastAsia="en-US" w:bidi="ar-SA"/>
     </w:rPr>
   </w:style>
-  <w:style w:type="paragraph" w:styleId="13">
+  <w:style w:type="paragraph" w:styleId="TOC3">
     <w:name w:val="toc 3"/>
-    <w:basedOn w:val="1"/>
-    <w:next w:val="1"/>
+    <w:basedOn w:val="Normal"/>
+    <w:next w:val="Normal"/>
     <w:qFormat/>
-    <w:uiPriority w:val="0"/>
     <w:pPr>
       <w:ind w:left="840" w:leftChars="400"/>
     </w:pPr>
   </w:style>
-  <w:style w:type="paragraph" w:styleId="14">
+  <w:style w:type="paragraph" w:styleId="Footer">
     <w:name w:val="footer"/>
-    <w:basedOn w:val="1"/>
+    <w:basedOn w:val="Normal"/>
     <w:qFormat/>
-    <w:uiPriority w:val="0"/>
     <w:pPr>
       <w:tabs>
         <w:tab w:val="center" w:pos="4153"/>
@@ -8539,17 +8396,16 @@
       <w:sz w:val="18"/>
     </w:rPr>
   </w:style>
-  <w:style w:type="paragraph" w:styleId="15">
+  <w:style w:type="paragraph" w:styleId="Header">
     <w:name w:val="header"/>
-    <w:basedOn w:val="1"/>
+    <w:basedOn w:val="Normal"/>
     <w:qFormat/>
-    <w:uiPriority w:val="0"/>
     <w:pPr>
       <w:pBdr>
-        <w:top w:val="none" w:color="auto" w:sz="0" w:space="0"/>
-        <w:left w:val="none" w:color="auto" w:sz="0" w:space="0"/>
-        <w:bottom w:val="none" w:color="auto" w:sz="0" w:space="0"/>
-        <w:right w:val="none" w:color="auto" w:sz="0" w:space="0"/>
+        <w:top w:val="nil"/>
+        <w:left w:val="nil"/>
+        <w:bottom w:val="nil"/>
+        <w:right w:val="nil"/>
       </w:pBdr>
       <w:tabs>
         <w:tab w:val="center" w:pos="4153"/>
@@ -8564,41 +8420,37 @@
       <w:sz w:val="18"/>
     </w:rPr>
   </w:style>
-  <w:style w:type="paragraph" w:styleId="16">
+  <w:style w:type="paragraph" w:styleId="TOC1">
     <w:name w:val="toc 1"/>
-    <w:basedOn w:val="1"/>
-    <w:next w:val="1"/>
+    <w:basedOn w:val="Normal"/>
+    <w:next w:val="Normal"/>
     <w:qFormat/>
-    <w:uiPriority w:val="0"/>
     <w:rPr>
-      <w:rFonts w:ascii="Arial" w:hAnsi="Arial" w:eastAsia="Microsoft JhengHei"/>
+      <w:rFonts w:ascii="Arial" w:eastAsia="Microsoft JhengHei" w:hAnsi="Arial"/>
       <w:sz w:val="24"/>
     </w:rPr>
   </w:style>
-  <w:style w:type="paragraph" w:styleId="17">
+  <w:style w:type="paragraph" w:styleId="TOC2">
     <w:name w:val="toc 2"/>
-    <w:basedOn w:val="1"/>
-    <w:next w:val="1"/>
+    <w:basedOn w:val="Normal"/>
+    <w:next w:val="Normal"/>
     <w:qFormat/>
-    <w:uiPriority w:val="0"/>
     <w:pPr>
       <w:ind w:left="420" w:leftChars="200"/>
     </w:pPr>
   </w:style>
-  <w:style w:type="paragraph" w:styleId="18">
+  <w:style w:type="paragraph" w:styleId="NormalWeb">
     <w:name w:val="Normal (Web)"/>
-    <w:basedOn w:val="1"/>
+    <w:basedOn w:val="Normal"/>
     <w:qFormat/>
-    <w:uiPriority w:val="0"/>
     <w:rPr>
       <w:sz w:val="24"/>
     </w:rPr>
   </w:style>
-  <w:style w:type="paragraph" w:styleId="19">
+  <w:style w:type="paragraph" w:styleId="Title">
     <w:name w:val="Title"/>
-    <w:basedOn w:val="1"/>
+    <w:basedOn w:val="Normal"/>
     <w:qFormat/>
-    <w:uiPriority w:val="0"/>
     <w:pPr>
       <w:spacing w:before="240" w:beforeLines="0" w:beforeAutospacing="0" w:after="60" w:afterLines="0" w:afterAutospacing="0"/>
       <w:jc w:val="center"/>
@@ -8610,73 +8462,68 @@
       <w:sz w:val="32"/>
     </w:rPr>
   </w:style>
-  <w:style w:type="table" w:styleId="21">
+  <w:style w:type="table" w:styleId="TableGrid">
     <w:name w:val="Table Grid"/>
-    <w:basedOn w:val="20"/>
+    <w:basedOn w:val="TableNormal"/>
     <w:qFormat/>
-    <w:uiPriority w:val="0"/>
     <w:pPr>
       <w:widowControl w:val="0"/>
       <w:jc w:val="both"/>
     </w:pPr>
     <w:tblPr>
       <w:tblBorders>
-        <w:top w:val="single" w:color="auto" w:sz="4" w:space="0"/>
-        <w:left w:val="single" w:color="auto" w:sz="4" w:space="0"/>
-        <w:bottom w:val="single" w:color="auto" w:sz="4" w:space="0"/>
-        <w:right w:val="single" w:color="auto" w:sz="4" w:space="0"/>
-        <w:insideH w:val="single" w:color="auto" w:sz="4" w:space="0"/>
-        <w:insideV w:val="single" w:color="auto" w:sz="4" w:space="0"/>
+        <w:top w:val="single" w:sz="4" w:space="0" w:color="auto"/>
+        <w:left w:val="single" w:sz="4" w:space="0" w:color="auto"/>
+        <w:bottom w:val="single" w:sz="4" w:space="0" w:color="auto"/>
+        <w:right w:val="single" w:sz="4" w:space="0" w:color="auto"/>
+        <w:insideH w:val="single" w:sz="4" w:space="0" w:color="auto"/>
+        <w:insideV w:val="single" w:sz="4" w:space="0" w:color="auto"/>
       </w:tblBorders>
     </w:tblPr>
   </w:style>
-  <w:style w:type="character" w:styleId="23">
+  <w:style w:type="character" w:styleId="Strong">
     <w:name w:val="Strong"/>
-    <w:basedOn w:val="22"/>
+    <w:basedOn w:val="DefaultParagraphFont"/>
     <w:qFormat/>
-    <w:uiPriority w:val="0"/>
     <w:rPr>
       <w:b/>
     </w:rPr>
   </w:style>
-  <w:style w:type="paragraph" w:customStyle="1" w:styleId="24">
+  <w:style w:type="paragraph" w:customStyle="1" w:styleId="a">
     <w:name w:val="柴_公司名"/>
-    <w:basedOn w:val="19"/>
+    <w:basedOn w:val="Title"/>
     <w:qFormat/>
-    <w:uiPriority w:val="0"/>
     <w:pPr>
       <w:spacing w:after="600" w:afterLines="600"/>
     </w:pPr>
     <w:rPr>
-      <w:rFonts w:hint="eastAsia" w:ascii="宋体" w:hAnsi="宋体" w:eastAsia="宋体" w:cs="宋体"/>
+      <w:rFonts w:ascii="宋体" w:eastAsia="宋体" w:hAnsi="宋体" w:cs="宋体" w:hint="eastAsia"/>
       <w:bCs/>
       <w:spacing w:val="-6"/>
       <w:sz w:val="52"/>
       <w:szCs w:val="52"/>
     </w:rPr>
   </w:style>
-  <w:style w:type="paragraph" w:customStyle="1" w:styleId="25">
+  <w:style w:type="paragraph" w:customStyle="1" w:styleId="a0">
     <w:name w:val="柴_文档名"/>
-    <w:basedOn w:val="19"/>
+    <w:basedOn w:val="Title"/>
     <w:qFormat/>
-    <w:uiPriority w:val="0"/>
     <w:pPr>
       <w:spacing w:after="900" w:afterLines="900"/>
     </w:pPr>
     <w:rPr>
-      <w:rFonts w:ascii="黑体" w:hAnsi="黑体" w:eastAsia="黑体" w:cs="黑体"/>
+      <w:rFonts w:ascii="黑体" w:eastAsia="黑体" w:hAnsi="黑体" w:cs="黑体"/>
       <w:bCs/>
       <w:spacing w:val="-7"/>
       <w:sz w:val="52"/>
       <w:szCs w:val="52"/>
     </w:rPr>
   </w:style>
-  <w:style w:type="table" w:customStyle="1" w:styleId="26">
+  <w:style w:type="table" w:customStyle="1" w:styleId="TableNormal0">
     <w:name w:val="Table Normal_0"/>
     <w:semiHidden/>
     <w:unhideWhenUsed/>
     <w:qFormat/>
-    <w:uiPriority w:val="0"/>
     <w:tblPr>
       <w:tblCellMar>
         <w:top w:w="0" w:type="dxa"/>
@@ -8686,87 +8533,81 @@
       </w:tblCellMar>
     </w:tblPr>
   </w:style>
-  <w:style w:type="paragraph" w:customStyle="1" w:styleId="27">
+  <w:style w:type="paragraph" w:customStyle="1" w:styleId="TableText">
     <w:name w:val="Table Text"/>
-    <w:basedOn w:val="1"/>
+    <w:basedOn w:val="Normal"/>
     <w:semiHidden/>
     <w:qFormat/>
-    <w:uiPriority w:val="0"/>
     <w:rPr>
-      <w:rFonts w:ascii="宋体" w:hAnsi="宋体" w:eastAsia="宋体" w:cs="宋体"/>
+      <w:rFonts w:ascii="宋体" w:eastAsia="宋体" w:hAnsi="宋体" w:cs="宋体"/>
       <w:sz w:val="21"/>
       <w:szCs w:val="21"/>
       <w:lang w:val="en-US" w:eastAsia="en-US" w:bidi="ar-SA"/>
     </w:rPr>
   </w:style>
-  <w:style w:type="paragraph" w:customStyle="1" w:styleId="28">
+  <w:style w:type="paragraph" w:customStyle="1" w:styleId="1">
     <w:name w:val="柴_标题1"/>
-    <w:basedOn w:val="2"/>
-    <w:next w:val="29"/>
-    <w:link w:val="38"/>
+    <w:basedOn w:val="Heading1"/>
+    <w:next w:val="a1"/>
+    <w:link w:val="1Char"/>
     <w:qFormat/>
-    <w:uiPriority w:val="0"/>
     <w:pPr>
       <w:spacing w:before="100" w:after="90" w:line="360" w:lineRule="auto"/>
     </w:pPr>
     <w:rPr>
-      <w:rFonts w:ascii="Arial" w:hAnsi="Arial" w:eastAsia="宋体"/>
+      <w:rFonts w:ascii="Arial" w:eastAsia="宋体" w:hAnsi="Arial"/>
       <w:sz w:val="32"/>
     </w:rPr>
   </w:style>
-  <w:style w:type="paragraph" w:customStyle="1" w:styleId="29">
+  <w:style w:type="paragraph" w:customStyle="1" w:styleId="a1">
     <w:name w:val="柴_正文"/>
-    <w:basedOn w:val="12"/>
-    <w:link w:val="42"/>
+    <w:basedOn w:val="BodyText"/>
+    <w:link w:val="Char"/>
     <w:qFormat/>
-    <w:uiPriority w:val="0"/>
     <w:pPr>
       <w:spacing w:line="360" w:lineRule="auto"/>
       <w:ind w:firstLine="470" w:firstLineChars="200"/>
     </w:pPr>
     <w:rPr>
-      <w:rFonts w:ascii="Arial" w:hAnsi="Arial" w:eastAsia="宋体"/>
+      <w:rFonts w:ascii="Arial" w:eastAsia="宋体" w:hAnsi="Arial"/>
       <w:sz w:val="24"/>
       <w:lang w:eastAsia="zh-CN"/>
     </w:rPr>
   </w:style>
-  <w:style w:type="paragraph" w:customStyle="1" w:styleId="30">
+  <w:style w:type="paragraph" w:customStyle="1" w:styleId="2">
     <w:name w:val="柴_标题2"/>
-    <w:basedOn w:val="3"/>
-    <w:next w:val="29"/>
+    <w:basedOn w:val="Heading2"/>
+    <w:next w:val="a1"/>
     <w:qFormat/>
-    <w:uiPriority w:val="0"/>
     <w:pPr>
       <w:spacing w:line="360" w:lineRule="auto"/>
     </w:pPr>
     <w:rPr>
-      <w:rFonts w:ascii="Arial" w:hAnsi="Arial" w:eastAsia="宋体"/>
+      <w:rFonts w:ascii="Arial" w:eastAsia="宋体" w:hAnsi="Arial"/>
       <w:sz w:val="28"/>
     </w:rPr>
   </w:style>
-  <w:style w:type="paragraph" w:customStyle="1" w:styleId="31">
+  <w:style w:type="paragraph" w:customStyle="1" w:styleId="3">
     <w:name w:val="柴_标题3"/>
-    <w:basedOn w:val="4"/>
-    <w:next w:val="29"/>
+    <w:basedOn w:val="Heading3"/>
+    <w:next w:val="a1"/>
     <w:qFormat/>
-    <w:uiPriority w:val="0"/>
     <w:pPr>
       <w:spacing w:line="360" w:lineRule="auto"/>
       <w:ind w:left="0" w:firstLine="472" w:firstLineChars="200"/>
     </w:pPr>
     <w:rPr>
-      <w:rFonts w:ascii="宋体" w:hAnsi="宋体" w:eastAsia="宋体" w:cs="宋体"/>
+      <w:rFonts w:ascii="宋体" w:eastAsia="宋体" w:hAnsi="宋体" w:cs="宋体"/>
       <w:spacing w:val="-2"/>
       <w:sz w:val="24"/>
       <w:szCs w:val="24"/>
     </w:rPr>
   </w:style>
-  <w:style w:type="paragraph" w:customStyle="1" w:styleId="32">
+  <w:style w:type="paragraph" w:customStyle="1" w:styleId="a2">
     <w:name w:val="柴_目录"/>
-    <w:basedOn w:val="1"/>
-    <w:next w:val="12"/>
+    <w:basedOn w:val="Normal"/>
+    <w:next w:val="BodyText"/>
     <w:qFormat/>
-    <w:uiPriority w:val="0"/>
     <w:pPr>
       <w:tabs>
         <w:tab w:val="right" w:leader="dot" w:pos="8442"/>
@@ -8774,64 +8615,59 @@
       <w:ind w:left="0" w:leftChars="0"/>
     </w:pPr>
     <w:rPr>
-      <w:rFonts w:ascii="Arial" w:hAnsi="Arial" w:eastAsia="Microsoft JhengHei"/>
+      <w:rFonts w:ascii="Arial" w:eastAsia="Microsoft JhengHei" w:hAnsi="Arial"/>
       <w:sz w:val="24"/>
     </w:rPr>
   </w:style>
-  <w:style w:type="paragraph" w:customStyle="1" w:styleId="33">
+  <w:style w:type="paragraph" w:customStyle="1" w:styleId="WPSOffice1">
     <w:name w:val="WPSOffice手动目录 1"/>
     <w:qFormat/>
-    <w:uiPriority w:val="0"/>
     <w:pPr>
       <w:ind w:leftChars="0"/>
     </w:pPr>
     <w:rPr>
-      <w:rFonts w:ascii="Times New Roman" w:hAnsi="Times New Roman" w:eastAsia="宋体" w:cs="Times New Roman"/>
+      <w:rFonts w:ascii="Times New Roman" w:eastAsia="宋体" w:hAnsi="Times New Roman" w:cs="Times New Roman"/>
       <w:sz w:val="20"/>
       <w:szCs w:val="20"/>
     </w:rPr>
   </w:style>
-  <w:style w:type="paragraph" w:customStyle="1" w:styleId="34">
+  <w:style w:type="paragraph" w:customStyle="1" w:styleId="WPSOffice2">
     <w:name w:val="WPSOffice手动目录 2"/>
     <w:qFormat/>
-    <w:uiPriority w:val="0"/>
     <w:pPr>
       <w:ind w:leftChars="200"/>
     </w:pPr>
     <w:rPr>
-      <w:rFonts w:ascii="Times New Roman" w:hAnsi="Times New Roman" w:eastAsia="宋体" w:cs="Times New Roman"/>
+      <w:rFonts w:ascii="Times New Roman" w:eastAsia="宋体" w:hAnsi="Times New Roman" w:cs="Times New Roman"/>
       <w:sz w:val="20"/>
       <w:szCs w:val="20"/>
     </w:rPr>
   </w:style>
-  <w:style w:type="paragraph" w:customStyle="1" w:styleId="35">
+  <w:style w:type="paragraph" w:customStyle="1" w:styleId="WPSOffice3">
     <w:name w:val="WPSOffice手动目录 3"/>
     <w:qFormat/>
-    <w:uiPriority w:val="0"/>
     <w:pPr>
       <w:ind w:leftChars="400"/>
     </w:pPr>
     <w:rPr>
-      <w:rFonts w:ascii="Times New Roman" w:hAnsi="Times New Roman" w:eastAsia="宋体" w:cs="Times New Roman"/>
+      <w:rFonts w:ascii="Times New Roman" w:eastAsia="宋体" w:hAnsi="Times New Roman" w:cs="Times New Roman"/>
       <w:sz w:val="20"/>
       <w:szCs w:val="20"/>
     </w:rPr>
   </w:style>
-  <w:style w:type="paragraph" w:customStyle="1" w:styleId="36">
+  <w:style w:type="paragraph" w:customStyle="1" w:styleId="Compact">
     <w:name w:val="Compact"/>
-    <w:basedOn w:val="12"/>
+    <w:basedOn w:val="BodyText"/>
     <w:qFormat/>
-    <w:uiPriority w:val="0"/>
     <w:pPr>
       <w:spacing w:before="36" w:after="36"/>
     </w:pPr>
   </w:style>
-  <w:style w:type="table" w:customStyle="1" w:styleId="37">
+  <w:style w:type="table" w:customStyle="1" w:styleId="Table">
     <w:name w:val="Table"/>
     <w:semiHidden/>
     <w:unhideWhenUsed/>
     <w:qFormat/>
-    <w:uiPriority w:val="0"/>
     <w:tblPr>
       <w:tblCellMar>
         <w:top w:w="0" w:type="dxa"/>
@@ -8843,28 +8679,26 @@
     <w:tblStylePr w:type="firstRow">
       <w:tcPr>
         <w:tcBorders>
-          <w:bottom w:val="single" w:color="auto" w:sz="0" w:space="0"/>
+          <w:bottom w:val="single" w:sz="0" w:space="0" w:color="auto"/>
         </w:tcBorders>
         <w:vAlign w:val="bottom"/>
       </w:tcPr>
     </w:tblStylePr>
   </w:style>
-  <w:style w:type="character" w:customStyle="1" w:styleId="38">
+  <w:style w:type="character" w:customStyle="1" w:styleId="1Char">
     <w:name w:val="柴_标题1 Char"/>
-    <w:link w:val="28"/>
+    <w:link w:val="1"/>
     <w:qFormat/>
-    <w:uiPriority w:val="0"/>
     <w:rPr>
-      <w:rFonts w:ascii="Arial" w:hAnsi="Arial" w:eastAsia="宋体"/>
+      <w:rFonts w:ascii="Arial" w:eastAsia="宋体" w:hAnsi="Arial"/>
       <w:sz w:val="32"/>
     </w:rPr>
   </w:style>
-  <w:style w:type="table" w:customStyle="1" w:styleId="39">
+  <w:style w:type="table" w:customStyle="1" w:styleId="TableNormal1">
     <w:name w:val="Table Normal_1"/>
     <w:semiHidden/>
     <w:unhideWhenUsed/>
     <w:qFormat/>
-    <w:uiPriority w:val="0"/>
     <w:tblPr>
       <w:tblCellMar>
         <w:top w:w="0" w:type="dxa"/>
@@ -8874,11 +8708,10 @@
       </w:tblCellMar>
     </w:tblPr>
   </w:style>
-  <w:style w:type="paragraph" w:customStyle="1" w:styleId="40">
+  <w:style w:type="paragraph" w:customStyle="1" w:styleId="a3">
     <w:name w:val="柴_正文_无缩进"/>
-    <w:basedOn w:val="1"/>
+    <w:basedOn w:val="Normal"/>
     <w:qFormat/>
-    <w:uiPriority w:val="0"/>
     <w:pPr>
       <w:ind w:firstLine="0" w:firstLineChars="0"/>
     </w:pPr>
@@ -8888,31 +8721,29 @@
       <w:lang w:eastAsia="zh-CN"/>
     </w:rPr>
   </w:style>
-  <w:style w:type="paragraph" w:customStyle="1" w:styleId="41">
+  <w:style w:type="paragraph" w:customStyle="1" w:styleId="4">
     <w:name w:val="柴_标题4"/>
-    <w:basedOn w:val="5"/>
-    <w:next w:val="1"/>
+    <w:basedOn w:val="Heading4"/>
+    <w:next w:val="Normal"/>
     <w:qFormat/>
-    <w:uiPriority w:val="0"/>
     <w:pPr>
       <w:widowControl w:val="0"/>
       <w:spacing w:before="160" w:line="360" w:lineRule="auto"/>
-      <w:ind w:left="981" w:leftChars="300" w:hanging="862"/>
+      <w:ind w:left="981" w:hanging="862" w:leftChars="300"/>
     </w:pPr>
     <w:rPr>
-      <w:rFonts w:hint="eastAsia" w:ascii="Calibri" w:hAnsi="Calibri" w:eastAsia="宋体" w:cs="宋体"/>
+      <w:rFonts w:ascii="Calibri" w:eastAsia="宋体" w:hAnsi="Calibri" w:cs="宋体" w:hint="eastAsia"/>
       <w:sz w:val="24"/>
       <w:szCs w:val="24"/>
       <w:lang w:eastAsia="zh-CN" w:bidi="zh-CN"/>
     </w:rPr>
   </w:style>
-  <w:style w:type="character" w:customStyle="1" w:styleId="42">
+  <w:style w:type="character" w:customStyle="1" w:styleId="Char">
     <w:name w:val="柴_正文 Char"/>
-    <w:link w:val="29"/>
+    <w:link w:val="a1"/>
     <w:qFormat/>
-    <w:uiPriority w:val="0"/>
     <w:rPr>
-      <w:rFonts w:ascii="Arial" w:hAnsi="Arial" w:eastAsia="宋体"/>
+      <w:rFonts w:ascii="Arial" w:eastAsia="宋体" w:hAnsi="Arial"/>
       <w:sz w:val="24"/>
       <w:lang w:eastAsia="zh-CN"/>
     </w:rPr>

--- a/6-过程管理/流程制度规范类文件/TXHS-06-09-服务可用性和连续性管理制度.docx
+++ b/6-过程管理/流程制度规范类文件/TXHS-06-09-服务可用性和连续性管理制度.docx
@@ -1367,7 +1367,7 @@
                 <w:szCs w:val="20"/>
                 <w:lang w:val="en-US" w:eastAsia="zh-CN"/>
               </w:rPr>
-              <w:t>强宇涛</w:t>
+              <w:t>程方</w:t>
             </w:r>
           </w:p>
         </w:tc>
@@ -1414,7 +1414,7 @@
                 <w:vertAlign w:val="baseline"/>
                 <w:lang w:val="en-US" w:eastAsia="zh-CN"/>
               </w:rPr>
-              <w:t>陈凯</w:t>
+              <w:t>茅建根</w:t>
             </w:r>
           </w:p>
         </w:tc>
